--- a/5-人员管理/流程制度规范类文件/050106-人员备份管理制度.docx
+++ b/5-人员管理/流程制度规范类文件/050106-人员备份管理制度.docx
@@ -1,7 +1,6 @@
 
 <file path=word/document.xml><?xml version="1.0" encoding="utf-8"?>
-<w:document xmlns:wpc="http://schemas.microsoft.com/office/word/2010/wordprocessingCanvas" xmlns:mc="http://schemas.openxmlformats.org/markup-compatibility/2006" xmlns:o="urn:schemas-microsoft-com:office:office" xmlns:r="http://schemas.openxmlformats.org/officeDocument/2006/relationships" xmlns:m="http://schemas.openxmlformats.org/officeDocument/2006/math" xmlns:v="urn:schemas-microsoft-com:vml" xmlns:wp14="http://schemas.microsoft.com/office/word/2010/wordprocessingDrawing" xmlns:wp="http://schemas.openxmlformats.org/drawingml/2006/wordprocessingDrawing" xmlns:w10="urn:schemas-microsoft-com:office:word" xmlns:w="http://schemas.openxmlformats.org/wordprocessingml/2006/main" xmlns:w14="http://schemas.microsoft.com/office/word/2010/wordml" xmlns:w15="http://schemas.microsoft.com/office/word/2012/wordml" xmlns:wne="http://schemas.microsoft.com/office/word/2006/wordml" xmlns:wpg="http://schemas.microsoft.com/office/word/2010/wordprocessingGroup" xmlns:wpi="http://schemas.microsoft.com/office/word/2010/wordprocessingInk" xmlns:wps="http://schemas.microsoft.com/office/word/2010/wordprocessingShape" mc:Ignorable="w14 w15 wp14">
-  <!-- Generated by Aspose.Words for .NET 13.3.0.1 -->
+<w:document xmlns:wpc="http://schemas.microsoft.com/office/word/2010/wordprocessingCanvas" xmlns:mc="http://schemas.openxmlformats.org/markup-compatibility/2006" xmlns:o="urn:schemas-microsoft-com:office:office" xmlns:r="http://schemas.openxmlformats.org/officeDocument/2006/relationships" xmlns:m="http://schemas.openxmlformats.org/officeDocument/2006/math" xmlns:v="urn:schemas-microsoft-com:vml" xmlns:wp14="http://schemas.microsoft.com/office/word/2010/wordprocessingDrawing" xmlns:wp="http://schemas.openxmlformats.org/drawingml/2006/wordprocessingDrawing" xmlns:w="http://schemas.openxmlformats.org/wordprocessingml/2006/main" xmlns:w14="http://schemas.microsoft.com/office/word/2010/wordml" xmlns:w10="urn:schemas-microsoft-com:office:word" xmlns:w15="http://schemas.microsoft.com/office/word/2012/wordml" xmlns:wpg="http://schemas.microsoft.com/office/word/2010/wordprocessingGroup" xmlns:wpi="http://schemas.microsoft.com/office/word/2010/wordprocessingInk" xmlns:wne="http://schemas.microsoft.com/office/word/2006/wordml" xmlns:wps="http://schemas.microsoft.com/office/word/2010/wordprocessingShape" xmlns:wpsCustomData="http://www.wps.cn/officeDocument/2013/wpsCustomData" mc:Ignorable="w14 w15 wp14">
   <w:body>
     <w:p>
       <w:pPr>
@@ -13,7 +12,7 @@
         <w:spacing w:before="78" w:line="219" w:lineRule="auto"/>
         <w:ind w:left="25"/>
         <w:rPr>
-          <w:rFonts w:ascii="宋体" w:eastAsia="宋体" w:hAnsi="宋体" w:cs="宋体" w:hint="default"/>
+          <w:rFonts w:hint="default" w:ascii="宋体" w:hAnsi="宋体" w:eastAsia="宋体" w:cs="宋体"/>
           <w:sz w:val="24"/>
           <w:szCs w:val="24"/>
           <w:lang w:val="en-US" w:eastAsia="zh-CN"/>
@@ -21,7 +20,7 @@
       </w:pPr>
       <w:r>
         <w:rPr>
-          <w:rFonts w:ascii="宋体" w:eastAsia="宋体" w:hAnsi="宋体" w:cs="宋体"/>
+          <w:rFonts w:ascii="宋体" w:hAnsi="宋体" w:eastAsia="宋体" w:cs="宋体"/>
           <w:b/>
           <w:bCs/>
           <w:spacing w:val="-3"/>
@@ -32,7 +31,7 @@
       </w:r>
       <w:r>
         <w:rPr>
-          <w:rFonts w:ascii="宋体" w:eastAsia="宋体" w:hAnsi="宋体" w:cs="宋体" w:hint="eastAsia"/>
+          <w:rFonts w:hint="eastAsia" w:ascii="宋体" w:hAnsi="宋体" w:eastAsia="宋体" w:cs="宋体"/>
           <w:b/>
           <w:bCs/>
           <w:spacing w:val="-3"/>
@@ -44,7 +43,7 @@
       </w:r>
       <w:r>
         <w:rPr>
-          <w:rFonts w:ascii="宋体" w:eastAsia="宋体" w:hAnsi="宋体" w:cs="宋体"/>
+          <w:rFonts w:ascii="宋体" w:hAnsi="宋体" w:eastAsia="宋体" w:cs="宋体"/>
           <w:b/>
           <w:bCs/>
           <w:spacing w:val="-3"/>
@@ -55,7 +54,7 @@
       </w:r>
       <w:r>
         <w:rPr>
-          <w:rFonts w:ascii="宋体" w:eastAsia="宋体" w:hAnsi="宋体" w:cs="宋体" w:hint="eastAsia"/>
+          <w:rFonts w:hint="eastAsia" w:ascii="宋体" w:hAnsi="宋体" w:eastAsia="宋体" w:cs="宋体"/>
           <w:b/>
           <w:bCs/>
           <w:spacing w:val="-3"/>
@@ -85,14 +84,14 @@
         <w:ind w:left="23"/>
         <w:textAlignment w:val="auto"/>
         <w:rPr>
-          <w:rFonts w:ascii="宋体" w:eastAsia="宋体" w:hAnsi="宋体" w:cs="宋体"/>
+          <w:rFonts w:ascii="宋体" w:hAnsi="宋体" w:eastAsia="宋体" w:cs="宋体"/>
           <w:sz w:val="24"/>
           <w:szCs w:val="24"/>
         </w:rPr>
       </w:pPr>
       <w:r>
         <w:rPr>
-          <w:rFonts w:ascii="宋体" w:eastAsia="宋体" w:hAnsi="宋体" w:cs="宋体"/>
+          <w:rFonts w:ascii="宋体" w:hAnsi="宋体" w:eastAsia="宋体" w:cs="宋体"/>
           <w:b/>
           <w:bCs/>
           <w:spacing w:val="240"/>
@@ -104,7 +103,7 @@
       </w:r>
       <w:r>
         <w:rPr>
-          <w:rFonts w:ascii="宋体" w:eastAsia="宋体" w:hAnsi="宋体" w:cs="宋体"/>
+          <w:rFonts w:ascii="宋体" w:hAnsi="宋体" w:eastAsia="宋体" w:cs="宋体"/>
           <w:b/>
           <w:bCs/>
           <w:spacing w:val="0"/>
@@ -116,7 +115,7 @@
       </w:r>
       <w:r>
         <w:rPr>
-          <w:rFonts w:ascii="宋体" w:eastAsia="宋体" w:hAnsi="宋体" w:cs="宋体"/>
+          <w:rFonts w:ascii="宋体" w:hAnsi="宋体" w:eastAsia="宋体" w:cs="宋体"/>
           <w:b/>
           <w:bCs/>
           <w:spacing w:val="-5"/>
@@ -128,7 +127,7 @@
     </w:p>
     <w:p>
       <w:pPr>
-        <w:pStyle w:val="a"/>
+        <w:pStyle w:val="26"/>
         <w:keepLines w:val="0"/>
         <w:pageBreakBefore w:val="0"/>
         <w:wordWrap/>
@@ -147,7 +146,7 @@
     </w:p>
     <w:p>
       <w:pPr>
-        <w:pStyle w:val="a0"/>
+        <w:pStyle w:val="27"/>
         <w:keepLines w:val="0"/>
         <w:pageBreakBefore w:val="0"/>
         <w:wordWrap/>
@@ -170,17 +169,18 @@
     </w:p>
     <w:tbl>
       <w:tblPr>
-        <w:tblStyle w:val="TableGrid"/>
+        <w:tblStyle w:val="22"/>
         <w:tblW w:w="0" w:type="auto"/>
         <w:tblInd w:w="2443" w:type="dxa"/>
         <w:tblBorders>
-          <w:top w:val="nil"/>
-          <w:left w:val="nil"/>
-          <w:bottom w:val="nil"/>
-          <w:right w:val="nil"/>
-          <w:insideH w:val="nil"/>
-          <w:insideV w:val="nil"/>
+          <w:top w:val="none" w:color="auto" w:sz="0" w:space="0"/>
+          <w:left w:val="none" w:color="auto" w:sz="0" w:space="0"/>
+          <w:bottom w:val="none" w:color="auto" w:sz="0" w:space="0"/>
+          <w:right w:val="none" w:color="auto" w:sz="0" w:space="0"/>
+          <w:insideH w:val="none" w:color="auto" w:sz="0" w:space="0"/>
+          <w:insideV w:val="none" w:color="auto" w:sz="0" w:space="0"/>
         </w:tblBorders>
+        <w:tblLayout w:type="autofit"/>
         <w:tblCellMar>
           <w:top w:w="0" w:type="dxa"/>
           <w:left w:w="108" w:type="dxa"/>
@@ -194,15 +194,127 @@
       </w:tblGrid>
       <w:tr>
         <w:tblPrEx>
-          <w:tblW w:w="0" w:type="auto"/>
-          <w:tblInd w:w="2443" w:type="dxa"/>
           <w:tblBorders>
-            <w:top w:val="nil"/>
-            <w:left w:val="nil"/>
-            <w:bottom w:val="nil"/>
-            <w:right w:val="nil"/>
-            <w:insideH w:val="nil"/>
-            <w:insideV w:val="nil"/>
+            <w:top w:val="none" w:color="auto" w:sz="0" w:space="0"/>
+            <w:left w:val="none" w:color="auto" w:sz="0" w:space="0"/>
+            <w:bottom w:val="none" w:color="auto" w:sz="0" w:space="0"/>
+            <w:right w:val="none" w:color="auto" w:sz="0" w:space="0"/>
+            <w:insideH w:val="none" w:color="auto" w:sz="0" w:space="0"/>
+            <w:insideV w:val="none" w:color="auto" w:sz="0" w:space="0"/>
+          </w:tblBorders>
+        </w:tblPrEx>
+        <w:trPr>
+          <w:trHeight w:val="810" w:hRule="atLeast"/>
+        </w:trPr>
+        <w:tc>
+          <w:tcPr>
+            <w:tcW w:w="1818" w:type="dxa"/>
+            <w:vAlign w:val="top"/>
+          </w:tcPr>
+          <w:p>
+            <w:pPr>
+              <w:keepLines w:val="0"/>
+              <w:pageBreakBefore w:val="0"/>
+              <w:widowControl w:val="0"/>
+              <w:wordWrap/>
+              <w:overflowPunct/>
+              <w:bidi w:val="0"/>
+              <w:rPr>
+                <w:rFonts w:hint="default"/>
+                <w:vertAlign w:val="baseline"/>
+                <w:lang w:val="en-US" w:eastAsia="zh-CN"/>
+              </w:rPr>
+            </w:pPr>
+            <w:r>
+              <w:rPr>
+                <w:rFonts w:hint="eastAsia"/>
+                <w:vertAlign w:val="baseline"/>
+                <w:lang w:val="en-US" w:eastAsia="zh-CN"/>
+              </w:rPr>
+              <w:t>编制人</w:t>
+            </w:r>
+            <w:r>
+              <w:rPr>
+                <w:rFonts w:hint="default" w:asciiTheme="minorAscii" w:hAnsiTheme="minorAscii" w:eastAsiaTheme="minorEastAsia"/>
+                <w:spacing w:val="227"/>
+                <w:sz w:val="21"/>
+                <w:vertAlign w:val="baseline"/>
+                <w:lang w:val="en-US" w:eastAsia="zh-CN"/>
+              </w:rPr>
+              <w:t>:</w:t>
+            </w:r>
+            <w:r>
+              <w:rPr>
+                <w:rFonts w:hint="eastAsia"/>
+                <w:spacing w:val="1"/>
+                <w:w w:val="95"/>
+                <w:kern w:val="0"/>
+                <w:u w:val="single"/>
+                <w:vertAlign w:val="baseline"/>
+                <w:lang w:val="en-US" w:eastAsia="zh-CN"/>
+              </w:rPr>
+              <w:t>严长运</w:t>
+            </w:r>
+          </w:p>
+        </w:tc>
+        <w:tc>
+          <w:tcPr>
+            <w:tcW w:w="4261" w:type="dxa"/>
+            <w:vAlign w:val="top"/>
+          </w:tcPr>
+          <w:p>
+            <w:pPr>
+              <w:keepLines w:val="0"/>
+              <w:pageBreakBefore w:val="0"/>
+              <w:widowControl w:val="0"/>
+              <w:wordWrap/>
+              <w:overflowPunct/>
+              <w:bidi w:val="0"/>
+              <w:rPr>
+                <w:rFonts w:hint="default"/>
+                <w:vertAlign w:val="baseline"/>
+                <w:lang w:val="en-US" w:eastAsia="zh-CN"/>
+              </w:rPr>
+            </w:pPr>
+            <w:r>
+              <w:rPr>
+                <w:rFonts w:hint="eastAsia"/>
+                <w:vertAlign w:val="baseline"/>
+                <w:lang w:val="en-US" w:eastAsia="zh-CN"/>
+              </w:rPr>
+              <w:t>编制时间</w:t>
+            </w:r>
+            <w:r>
+              <w:rPr>
+                <w:rFonts w:hint="eastAsia" w:asciiTheme="minorAscii" w:hAnsiTheme="minorAscii" w:eastAsiaTheme="minorEastAsia"/>
+                <w:spacing w:val="227"/>
+                <w:sz w:val="21"/>
+                <w:vertAlign w:val="baseline"/>
+                <w:lang w:val="en-US" w:eastAsia="zh-CN"/>
+              </w:rPr>
+              <w:t>:</w:t>
+            </w:r>
+            <w:r>
+              <w:rPr>
+                <w:rFonts w:hint="eastAsia"/>
+                <w:u w:val="single"/>
+                <w:vertAlign w:val="baseline"/>
+                <w:lang w:val="en-US" w:eastAsia="zh-CN"/>
+              </w:rPr>
+              <w:t>2025.7.3</w:t>
+            </w:r>
+          </w:p>
+        </w:tc>
+      </w:tr>
+      <w:tr>
+        <w:tblPrEx>
+          <w:tblBorders>
+            <w:top w:val="none" w:color="auto" w:sz="0" w:space="0"/>
+            <w:left w:val="none" w:color="auto" w:sz="0" w:space="0"/>
+            <w:bottom w:val="none" w:color="auto" w:sz="0" w:space="0"/>
+            <w:right w:val="none" w:color="auto" w:sz="0" w:space="0"/>
+            <w:insideH w:val="none" w:color="auto" w:sz="0" w:space="0"/>
+            <w:insideV w:val="none" w:color="auto" w:sz="0" w:space="0"/>
           </w:tblBorders>
           <w:tblCellMar>
             <w:top w:w="0" w:type="dxa"/>
@@ -212,11 +324,13 @@
           </w:tblCellMar>
         </w:tblPrEx>
         <w:trPr>
-          <w:trHeight w:val="810"/>
+          <w:trHeight w:val="810" w:hRule="atLeast"/>
         </w:trPr>
         <w:tc>
           <w:tcPr>
             <w:tcW w:w="1818" w:type="dxa"/>
+            <w:shd w:val="clear" w:color="auto" w:fill="auto"/>
+            <w:vAlign w:val="top"/>
           </w:tcPr>
           <w:p>
             <w:pPr>
@@ -227,9 +341,14 @@
               <w:overflowPunct/>
               <w:bidi w:val="0"/>
               <w:rPr>
-                <w:rFonts w:hint="default"/>
+                <w:rFonts w:hint="eastAsia" w:ascii="Arial" w:hAnsi="Arial" w:eastAsia="Arial" w:cs="Arial"/>
+                <w:snapToGrid w:val="0"/>
+                <w:color w:val="000000"/>
+                <w:kern w:val="0"/>
+                <w:sz w:val="21"/>
+                <w:szCs w:val="21"/>
                 <w:vertAlign w:val="baseline"/>
-                <w:lang w:val="en-US" w:eastAsia="zh-CN"/>
+                <w:lang w:val="en-US" w:eastAsia="zh-CN" w:bidi="ar-SA"/>
               </w:rPr>
             </w:pPr>
             <w:r>
@@ -238,11 +357,11 @@
                 <w:vertAlign w:val="baseline"/>
                 <w:lang w:val="en-US" w:eastAsia="zh-CN"/>
               </w:rPr>
-              <w:t>编制人</w:t>
+              <w:t>审核人</w:t>
             </w:r>
             <w:r>
               <w:rPr>
-                <w:rFonts w:asciiTheme="minorAscii" w:eastAsiaTheme="minorEastAsia" w:hAnsiTheme="minorAscii" w:hint="default"/>
+                <w:rFonts w:hint="default" w:asciiTheme="minorAscii" w:hAnsiTheme="minorAscii" w:eastAsiaTheme="minorEastAsia"/>
                 <w:spacing w:val="227"/>
                 <w:sz w:val="21"/>
                 <w:vertAlign w:val="baseline"/>
@@ -253,20 +372,18 @@
             <w:r>
               <w:rPr>
                 <w:rFonts w:hint="eastAsia"/>
-                <w:spacing w:val="1"/>
-                <w:w w:val="95"/>
-                <w:kern w:val="0"/>
                 <w:u w:val="single"/>
-                <w:vertAlign w:val="baseline"/>
                 <w:lang w:val="en-US" w:eastAsia="zh-CN"/>
               </w:rPr>
-              <w:t>严长运</w:t>
+              <w:t>刘钢要</w:t>
             </w:r>
           </w:p>
         </w:tc>
         <w:tc>
           <w:tcPr>
             <w:tcW w:w="4261" w:type="dxa"/>
+            <w:shd w:val="clear" w:color="auto" w:fill="auto"/>
+            <w:vAlign w:val="top"/>
           </w:tcPr>
           <w:p>
             <w:pPr>
@@ -277,9 +394,14 @@
               <w:overflowPunct/>
               <w:bidi w:val="0"/>
               <w:rPr>
-                <w:rFonts w:hint="default"/>
+                <w:rFonts w:hint="eastAsia" w:ascii="Arial" w:hAnsi="Arial" w:eastAsia="Arial" w:cs="Arial"/>
+                <w:snapToGrid w:val="0"/>
+                <w:color w:val="000000"/>
+                <w:kern w:val="0"/>
+                <w:sz w:val="21"/>
+                <w:szCs w:val="21"/>
                 <w:vertAlign w:val="baseline"/>
-                <w:lang w:val="en-US" w:eastAsia="zh-CN"/>
+                <w:lang w:val="en-US" w:eastAsia="zh-CN" w:bidi="ar-SA"/>
               </w:rPr>
             </w:pPr>
             <w:r>
@@ -292,7 +414,7 @@
             </w:r>
             <w:r>
               <w:rPr>
-                <w:rFonts w:asciiTheme="minorAscii" w:eastAsiaTheme="minorEastAsia" w:hAnsiTheme="minorAscii" w:hint="eastAsia"/>
+                <w:rFonts w:hint="eastAsia" w:asciiTheme="minorAscii" w:hAnsiTheme="minorAscii" w:eastAsiaTheme="minorEastAsia"/>
                 <w:spacing w:val="227"/>
                 <w:sz w:val="21"/>
                 <w:vertAlign w:val="baseline"/>
@@ -314,8 +436,14 @@
       </w:tr>
       <w:tr>
         <w:tblPrEx>
-          <w:tblW w:w="0" w:type="auto"/>
-          <w:tblInd w:w="2443" w:type="dxa"/>
+          <w:tblBorders>
+            <w:top w:val="none" w:color="auto" w:sz="0" w:space="0"/>
+            <w:left w:val="none" w:color="auto" w:sz="0" w:space="0"/>
+            <w:bottom w:val="none" w:color="auto" w:sz="0" w:space="0"/>
+            <w:right w:val="none" w:color="auto" w:sz="0" w:space="0"/>
+            <w:insideH w:val="none" w:color="auto" w:sz="0" w:space="0"/>
+            <w:insideV w:val="none" w:color="auto" w:sz="0" w:space="0"/>
+          </w:tblBorders>
           <w:tblCellMar>
             <w:top w:w="0" w:type="dxa"/>
             <w:left w:w="108" w:type="dxa"/>
@@ -324,12 +452,12 @@
           </w:tblCellMar>
         </w:tblPrEx>
         <w:trPr>
-          <w:trHeight w:val="810"/>
+          <w:trHeight w:val="635" w:hRule="atLeast"/>
         </w:trPr>
         <w:tc>
           <w:tcPr>
             <w:tcW w:w="1818" w:type="dxa"/>
-            <w:shd w:val="clear" w:color="auto" w:fill="auto"/>
+            <w:vAlign w:val="top"/>
           </w:tcPr>
           <w:p>
             <w:pPr>
@@ -340,27 +468,22 @@
               <w:overflowPunct/>
               <w:bidi w:val="0"/>
               <w:rPr>
-                <w:rFonts w:ascii="Arial" w:eastAsia="Arial" w:hAnsi="Arial" w:cs="Arial" w:hint="eastAsia"/>
-                <w:snapToGrid w:val="0"/>
-                <w:color w:val="000000"/>
-                <w:kern w:val="0"/>
-                <w:sz w:val="21"/>
-                <w:szCs w:val="21"/>
-                <w:vertAlign w:val="baseline"/>
-                <w:lang w:val="en-US" w:eastAsia="zh-CN" w:bidi="ar-SA"/>
-              </w:rPr>
-            </w:pPr>
-            <w:r>
-              <w:rPr>
                 <w:rFonts w:hint="eastAsia"/>
                 <w:vertAlign w:val="baseline"/>
                 <w:lang w:val="en-US" w:eastAsia="zh-CN"/>
               </w:rPr>
-              <w:t>审核人</w:t>
+            </w:pPr>
+            <w:r>
+              <w:rPr>
+                <w:rFonts w:hint="eastAsia"/>
+                <w:vertAlign w:val="baseline"/>
+                <w:lang w:val="en-US" w:eastAsia="zh-CN"/>
+              </w:rPr>
+              <w:t>批准人</w:t>
             </w:r>
             <w:r>
               <w:rPr>
-                <w:rFonts w:asciiTheme="minorAscii" w:eastAsiaTheme="minorEastAsia" w:hAnsiTheme="minorAscii" w:hint="default"/>
+                <w:rFonts w:hint="eastAsia" w:asciiTheme="minorAscii" w:hAnsiTheme="minorAscii" w:eastAsiaTheme="minorEastAsia"/>
                 <w:spacing w:val="227"/>
                 <w:sz w:val="21"/>
                 <w:vertAlign w:val="baseline"/>
@@ -371,20 +494,17 @@
             <w:r>
               <w:rPr>
                 <w:rFonts w:hint="eastAsia"/>
-                <w:spacing w:val="90"/>
-                <w:kern w:val="0"/>
                 <w:u w:val="single"/>
-                <w:vertAlign w:val="baseline"/>
                 <w:lang w:val="en-US" w:eastAsia="zh-CN"/>
               </w:rPr>
-              <w:t>严长运</w:t>
+              <w:t>鲁玉锋</w:t>
             </w:r>
           </w:p>
         </w:tc>
         <w:tc>
           <w:tcPr>
             <w:tcW w:w="4261" w:type="dxa"/>
-            <w:shd w:val="clear" w:color="auto" w:fill="auto"/>
+            <w:vAlign w:val="top"/>
           </w:tcPr>
           <w:p>
             <w:pPr>
@@ -395,14 +515,9 @@
               <w:overflowPunct/>
               <w:bidi w:val="0"/>
               <w:rPr>
-                <w:rFonts w:ascii="Arial" w:eastAsia="Arial" w:hAnsi="Arial" w:cs="Arial" w:hint="eastAsia"/>
-                <w:snapToGrid w:val="0"/>
-                <w:color w:val="000000"/>
-                <w:kern w:val="0"/>
-                <w:sz w:val="21"/>
-                <w:szCs w:val="21"/>
+                <w:rFonts w:hint="default"/>
                 <w:vertAlign w:val="baseline"/>
-                <w:lang w:val="en-US" w:eastAsia="zh-CN" w:bidi="ar-SA"/>
+                <w:lang w:val="en-US" w:eastAsia="zh-CN"/>
               </w:rPr>
             </w:pPr>
             <w:r>
@@ -411,119 +526,11 @@
                 <w:vertAlign w:val="baseline"/>
                 <w:lang w:val="en-US" w:eastAsia="zh-CN"/>
               </w:rPr>
-              <w:t>编制时间</w:t>
-            </w:r>
-            <w:r>
-              <w:rPr>
-                <w:rFonts w:asciiTheme="minorAscii" w:eastAsiaTheme="minorEastAsia" w:hAnsiTheme="minorAscii" w:hint="eastAsia"/>
-                <w:spacing w:val="227"/>
-                <w:sz w:val="21"/>
-                <w:vertAlign w:val="baseline"/>
-                <w:lang w:val="en-US" w:eastAsia="zh-CN"/>
-              </w:rPr>
-              <w:t>:</w:t>
-            </w:r>
-            <w:r>
-              <w:rPr>
-                <w:rFonts w:hint="eastAsia"/>
-                <w:u w:val="single"/>
-                <w:vertAlign w:val="baseline"/>
-                <w:lang w:val="en-US" w:eastAsia="zh-CN"/>
-              </w:rPr>
-              <w:t>2025.7.3</w:t>
-            </w:r>
-          </w:p>
-        </w:tc>
-      </w:tr>
-      <w:tr>
-        <w:tblPrEx>
-          <w:tblW w:w="0" w:type="auto"/>
-          <w:tblInd w:w="2443" w:type="dxa"/>
-          <w:tblCellMar>
-            <w:top w:w="0" w:type="dxa"/>
-            <w:left w:w="108" w:type="dxa"/>
-            <w:bottom w:w="0" w:type="dxa"/>
-            <w:right w:w="108" w:type="dxa"/>
-          </w:tblCellMar>
-        </w:tblPrEx>
-        <w:trPr>
-          <w:trHeight w:val="635"/>
-        </w:trPr>
-        <w:tc>
-          <w:tcPr>
-            <w:tcW w:w="1818" w:type="dxa"/>
-          </w:tcPr>
-          <w:p>
-            <w:pPr>
-              <w:keepLines w:val="0"/>
-              <w:pageBreakBefore w:val="0"/>
-              <w:widowControl w:val="0"/>
-              <w:wordWrap/>
-              <w:overflowPunct/>
-              <w:bidi w:val="0"/>
-              <w:rPr>
-                <w:rFonts w:hint="eastAsia"/>
-                <w:vertAlign w:val="baseline"/>
-                <w:lang w:val="en-US" w:eastAsia="zh-CN"/>
-              </w:rPr>
-            </w:pPr>
-            <w:r>
-              <w:rPr>
-                <w:rFonts w:hint="eastAsia"/>
-                <w:vertAlign w:val="baseline"/>
-                <w:lang w:val="en-US" w:eastAsia="zh-CN"/>
-              </w:rPr>
-              <w:t>批准人</w:t>
-            </w:r>
-            <w:r>
-              <w:rPr>
-                <w:rFonts w:asciiTheme="minorAscii" w:eastAsiaTheme="minorEastAsia" w:hAnsiTheme="minorAscii" w:hint="eastAsia"/>
-                <w:spacing w:val="227"/>
-                <w:sz w:val="21"/>
-                <w:vertAlign w:val="baseline"/>
-                <w:lang w:val="en-US" w:eastAsia="zh-CN"/>
-              </w:rPr>
-              <w:t>:</w:t>
-            </w:r>
-            <w:r>
-              <w:rPr>
-                <w:rFonts w:hint="eastAsia"/>
-                <w:u w:val="single"/>
-                <w:lang w:val="en-US" w:eastAsia="zh-CN"/>
-              </w:rPr>
-              <w:t>鲁玉锋</w:t>
-            </w:r>
-          </w:p>
-        </w:tc>
-        <w:tc>
-          <w:tcPr>
-            <w:tcW w:w="4261" w:type="dxa"/>
-          </w:tcPr>
-          <w:p>
-            <w:pPr>
-              <w:keepLines w:val="0"/>
-              <w:pageBreakBefore w:val="0"/>
-              <w:widowControl w:val="0"/>
-              <w:wordWrap/>
-              <w:overflowPunct/>
-              <w:bidi w:val="0"/>
-              <w:rPr>
-                <w:rFonts w:hint="default"/>
-                <w:vertAlign w:val="baseline"/>
-                <w:lang w:val="en-US" w:eastAsia="zh-CN"/>
-              </w:rPr>
-            </w:pPr>
-            <w:r>
-              <w:rPr>
-                <w:rFonts w:hint="eastAsia"/>
-                <w:vertAlign w:val="baseline"/>
-                <w:lang w:val="en-US" w:eastAsia="zh-CN"/>
-              </w:rPr>
               <w:t>审批时间</w:t>
             </w:r>
             <w:r>
               <w:rPr>
-                <w:rFonts w:asciiTheme="minorAscii" w:eastAsiaTheme="minorEastAsia" w:hAnsiTheme="minorAscii" w:hint="eastAsia"/>
+                <w:rFonts w:hint="eastAsia" w:asciiTheme="minorAscii" w:hAnsiTheme="minorAscii" w:eastAsiaTheme="minorEastAsia"/>
                 <w:spacing w:val="227"/>
                 <w:sz w:val="21"/>
                 <w:vertAlign w:val="baseline"/>
@@ -566,14 +573,14 @@
         <w:spacing w:before="153" w:line="225" w:lineRule="auto"/>
         <w:ind w:left="3634"/>
         <w:rPr>
-          <w:rFonts w:ascii="宋体" w:eastAsia="宋体" w:hAnsi="宋体" w:cs="宋体"/>
+          <w:rFonts w:ascii="宋体" w:hAnsi="宋体" w:eastAsia="宋体" w:cs="宋体"/>
           <w:sz w:val="31"/>
           <w:szCs w:val="31"/>
         </w:rPr>
       </w:pPr>
       <w:r>
         <w:rPr>
-          <w:rFonts w:ascii="宋体" w:eastAsia="宋体" w:hAnsi="宋体" w:cs="宋体"/>
+          <w:rFonts w:ascii="宋体" w:hAnsi="宋体" w:eastAsia="宋体" w:cs="宋体"/>
           <w:b/>
           <w:bCs/>
           <w:spacing w:val="4"/>
@@ -585,16 +592,16 @@
     </w:p>
     <w:tbl>
       <w:tblPr>
-        <w:tblStyle w:val="TableNormal0"/>
+        <w:tblStyle w:val="28"/>
         <w:tblW w:w="8301" w:type="dxa"/>
         <w:tblInd w:w="2" w:type="dxa"/>
         <w:tblBorders>
-          <w:top w:val="single" w:sz="2" w:space="0" w:color="000000"/>
-          <w:left w:val="single" w:sz="2" w:space="0" w:color="000000"/>
-          <w:bottom w:val="single" w:sz="2" w:space="0" w:color="000000"/>
-          <w:right w:val="single" w:sz="2" w:space="0" w:color="000000"/>
-          <w:insideH w:val="single" w:sz="2" w:space="0" w:color="000000"/>
-          <w:insideV w:val="single" w:sz="2" w:space="0" w:color="000000"/>
+          <w:top w:val="single" w:color="000000" w:sz="2" w:space="0"/>
+          <w:left w:val="single" w:color="000000" w:sz="2" w:space="0"/>
+          <w:bottom w:val="single" w:color="000000" w:sz="2" w:space="0"/>
+          <w:right w:val="single" w:color="000000" w:sz="2" w:space="0"/>
+          <w:insideH w:val="single" w:color="000000" w:sz="2" w:space="0"/>
+          <w:insideV w:val="single" w:color="000000" w:sz="2" w:space="0"/>
         </w:tblBorders>
         <w:tblLayout w:type="fixed"/>
         <w:tblCellMar>
@@ -614,17 +621,14 @@
       </w:tblGrid>
       <w:tr>
         <w:tblPrEx>
-          <w:tblW w:w="8301" w:type="dxa"/>
-          <w:tblInd w:w="2" w:type="dxa"/>
           <w:tblBorders>
-            <w:top w:val="single" w:sz="2" w:space="0" w:color="000000"/>
-            <w:left w:val="single" w:sz="2" w:space="0" w:color="000000"/>
-            <w:bottom w:val="single" w:sz="2" w:space="0" w:color="000000"/>
-            <w:right w:val="single" w:sz="2" w:space="0" w:color="000000"/>
-            <w:insideH w:val="single" w:sz="2" w:space="0" w:color="000000"/>
-            <w:insideV w:val="single" w:sz="2" w:space="0" w:color="000000"/>
+            <w:top w:val="single" w:color="000000" w:sz="2" w:space="0"/>
+            <w:left w:val="single" w:color="000000" w:sz="2" w:space="0"/>
+            <w:bottom w:val="single" w:color="000000" w:sz="2" w:space="0"/>
+            <w:right w:val="single" w:color="000000" w:sz="2" w:space="0"/>
+            <w:insideH w:val="single" w:color="000000" w:sz="2" w:space="0"/>
+            <w:insideV w:val="single" w:color="000000" w:sz="2" w:space="0"/>
           </w:tblBorders>
-          <w:tblLayout w:type="fixed"/>
           <w:tblCellMar>
             <w:top w:w="0" w:type="dxa"/>
             <w:left w:w="0" w:type="dxa"/>
@@ -633,7 +637,7 @@
           </w:tblCellMar>
         </w:tblPrEx>
         <w:trPr>
-          <w:trHeight w:val="593"/>
+          <w:trHeight w:val="593" w:hRule="atLeast"/>
         </w:trPr>
         <w:tc>
           <w:tcPr>
@@ -649,14 +653,14 @@
               <w:spacing w:before="176" w:line="228" w:lineRule="auto"/>
               <w:ind w:left="607"/>
               <w:rPr>
-                <w:rFonts w:ascii="宋体" w:eastAsia="宋体" w:hAnsi="宋体" w:cs="宋体"/>
+                <w:rFonts w:ascii="宋体" w:hAnsi="宋体" w:eastAsia="宋体" w:cs="宋体"/>
                 <w:sz w:val="20"/>
                 <w:szCs w:val="20"/>
               </w:rPr>
             </w:pPr>
             <w:r>
               <w:rPr>
-                <w:rFonts w:ascii="宋体" w:eastAsia="宋体" w:hAnsi="宋体" w:cs="宋体"/>
+                <w:rFonts w:ascii="宋体" w:hAnsi="宋体" w:eastAsia="宋体" w:cs="宋体"/>
                 <w:spacing w:val="-14"/>
                 <w:sz w:val="20"/>
                 <w:szCs w:val="20"/>
@@ -679,14 +683,14 @@
               <w:spacing w:before="175" w:line="227" w:lineRule="auto"/>
               <w:ind w:left="253"/>
               <w:rPr>
-                <w:rFonts w:ascii="宋体" w:eastAsia="宋体" w:hAnsi="宋体" w:cs="宋体"/>
+                <w:rFonts w:ascii="宋体" w:hAnsi="宋体" w:eastAsia="宋体" w:cs="宋体"/>
                 <w:sz w:val="20"/>
                 <w:szCs w:val="20"/>
               </w:rPr>
             </w:pPr>
             <w:r>
               <w:rPr>
-                <w:rFonts w:ascii="宋体" w:eastAsia="宋体" w:hAnsi="宋体" w:cs="宋体"/>
+                <w:rFonts w:ascii="宋体" w:hAnsi="宋体" w:eastAsia="宋体" w:cs="宋体"/>
                 <w:spacing w:val="4"/>
                 <w:sz w:val="20"/>
                 <w:szCs w:val="20"/>
@@ -709,14 +713,14 @@
               <w:spacing w:before="175" w:line="228" w:lineRule="auto"/>
               <w:ind w:left="730"/>
               <w:rPr>
-                <w:rFonts w:ascii="宋体" w:eastAsia="宋体" w:hAnsi="宋体" w:cs="宋体"/>
+                <w:rFonts w:ascii="宋体" w:hAnsi="宋体" w:eastAsia="宋体" w:cs="宋体"/>
                 <w:sz w:val="20"/>
                 <w:szCs w:val="20"/>
               </w:rPr>
             </w:pPr>
             <w:r>
               <w:rPr>
-                <w:rFonts w:ascii="宋体" w:eastAsia="宋体" w:hAnsi="宋体" w:cs="宋体"/>
+                <w:rFonts w:ascii="宋体" w:hAnsi="宋体" w:eastAsia="宋体" w:cs="宋体"/>
                 <w:spacing w:val="7"/>
                 <w:sz w:val="20"/>
                 <w:szCs w:val="20"/>
@@ -739,14 +743,14 @@
               <w:spacing w:before="175" w:line="228" w:lineRule="auto"/>
               <w:ind w:left="310"/>
               <w:rPr>
-                <w:rFonts w:ascii="宋体" w:eastAsia="宋体" w:hAnsi="宋体" w:cs="宋体"/>
+                <w:rFonts w:ascii="宋体" w:hAnsi="宋体" w:eastAsia="宋体" w:cs="宋体"/>
                 <w:sz w:val="20"/>
                 <w:szCs w:val="20"/>
               </w:rPr>
             </w:pPr>
             <w:r>
               <w:rPr>
-                <w:rFonts w:ascii="宋体" w:eastAsia="宋体" w:hAnsi="宋体" w:cs="宋体"/>
+                <w:rFonts w:ascii="宋体" w:hAnsi="宋体" w:eastAsia="宋体" w:cs="宋体"/>
                 <w:spacing w:val="6"/>
                 <w:sz w:val="20"/>
                 <w:szCs w:val="20"/>
@@ -769,7 +773,7 @@
               <w:spacing w:before="175" w:line="228" w:lineRule="auto"/>
               <w:ind w:left="310"/>
               <w:rPr>
-                <w:rFonts w:ascii="宋体" w:eastAsia="宋体" w:hAnsi="宋体" w:cs="宋体" w:hint="eastAsia"/>
+                <w:rFonts w:hint="eastAsia" w:ascii="宋体" w:hAnsi="宋体" w:eastAsia="宋体" w:cs="宋体"/>
                 <w:spacing w:val="6"/>
                 <w:sz w:val="20"/>
                 <w:szCs w:val="20"/>
@@ -778,7 +782,7 @@
             </w:pPr>
             <w:r>
               <w:rPr>
-                <w:rFonts w:ascii="宋体" w:eastAsia="宋体" w:hAnsi="宋体" w:cs="宋体" w:hint="eastAsia"/>
+                <w:rFonts w:hint="eastAsia" w:ascii="宋体" w:hAnsi="宋体" w:eastAsia="宋体" w:cs="宋体"/>
                 <w:spacing w:val="6"/>
                 <w:sz w:val="20"/>
                 <w:szCs w:val="20"/>
@@ -802,14 +806,14 @@
               <w:spacing w:before="176" w:line="229" w:lineRule="auto"/>
               <w:ind w:left="311"/>
               <w:rPr>
-                <w:rFonts w:ascii="宋体" w:eastAsia="宋体" w:hAnsi="宋体" w:cs="宋体"/>
+                <w:rFonts w:ascii="宋体" w:hAnsi="宋体" w:eastAsia="宋体" w:cs="宋体"/>
                 <w:sz w:val="20"/>
                 <w:szCs w:val="20"/>
               </w:rPr>
             </w:pPr>
             <w:r>
               <w:rPr>
-                <w:rFonts w:ascii="宋体" w:eastAsia="宋体" w:hAnsi="宋体" w:cs="宋体"/>
+                <w:rFonts w:ascii="宋体" w:hAnsi="宋体" w:eastAsia="宋体" w:cs="宋体"/>
                 <w:spacing w:val="7"/>
                 <w:sz w:val="20"/>
                 <w:szCs w:val="20"/>
@@ -821,9 +825,14 @@
       </w:tr>
       <w:tr>
         <w:tblPrEx>
-          <w:tblW w:w="8301" w:type="dxa"/>
-          <w:tblInd w:w="2" w:type="dxa"/>
-          <w:tblLayout w:type="fixed"/>
+          <w:tblBorders>
+            <w:top w:val="single" w:color="000000" w:sz="2" w:space="0"/>
+            <w:left w:val="single" w:color="000000" w:sz="2" w:space="0"/>
+            <w:bottom w:val="single" w:color="000000" w:sz="2" w:space="0"/>
+            <w:right w:val="single" w:color="000000" w:sz="2" w:space="0"/>
+            <w:insideH w:val="single" w:color="000000" w:sz="2" w:space="0"/>
+            <w:insideV w:val="single" w:color="000000" w:sz="2" w:space="0"/>
+          </w:tblBorders>
           <w:tblCellMar>
             <w:top w:w="0" w:type="dxa"/>
             <w:left w:w="0" w:type="dxa"/>
@@ -832,7 +841,7 @@
           </w:tblCellMar>
         </w:tblPrEx>
         <w:trPr>
-          <w:trHeight w:val="556"/>
+          <w:trHeight w:val="556" w:hRule="atLeast"/>
         </w:trPr>
         <w:tc>
           <w:tcPr>
@@ -848,14 +857,14 @@
               <w:spacing w:before="173" w:line="267" w:lineRule="exact"/>
               <w:ind w:left="260"/>
               <w:rPr>
-                <w:rFonts w:ascii="宋体" w:eastAsia="宋体" w:hAnsi="宋体" w:cs="宋体"/>
+                <w:rFonts w:ascii="宋体" w:hAnsi="宋体" w:eastAsia="宋体" w:cs="宋体"/>
                 <w:sz w:val="20"/>
                 <w:szCs w:val="20"/>
               </w:rPr>
             </w:pPr>
             <w:r>
               <w:rPr>
-                <w:rFonts w:ascii="宋体" w:eastAsia="宋体" w:hAnsi="宋体" w:cs="宋体"/>
+                <w:rFonts w:ascii="宋体" w:hAnsi="宋体" w:eastAsia="宋体" w:cs="宋体"/>
                 <w:spacing w:val="3"/>
                 <w:position w:val="1"/>
                 <w:sz w:val="20"/>
@@ -879,14 +888,14 @@
               <w:spacing w:before="173" w:line="267" w:lineRule="exact"/>
               <w:ind w:left="248"/>
               <w:rPr>
-                <w:rFonts w:ascii="宋体" w:eastAsia="宋体" w:hAnsi="宋体" w:cs="宋体"/>
+                <w:rFonts w:ascii="宋体" w:hAnsi="宋体" w:eastAsia="宋体" w:cs="宋体"/>
                 <w:sz w:val="20"/>
                 <w:szCs w:val="20"/>
               </w:rPr>
             </w:pPr>
             <w:r>
               <w:rPr>
-                <w:rFonts w:ascii="宋体" w:eastAsia="宋体" w:hAnsi="宋体" w:cs="宋体"/>
+                <w:rFonts w:ascii="宋体" w:hAnsi="宋体" w:eastAsia="宋体" w:cs="宋体"/>
                 <w:spacing w:val="4"/>
                 <w:position w:val="1"/>
                 <w:sz w:val="20"/>
@@ -911,14 +920,14 @@
               <w:ind w:left="114"/>
               <w:jc w:val="center"/>
               <w:rPr>
-                <w:rFonts w:ascii="宋体" w:eastAsia="宋体" w:hAnsi="宋体" w:cs="宋体"/>
+                <w:rFonts w:ascii="宋体" w:hAnsi="宋体" w:eastAsia="宋体" w:cs="宋体"/>
                 <w:sz w:val="20"/>
                 <w:szCs w:val="20"/>
               </w:rPr>
             </w:pPr>
             <w:r>
               <w:rPr>
-                <w:rFonts w:ascii="宋体" w:eastAsia="宋体" w:hAnsi="宋体" w:cs="宋体"/>
+                <w:rFonts w:ascii="宋体" w:hAnsi="宋体" w:eastAsia="宋体" w:cs="宋体"/>
                 <w:spacing w:val="7"/>
                 <w:sz w:val="20"/>
                 <w:szCs w:val="20"/>
@@ -941,14 +950,14 @@
               <w:spacing w:before="172" w:line="228" w:lineRule="auto"/>
               <w:ind w:left="313"/>
               <w:rPr>
-                <w:rFonts w:ascii="宋体" w:eastAsia="宋体" w:hAnsi="宋体" w:cs="宋体"/>
+                <w:rFonts w:ascii="宋体" w:hAnsi="宋体" w:eastAsia="宋体" w:cs="宋体"/>
                 <w:sz w:val="20"/>
                 <w:szCs w:val="20"/>
               </w:rPr>
             </w:pPr>
             <w:r>
               <w:rPr>
-                <w:rFonts w:ascii="宋体" w:eastAsia="宋体" w:hAnsi="宋体" w:cs="宋体" w:hint="eastAsia"/>
+                <w:rFonts w:hint="eastAsia" w:ascii="宋体" w:hAnsi="宋体" w:eastAsia="宋体" w:cs="宋体"/>
                 <w:spacing w:val="0"/>
                 <w:kern w:val="0"/>
                 <w:sz w:val="20"/>
@@ -973,7 +982,7 @@
               <w:spacing w:before="172" w:line="228" w:lineRule="auto"/>
               <w:ind w:left="313"/>
               <w:rPr>
-                <w:rFonts w:ascii="宋体" w:eastAsia="宋体" w:hAnsi="宋体" w:cs="宋体" w:hint="eastAsia"/>
+                <w:rFonts w:hint="eastAsia" w:ascii="宋体" w:hAnsi="宋体" w:eastAsia="宋体" w:cs="宋体"/>
                 <w:spacing w:val="5"/>
                 <w:sz w:val="20"/>
                 <w:szCs w:val="20"/>
@@ -981,15 +990,13 @@
             </w:pPr>
             <w:r>
               <w:rPr>
-                <w:rFonts w:ascii="宋体" w:eastAsia="宋体" w:hAnsi="宋体" w:cs="宋体" w:hint="eastAsia"/>
-                <w:spacing w:val="100"/>
-                <w:kern w:val="0"/>
-                <w:sz w:val="20"/>
-                <w:szCs w:val="20"/>
+                <w:rFonts w:hint="eastAsia"/>
                 <w:lang w:val="en-US" w:eastAsia="zh-CN"/>
               </w:rPr>
-              <w:t>严长运</w:t>
+              <w:t>刘钢要</w:t>
             </w:r>
+            <w:bookmarkStart w:id="25" w:name="_GoBack"/>
+            <w:bookmarkEnd w:id="25"/>
           </w:p>
         </w:tc>
         <w:tc>
@@ -1006,14 +1013,14 @@
               <w:spacing w:before="173" w:line="229" w:lineRule="auto"/>
               <w:ind w:left="314"/>
               <w:rPr>
-                <w:rFonts w:ascii="宋体" w:eastAsia="宋体" w:hAnsi="宋体" w:cs="宋体"/>
+                <w:rFonts w:ascii="宋体" w:hAnsi="宋体" w:eastAsia="宋体" w:cs="宋体"/>
                 <w:sz w:val="20"/>
                 <w:szCs w:val="20"/>
               </w:rPr>
             </w:pPr>
             <w:r>
               <w:rPr>
-                <w:rFonts w:ascii="宋体" w:eastAsia="宋体" w:hAnsi="宋体" w:cs="宋体" w:hint="eastAsia"/>
+                <w:rFonts w:hint="eastAsia" w:ascii="宋体" w:hAnsi="宋体" w:eastAsia="宋体" w:cs="宋体"/>
                 <w:spacing w:val="6"/>
                 <w:sz w:val="20"/>
                 <w:szCs w:val="20"/>
@@ -1026,9 +1033,14 @@
       </w:tr>
       <w:tr>
         <w:tblPrEx>
-          <w:tblW w:w="8301" w:type="dxa"/>
-          <w:tblInd w:w="2" w:type="dxa"/>
-          <w:tblLayout w:type="fixed"/>
+          <w:tblBorders>
+            <w:top w:val="single" w:color="000000" w:sz="2" w:space="0"/>
+            <w:left w:val="single" w:color="000000" w:sz="2" w:space="0"/>
+            <w:bottom w:val="single" w:color="000000" w:sz="2" w:space="0"/>
+            <w:right w:val="single" w:color="000000" w:sz="2" w:space="0"/>
+            <w:insideH w:val="single" w:color="000000" w:sz="2" w:space="0"/>
+            <w:insideV w:val="single" w:color="000000" w:sz="2" w:space="0"/>
+          </w:tblBorders>
           <w:tblCellMar>
             <w:top w:w="0" w:type="dxa"/>
             <w:left w:w="0" w:type="dxa"/>
@@ -1037,7 +1049,7 @@
           </w:tblCellMar>
         </w:tblPrEx>
         <w:trPr>
-          <w:trHeight w:val="556"/>
+          <w:trHeight w:val="556" w:hRule="atLeast"/>
         </w:trPr>
         <w:tc>
           <w:tcPr>
@@ -1045,7 +1057,7 @@
           </w:tcPr>
           <w:p>
             <w:pPr>
-              <w:pStyle w:val="TableText"/>
+              <w:pStyle w:val="29"/>
               <w:keepLines w:val="0"/>
               <w:pageBreakBefore w:val="0"/>
               <w:wordWrap/>
@@ -1060,7 +1072,7 @@
           </w:tcPr>
           <w:p>
             <w:pPr>
-              <w:pStyle w:val="TableText"/>
+              <w:pStyle w:val="29"/>
               <w:keepLines w:val="0"/>
               <w:pageBreakBefore w:val="0"/>
               <w:wordWrap/>
@@ -1075,7 +1087,7 @@
           </w:tcPr>
           <w:p>
             <w:pPr>
-              <w:pStyle w:val="TableText"/>
+              <w:pStyle w:val="29"/>
               <w:keepLines w:val="0"/>
               <w:pageBreakBefore w:val="0"/>
               <w:wordWrap/>
@@ -1122,7 +1134,7 @@
           </w:tcPr>
           <w:p>
             <w:pPr>
-              <w:pStyle w:val="TableText"/>
+              <w:pStyle w:val="29"/>
               <w:keepLines w:val="0"/>
               <w:pageBreakBefore w:val="0"/>
               <w:wordWrap/>
@@ -1134,9 +1146,14 @@
       </w:tr>
       <w:tr>
         <w:tblPrEx>
-          <w:tblW w:w="8301" w:type="dxa"/>
-          <w:tblInd w:w="2" w:type="dxa"/>
-          <w:tblLayout w:type="fixed"/>
+          <w:tblBorders>
+            <w:top w:val="single" w:color="000000" w:sz="2" w:space="0"/>
+            <w:left w:val="single" w:color="000000" w:sz="2" w:space="0"/>
+            <w:bottom w:val="single" w:color="000000" w:sz="2" w:space="0"/>
+            <w:right w:val="single" w:color="000000" w:sz="2" w:space="0"/>
+            <w:insideH w:val="single" w:color="000000" w:sz="2" w:space="0"/>
+            <w:insideV w:val="single" w:color="000000" w:sz="2" w:space="0"/>
+          </w:tblBorders>
           <w:tblCellMar>
             <w:top w:w="0" w:type="dxa"/>
             <w:left w:w="0" w:type="dxa"/>
@@ -1145,7 +1162,7 @@
           </w:tblCellMar>
         </w:tblPrEx>
         <w:trPr>
-          <w:trHeight w:val="556"/>
+          <w:trHeight w:val="556" w:hRule="atLeast"/>
         </w:trPr>
         <w:tc>
           <w:tcPr>
@@ -1153,7 +1170,7 @@
           </w:tcPr>
           <w:p>
             <w:pPr>
-              <w:pStyle w:val="TableText"/>
+              <w:pStyle w:val="29"/>
               <w:keepLines w:val="0"/>
               <w:pageBreakBefore w:val="0"/>
               <w:wordWrap/>
@@ -1168,7 +1185,7 @@
           </w:tcPr>
           <w:p>
             <w:pPr>
-              <w:pStyle w:val="TableText"/>
+              <w:pStyle w:val="29"/>
               <w:keepLines w:val="0"/>
               <w:pageBreakBefore w:val="0"/>
               <w:wordWrap/>
@@ -1183,7 +1200,7 @@
           </w:tcPr>
           <w:p>
             <w:pPr>
-              <w:pStyle w:val="TableText"/>
+              <w:pStyle w:val="29"/>
               <w:keepLines w:val="0"/>
               <w:pageBreakBefore w:val="0"/>
               <w:wordWrap/>
@@ -1230,7 +1247,7 @@
           </w:tcPr>
           <w:p>
             <w:pPr>
-              <w:pStyle w:val="TableText"/>
+              <w:pStyle w:val="29"/>
               <w:keepLines w:val="0"/>
               <w:pageBreakBefore w:val="0"/>
               <w:wordWrap/>
@@ -1242,18 +1259,17 @@
       </w:tr>
       <w:tr>
         <w:tblPrEx>
-          <w:tblW w:w="8301" w:type="dxa"/>
-          <w:tblInd w:w="2" w:type="dxa"/>
-          <w:tblLayout w:type="fixed"/>
-          <w:tblCellMar>
-            <w:top w:w="0" w:type="dxa"/>
-            <w:left w:w="0" w:type="dxa"/>
-            <w:bottom w:w="0" w:type="dxa"/>
-            <w:right w:w="0" w:type="dxa"/>
-          </w:tblCellMar>
+          <w:tblBorders>
+            <w:top w:val="single" w:color="000000" w:sz="2" w:space="0"/>
+            <w:left w:val="single" w:color="000000" w:sz="2" w:space="0"/>
+            <w:bottom w:val="single" w:color="000000" w:sz="2" w:space="0"/>
+            <w:right w:val="single" w:color="000000" w:sz="2" w:space="0"/>
+            <w:insideH w:val="single" w:color="000000" w:sz="2" w:space="0"/>
+            <w:insideV w:val="single" w:color="000000" w:sz="2" w:space="0"/>
+          </w:tblBorders>
         </w:tblPrEx>
         <w:trPr>
-          <w:trHeight w:val="557"/>
+          <w:trHeight w:val="557" w:hRule="atLeast"/>
         </w:trPr>
         <w:tc>
           <w:tcPr>
@@ -1261,7 +1277,7 @@
           </w:tcPr>
           <w:p>
             <w:pPr>
-              <w:pStyle w:val="TableText"/>
+              <w:pStyle w:val="29"/>
               <w:keepLines w:val="0"/>
               <w:pageBreakBefore w:val="0"/>
               <w:wordWrap/>
@@ -1276,7 +1292,7 @@
           </w:tcPr>
           <w:p>
             <w:pPr>
-              <w:pStyle w:val="TableText"/>
+              <w:pStyle w:val="29"/>
               <w:keepLines w:val="0"/>
               <w:pageBreakBefore w:val="0"/>
               <w:wordWrap/>
@@ -1291,7 +1307,7 @@
           </w:tcPr>
           <w:p>
             <w:pPr>
-              <w:pStyle w:val="TableText"/>
+              <w:pStyle w:val="29"/>
               <w:keepLines w:val="0"/>
               <w:pageBreakBefore w:val="0"/>
               <w:wordWrap/>
@@ -1306,7 +1322,7 @@
           </w:tcPr>
           <w:p>
             <w:pPr>
-              <w:pStyle w:val="TableText"/>
+              <w:pStyle w:val="29"/>
               <w:keepLines w:val="0"/>
               <w:pageBreakBefore w:val="0"/>
               <w:wordWrap/>
@@ -1321,7 +1337,7 @@
           </w:tcPr>
           <w:p>
             <w:pPr>
-              <w:pStyle w:val="TableText"/>
+              <w:pStyle w:val="29"/>
               <w:keepLines w:val="0"/>
               <w:pageBreakBefore w:val="0"/>
               <w:wordWrap/>
@@ -1336,7 +1352,7 @@
           </w:tcPr>
           <w:p>
             <w:pPr>
-              <w:pStyle w:val="TableText"/>
+              <w:pStyle w:val="29"/>
               <w:keepLines w:val="0"/>
               <w:pageBreakBefore w:val="0"/>
               <w:wordWrap/>
@@ -1348,9 +1364,14 @@
       </w:tr>
       <w:tr>
         <w:tblPrEx>
-          <w:tblW w:w="8301" w:type="dxa"/>
-          <w:tblInd w:w="2" w:type="dxa"/>
-          <w:tblLayout w:type="fixed"/>
+          <w:tblBorders>
+            <w:top w:val="single" w:color="000000" w:sz="2" w:space="0"/>
+            <w:left w:val="single" w:color="000000" w:sz="2" w:space="0"/>
+            <w:bottom w:val="single" w:color="000000" w:sz="2" w:space="0"/>
+            <w:right w:val="single" w:color="000000" w:sz="2" w:space="0"/>
+            <w:insideH w:val="single" w:color="000000" w:sz="2" w:space="0"/>
+            <w:insideV w:val="single" w:color="000000" w:sz="2" w:space="0"/>
+          </w:tblBorders>
           <w:tblCellMar>
             <w:top w:w="0" w:type="dxa"/>
             <w:left w:w="0" w:type="dxa"/>
@@ -1359,7 +1380,7 @@
           </w:tblCellMar>
         </w:tblPrEx>
         <w:trPr>
-          <w:trHeight w:val="556"/>
+          <w:trHeight w:val="556" w:hRule="atLeast"/>
         </w:trPr>
         <w:tc>
           <w:tcPr>
@@ -1367,7 +1388,7 @@
           </w:tcPr>
           <w:p>
             <w:pPr>
-              <w:pStyle w:val="TableText"/>
+              <w:pStyle w:val="29"/>
               <w:keepLines w:val="0"/>
               <w:pageBreakBefore w:val="0"/>
               <w:wordWrap/>
@@ -1382,7 +1403,7 @@
           </w:tcPr>
           <w:p>
             <w:pPr>
-              <w:pStyle w:val="TableText"/>
+              <w:pStyle w:val="29"/>
               <w:keepLines w:val="0"/>
               <w:pageBreakBefore w:val="0"/>
               <w:wordWrap/>
@@ -1397,7 +1418,7 @@
           </w:tcPr>
           <w:p>
             <w:pPr>
-              <w:pStyle w:val="TableText"/>
+              <w:pStyle w:val="29"/>
               <w:keepLines w:val="0"/>
               <w:pageBreakBefore w:val="0"/>
               <w:wordWrap/>
@@ -1412,7 +1433,7 @@
           </w:tcPr>
           <w:p>
             <w:pPr>
-              <w:pStyle w:val="TableText"/>
+              <w:pStyle w:val="29"/>
               <w:keepLines w:val="0"/>
               <w:pageBreakBefore w:val="0"/>
               <w:wordWrap/>
@@ -1427,7 +1448,7 @@
           </w:tcPr>
           <w:p>
             <w:pPr>
-              <w:pStyle w:val="TableText"/>
+              <w:pStyle w:val="29"/>
               <w:keepLines w:val="0"/>
               <w:pageBreakBefore w:val="0"/>
               <w:wordWrap/>
@@ -1442,7 +1463,7 @@
           </w:tcPr>
           <w:p>
             <w:pPr>
-              <w:pStyle w:val="TableText"/>
+              <w:pStyle w:val="29"/>
               <w:keepLines w:val="0"/>
               <w:pageBreakBefore w:val="0"/>
               <w:wordWrap/>
@@ -1454,9 +1475,14 @@
       </w:tr>
       <w:tr>
         <w:tblPrEx>
-          <w:tblW w:w="8301" w:type="dxa"/>
-          <w:tblInd w:w="2" w:type="dxa"/>
-          <w:tblLayout w:type="fixed"/>
+          <w:tblBorders>
+            <w:top w:val="single" w:color="000000" w:sz="2" w:space="0"/>
+            <w:left w:val="single" w:color="000000" w:sz="2" w:space="0"/>
+            <w:bottom w:val="single" w:color="000000" w:sz="2" w:space="0"/>
+            <w:right w:val="single" w:color="000000" w:sz="2" w:space="0"/>
+            <w:insideH w:val="single" w:color="000000" w:sz="2" w:space="0"/>
+            <w:insideV w:val="single" w:color="000000" w:sz="2" w:space="0"/>
+          </w:tblBorders>
           <w:tblCellMar>
             <w:top w:w="0" w:type="dxa"/>
             <w:left w:w="0" w:type="dxa"/>
@@ -1465,7 +1491,7 @@
           </w:tblCellMar>
         </w:tblPrEx>
         <w:trPr>
-          <w:trHeight w:val="561"/>
+          <w:trHeight w:val="561" w:hRule="atLeast"/>
         </w:trPr>
         <w:tc>
           <w:tcPr>
@@ -1473,7 +1499,7 @@
           </w:tcPr>
           <w:p>
             <w:pPr>
-              <w:pStyle w:val="TableText"/>
+              <w:pStyle w:val="29"/>
               <w:keepLines w:val="0"/>
               <w:pageBreakBefore w:val="0"/>
               <w:wordWrap/>
@@ -1488,7 +1514,7 @@
           </w:tcPr>
           <w:p>
             <w:pPr>
-              <w:pStyle w:val="TableText"/>
+              <w:pStyle w:val="29"/>
               <w:keepLines w:val="0"/>
               <w:pageBreakBefore w:val="0"/>
               <w:wordWrap/>
@@ -1503,7 +1529,7 @@
           </w:tcPr>
           <w:p>
             <w:pPr>
-              <w:pStyle w:val="TableText"/>
+              <w:pStyle w:val="29"/>
               <w:keepLines w:val="0"/>
               <w:pageBreakBefore w:val="0"/>
               <w:wordWrap/>
@@ -1518,7 +1544,7 @@
           </w:tcPr>
           <w:p>
             <w:pPr>
-              <w:pStyle w:val="TableText"/>
+              <w:pStyle w:val="29"/>
               <w:keepLines w:val="0"/>
               <w:pageBreakBefore w:val="0"/>
               <w:wordWrap/>
@@ -1533,7 +1559,7 @@
           </w:tcPr>
           <w:p>
             <w:pPr>
-              <w:pStyle w:val="TableText"/>
+              <w:pStyle w:val="29"/>
               <w:keepLines w:val="0"/>
               <w:pageBreakBefore w:val="0"/>
               <w:wordWrap/>
@@ -1548,7 +1574,7 @@
           </w:tcPr>
           <w:p>
             <w:pPr>
-              <w:pStyle w:val="TableText"/>
+              <w:pStyle w:val="29"/>
               <w:keepLines w:val="0"/>
               <w:pageBreakBefore w:val="0"/>
               <w:wordWrap/>
@@ -1574,7 +1600,7 @@
     <w:sdt>
       <w:sdtPr>
         <w:rPr>
-          <w:rFonts w:ascii="宋体" w:eastAsia="宋体" w:hAnsi="宋体" w:cs="Arial"/>
+          <w:rFonts w:ascii="宋体" w:hAnsi="宋体" w:eastAsia="宋体" w:cs="Arial"/>
           <w:snapToGrid w:val="0"/>
           <w:color w:val="000000"/>
           <w:kern w:val="0"/>
@@ -1590,7 +1616,7 @@
       </w:sdtPr>
       <w:sdtEndPr>
         <w:rPr>
-          <w:rFonts w:ascii="宋体" w:eastAsia="宋体" w:hAnsi="宋体" w:cs="宋体" w:hint="eastAsia"/>
+          <w:rFonts w:hint="eastAsia" w:ascii="宋体" w:hAnsi="宋体" w:eastAsia="宋体" w:cs="宋体"/>
           <w:snapToGrid w:val="0"/>
           <w:color w:val="000000"/>
           <w:kern w:val="0"/>
@@ -1608,17 +1634,17 @@
             <w:overflowPunct/>
             <w:bidi w:val="0"/>
             <w:spacing w:before="0" w:beforeLines="0" w:after="0" w:afterLines="0" w:line="240" w:lineRule="auto"/>
-            <w:ind w:left="0" w:right="0" w:firstLine="0" w:leftChars="0" w:rightChars="0" w:firstLineChars="0"/>
+            <w:ind w:left="0" w:leftChars="0" w:right="0" w:rightChars="0" w:firstLine="0" w:firstLineChars="0"/>
             <w:jc w:val="center"/>
             <w:rPr>
-              <w:rFonts w:ascii="宋体" w:eastAsia="宋体" w:hAnsi="宋体" w:cs="宋体" w:hint="eastAsia"/>
+              <w:rFonts w:hint="eastAsia" w:ascii="宋体" w:hAnsi="宋体" w:eastAsia="宋体" w:cs="宋体"/>
               <w:sz w:val="24"/>
               <w:szCs w:val="24"/>
             </w:rPr>
           </w:pPr>
           <w:r>
             <w:rPr>
-              <w:rFonts w:ascii="宋体" w:eastAsia="宋体" w:hAnsi="宋体" w:cs="宋体" w:hint="eastAsia"/>
+              <w:rFonts w:hint="eastAsia" w:ascii="宋体" w:hAnsi="宋体" w:eastAsia="宋体" w:cs="宋体"/>
               <w:sz w:val="24"/>
               <w:szCs w:val="24"/>
             </w:rPr>
@@ -1627,14 +1653,14 @@
         </w:p>
         <w:p>
           <w:pPr>
-            <w:pStyle w:val="TOC1"/>
+            <w:pStyle w:val="16"/>
             <w:tabs>
               <w:tab w:val="right" w:leader="dot" w:pos="8306"/>
             </w:tabs>
           </w:pPr>
           <w:r>
             <w:rPr>
-              <w:rFonts w:ascii="宋体" w:eastAsia="宋体" w:hAnsi="宋体" w:cs="宋体" w:hint="eastAsia"/>
+              <w:rFonts w:hint="eastAsia" w:ascii="宋体" w:hAnsi="宋体" w:eastAsia="宋体" w:cs="宋体"/>
               <w:sz w:val="24"/>
               <w:szCs w:val="24"/>
             </w:rPr>
@@ -1642,7 +1668,7 @@
           </w:r>
           <w:r>
             <w:rPr>
-              <w:rFonts w:ascii="宋体" w:eastAsia="宋体" w:hAnsi="宋体" w:cs="宋体" w:hint="eastAsia"/>
+              <w:rFonts w:hint="eastAsia" w:ascii="宋体" w:hAnsi="宋体" w:eastAsia="宋体" w:cs="宋体"/>
               <w:sz w:val="24"/>
               <w:szCs w:val="24"/>
             </w:rPr>
@@ -1650,7 +1676,7 @@
           </w:r>
           <w:r>
             <w:rPr>
-              <w:rFonts w:ascii="宋体" w:eastAsia="宋体" w:hAnsi="宋体" w:cs="宋体" w:hint="eastAsia"/>
+              <w:rFonts w:hint="eastAsia" w:ascii="宋体" w:hAnsi="宋体" w:eastAsia="宋体" w:cs="宋体"/>
               <w:sz w:val="24"/>
               <w:szCs w:val="24"/>
             </w:rPr>
@@ -1658,21 +1684,21 @@
           </w:r>
           <w:r>
             <w:rPr>
-              <w:rFonts w:ascii="宋体" w:eastAsia="宋体" w:hAnsi="宋体" w:cs="宋体" w:hint="eastAsia"/>
+              <w:rFonts w:hint="eastAsia" w:ascii="宋体" w:hAnsi="宋体" w:eastAsia="宋体" w:cs="宋体"/>
               <w:szCs w:val="24"/>
             </w:rPr>
             <w:fldChar w:fldCharType="begin"/>
           </w:r>
           <w:r>
             <w:rPr>
-              <w:rFonts w:ascii="宋体" w:eastAsia="宋体" w:hAnsi="宋体" w:cs="宋体" w:hint="eastAsia"/>
+              <w:rFonts w:hint="eastAsia" w:ascii="宋体" w:hAnsi="宋体" w:eastAsia="宋体" w:cs="宋体"/>
               <w:szCs w:val="24"/>
             </w:rPr>
             <w:instrText xml:space="preserve"> HYPERLINK \l _Toc15912 </w:instrText>
           </w:r>
           <w:r>
             <w:rPr>
-              <w:rFonts w:ascii="宋体" w:eastAsia="宋体" w:hAnsi="宋体" w:cs="宋体" w:hint="eastAsia"/>
+              <w:rFonts w:hint="eastAsia" w:ascii="宋体" w:hAnsi="宋体" w:eastAsia="宋体" w:cs="宋体"/>
               <w:szCs w:val="24"/>
             </w:rPr>
             <w:fldChar w:fldCharType="separate"/>
@@ -1704,7 +1730,7 @@
           </w:r>
           <w:r>
             <w:rPr>
-              <w:rFonts w:ascii="宋体" w:eastAsia="宋体" w:hAnsi="宋体" w:cs="宋体" w:hint="eastAsia"/>
+              <w:rFonts w:hint="eastAsia" w:ascii="宋体" w:hAnsi="宋体" w:eastAsia="宋体" w:cs="宋体"/>
               <w:szCs w:val="24"/>
             </w:rPr>
             <w:fldChar w:fldCharType="end"/>
@@ -1712,28 +1738,28 @@
         </w:p>
         <w:p>
           <w:pPr>
-            <w:pStyle w:val="TOC1"/>
+            <w:pStyle w:val="16"/>
             <w:tabs>
               <w:tab w:val="right" w:leader="dot" w:pos="8306"/>
             </w:tabs>
           </w:pPr>
           <w:r>
             <w:rPr>
-              <w:rFonts w:ascii="宋体" w:eastAsia="宋体" w:hAnsi="宋体" w:cs="宋体" w:hint="eastAsia"/>
+              <w:rFonts w:hint="eastAsia" w:ascii="宋体" w:hAnsi="宋体" w:eastAsia="宋体" w:cs="宋体"/>
               <w:szCs w:val="24"/>
             </w:rPr>
             <w:fldChar w:fldCharType="begin"/>
           </w:r>
           <w:r>
             <w:rPr>
-              <w:rFonts w:ascii="宋体" w:eastAsia="宋体" w:hAnsi="宋体" w:cs="宋体" w:hint="eastAsia"/>
+              <w:rFonts w:hint="eastAsia" w:ascii="宋体" w:hAnsi="宋体" w:eastAsia="宋体" w:cs="宋体"/>
               <w:szCs w:val="24"/>
             </w:rPr>
             <w:instrText xml:space="preserve"> HYPERLINK \l _Toc25002 </w:instrText>
           </w:r>
           <w:r>
             <w:rPr>
-              <w:rFonts w:ascii="宋体" w:eastAsia="宋体" w:hAnsi="宋体" w:cs="宋体" w:hint="eastAsia"/>
+              <w:rFonts w:hint="eastAsia" w:ascii="宋体" w:hAnsi="宋体" w:eastAsia="宋体" w:cs="宋体"/>
               <w:szCs w:val="24"/>
             </w:rPr>
             <w:fldChar w:fldCharType="separate"/>
@@ -1765,7 +1791,7 @@
           </w:r>
           <w:r>
             <w:rPr>
-              <w:rFonts w:ascii="宋体" w:eastAsia="宋体" w:hAnsi="宋体" w:cs="宋体" w:hint="eastAsia"/>
+              <w:rFonts w:hint="eastAsia" w:ascii="宋体" w:hAnsi="宋体" w:eastAsia="宋体" w:cs="宋体"/>
               <w:szCs w:val="24"/>
             </w:rPr>
             <w:fldChar w:fldCharType="end"/>
@@ -1773,28 +1799,28 @@
         </w:p>
         <w:p>
           <w:pPr>
-            <w:pStyle w:val="TOC1"/>
+            <w:pStyle w:val="16"/>
             <w:tabs>
               <w:tab w:val="right" w:leader="dot" w:pos="8306"/>
             </w:tabs>
           </w:pPr>
           <w:r>
             <w:rPr>
-              <w:rFonts w:ascii="宋体" w:eastAsia="宋体" w:hAnsi="宋体" w:cs="宋体" w:hint="eastAsia"/>
+              <w:rFonts w:hint="eastAsia" w:ascii="宋体" w:hAnsi="宋体" w:eastAsia="宋体" w:cs="宋体"/>
               <w:szCs w:val="24"/>
             </w:rPr>
             <w:fldChar w:fldCharType="begin"/>
           </w:r>
           <w:r>
             <w:rPr>
-              <w:rFonts w:ascii="宋体" w:eastAsia="宋体" w:hAnsi="宋体" w:cs="宋体" w:hint="eastAsia"/>
+              <w:rFonts w:hint="eastAsia" w:ascii="宋体" w:hAnsi="宋体" w:eastAsia="宋体" w:cs="宋体"/>
               <w:szCs w:val="24"/>
             </w:rPr>
             <w:instrText xml:space="preserve"> HYPERLINK \l _Toc31664 </w:instrText>
           </w:r>
           <w:r>
             <w:rPr>
-              <w:rFonts w:ascii="宋体" w:eastAsia="宋体" w:hAnsi="宋体" w:cs="宋体" w:hint="eastAsia"/>
+              <w:rFonts w:hint="eastAsia" w:ascii="宋体" w:hAnsi="宋体" w:eastAsia="宋体" w:cs="宋体"/>
               <w:szCs w:val="24"/>
             </w:rPr>
             <w:fldChar w:fldCharType="separate"/>
@@ -1828,7 +1854,7 @@
           </w:r>
           <w:r>
             <w:rPr>
-              <w:rFonts w:ascii="宋体" w:eastAsia="宋体" w:hAnsi="宋体" w:cs="宋体" w:hint="eastAsia"/>
+              <w:rFonts w:hint="eastAsia" w:ascii="宋体" w:hAnsi="宋体" w:eastAsia="宋体" w:cs="宋体"/>
               <w:szCs w:val="24"/>
             </w:rPr>
             <w:fldChar w:fldCharType="end"/>
@@ -1836,28 +1862,28 @@
         </w:p>
         <w:p>
           <w:pPr>
-            <w:pStyle w:val="TOC1"/>
+            <w:pStyle w:val="16"/>
             <w:tabs>
               <w:tab w:val="right" w:leader="dot" w:pos="8306"/>
             </w:tabs>
           </w:pPr>
           <w:r>
             <w:rPr>
-              <w:rFonts w:ascii="宋体" w:eastAsia="宋体" w:hAnsi="宋体" w:cs="宋体" w:hint="eastAsia"/>
+              <w:rFonts w:hint="eastAsia" w:ascii="宋体" w:hAnsi="宋体" w:eastAsia="宋体" w:cs="宋体"/>
               <w:szCs w:val="24"/>
             </w:rPr>
             <w:fldChar w:fldCharType="begin"/>
           </w:r>
           <w:r>
             <w:rPr>
-              <w:rFonts w:ascii="宋体" w:eastAsia="宋体" w:hAnsi="宋体" w:cs="宋体" w:hint="eastAsia"/>
+              <w:rFonts w:hint="eastAsia" w:ascii="宋体" w:hAnsi="宋体" w:eastAsia="宋体" w:cs="宋体"/>
               <w:szCs w:val="24"/>
             </w:rPr>
             <w:instrText xml:space="preserve"> HYPERLINK \l _Toc29162 </w:instrText>
           </w:r>
           <w:r>
             <w:rPr>
-              <w:rFonts w:ascii="宋体" w:eastAsia="宋体" w:hAnsi="宋体" w:cs="宋体" w:hint="eastAsia"/>
+              <w:rFonts w:hint="eastAsia" w:ascii="宋体" w:hAnsi="宋体" w:eastAsia="宋体" w:cs="宋体"/>
               <w:szCs w:val="24"/>
             </w:rPr>
             <w:fldChar w:fldCharType="separate"/>
@@ -1896,7 +1922,7 @@
           </w:r>
           <w:r>
             <w:rPr>
-              <w:rFonts w:ascii="宋体" w:eastAsia="宋体" w:hAnsi="宋体" w:cs="宋体" w:hint="eastAsia"/>
+              <w:rFonts w:hint="eastAsia" w:ascii="宋体" w:hAnsi="宋体" w:eastAsia="宋体" w:cs="宋体"/>
               <w:szCs w:val="24"/>
             </w:rPr>
             <w:fldChar w:fldCharType="end"/>
@@ -1904,28 +1930,28 @@
         </w:p>
         <w:p>
           <w:pPr>
-            <w:pStyle w:val="TOC1"/>
+            <w:pStyle w:val="16"/>
             <w:tabs>
               <w:tab w:val="right" w:leader="dot" w:pos="8306"/>
             </w:tabs>
           </w:pPr>
           <w:r>
             <w:rPr>
-              <w:rFonts w:ascii="宋体" w:eastAsia="宋体" w:hAnsi="宋体" w:cs="宋体" w:hint="eastAsia"/>
+              <w:rFonts w:hint="eastAsia" w:ascii="宋体" w:hAnsi="宋体" w:eastAsia="宋体" w:cs="宋体"/>
               <w:szCs w:val="24"/>
             </w:rPr>
             <w:fldChar w:fldCharType="begin"/>
           </w:r>
           <w:r>
             <w:rPr>
-              <w:rFonts w:ascii="宋体" w:eastAsia="宋体" w:hAnsi="宋体" w:cs="宋体" w:hint="eastAsia"/>
+              <w:rFonts w:hint="eastAsia" w:ascii="宋体" w:hAnsi="宋体" w:eastAsia="宋体" w:cs="宋体"/>
               <w:szCs w:val="24"/>
             </w:rPr>
             <w:instrText xml:space="preserve"> HYPERLINK \l _Toc3206 </w:instrText>
           </w:r>
           <w:r>
             <w:rPr>
-              <w:rFonts w:ascii="宋体" w:eastAsia="宋体" w:hAnsi="宋体" w:cs="宋体" w:hint="eastAsia"/>
+              <w:rFonts w:hint="eastAsia" w:ascii="宋体" w:hAnsi="宋体" w:eastAsia="宋体" w:cs="宋体"/>
               <w:szCs w:val="24"/>
             </w:rPr>
             <w:fldChar w:fldCharType="separate"/>
@@ -1966,7 +1992,7 @@
           </w:r>
           <w:r>
             <w:rPr>
-              <w:rFonts w:ascii="宋体" w:eastAsia="宋体" w:hAnsi="宋体" w:cs="宋体" w:hint="eastAsia"/>
+              <w:rFonts w:hint="eastAsia" w:ascii="宋体" w:hAnsi="宋体" w:eastAsia="宋体" w:cs="宋体"/>
               <w:szCs w:val="24"/>
             </w:rPr>
             <w:fldChar w:fldCharType="end"/>
@@ -1974,28 +2000,28 @@
         </w:p>
         <w:p>
           <w:pPr>
-            <w:pStyle w:val="TOC1"/>
+            <w:pStyle w:val="16"/>
             <w:tabs>
               <w:tab w:val="right" w:leader="dot" w:pos="8306"/>
             </w:tabs>
           </w:pPr>
           <w:r>
             <w:rPr>
-              <w:rFonts w:ascii="宋体" w:eastAsia="宋体" w:hAnsi="宋体" w:cs="宋体" w:hint="eastAsia"/>
+              <w:rFonts w:hint="eastAsia" w:ascii="宋体" w:hAnsi="宋体" w:eastAsia="宋体" w:cs="宋体"/>
               <w:szCs w:val="24"/>
             </w:rPr>
             <w:fldChar w:fldCharType="begin"/>
           </w:r>
           <w:r>
             <w:rPr>
-              <w:rFonts w:ascii="宋体" w:eastAsia="宋体" w:hAnsi="宋体" w:cs="宋体" w:hint="eastAsia"/>
+              <w:rFonts w:hint="eastAsia" w:ascii="宋体" w:hAnsi="宋体" w:eastAsia="宋体" w:cs="宋体"/>
               <w:szCs w:val="24"/>
             </w:rPr>
             <w:instrText xml:space="preserve"> HYPERLINK \l _Toc9800 </w:instrText>
           </w:r>
           <w:r>
             <w:rPr>
-              <w:rFonts w:ascii="宋体" w:eastAsia="宋体" w:hAnsi="宋体" w:cs="宋体" w:hint="eastAsia"/>
+              <w:rFonts w:hint="eastAsia" w:ascii="宋体" w:hAnsi="宋体" w:eastAsia="宋体" w:cs="宋体"/>
               <w:szCs w:val="24"/>
             </w:rPr>
             <w:fldChar w:fldCharType="separate"/>
@@ -2034,7 +2060,7 @@
           </w:r>
           <w:r>
             <w:rPr>
-              <w:rFonts w:ascii="宋体" w:eastAsia="宋体" w:hAnsi="宋体" w:cs="宋体" w:hint="eastAsia"/>
+              <w:rFonts w:hint="eastAsia" w:ascii="宋体" w:hAnsi="宋体" w:eastAsia="宋体" w:cs="宋体"/>
               <w:szCs w:val="24"/>
             </w:rPr>
             <w:fldChar w:fldCharType="end"/>
@@ -2042,28 +2068,28 @@
         </w:p>
         <w:p>
           <w:pPr>
-            <w:pStyle w:val="TOC2"/>
+            <w:pStyle w:val="18"/>
             <w:tabs>
               <w:tab w:val="right" w:leader="dot" w:pos="8306"/>
             </w:tabs>
           </w:pPr>
           <w:r>
             <w:rPr>
-              <w:rFonts w:ascii="宋体" w:eastAsia="宋体" w:hAnsi="宋体" w:cs="宋体" w:hint="eastAsia"/>
+              <w:rFonts w:hint="eastAsia" w:ascii="宋体" w:hAnsi="宋体" w:eastAsia="宋体" w:cs="宋体"/>
               <w:szCs w:val="24"/>
             </w:rPr>
             <w:fldChar w:fldCharType="begin"/>
           </w:r>
           <w:r>
             <w:rPr>
-              <w:rFonts w:ascii="宋体" w:eastAsia="宋体" w:hAnsi="宋体" w:cs="宋体" w:hint="eastAsia"/>
+              <w:rFonts w:hint="eastAsia" w:ascii="宋体" w:hAnsi="宋体" w:eastAsia="宋体" w:cs="宋体"/>
               <w:szCs w:val="24"/>
             </w:rPr>
             <w:instrText xml:space="preserve"> HYPERLINK \l _Toc14328 </w:instrText>
           </w:r>
           <w:r>
             <w:rPr>
-              <w:rFonts w:ascii="宋体" w:eastAsia="宋体" w:hAnsi="宋体" w:cs="宋体" w:hint="eastAsia"/>
+              <w:rFonts w:hint="eastAsia" w:ascii="宋体" w:hAnsi="宋体" w:eastAsia="宋体" w:cs="宋体"/>
               <w:szCs w:val="24"/>
             </w:rPr>
             <w:fldChar w:fldCharType="separate"/>
@@ -2102,7 +2128,7 @@
           </w:r>
           <w:r>
             <w:rPr>
-              <w:rFonts w:ascii="宋体" w:eastAsia="宋体" w:hAnsi="宋体" w:cs="宋体" w:hint="eastAsia"/>
+              <w:rFonts w:hint="eastAsia" w:ascii="宋体" w:hAnsi="宋体" w:eastAsia="宋体" w:cs="宋体"/>
               <w:szCs w:val="24"/>
             </w:rPr>
             <w:fldChar w:fldCharType="end"/>
@@ -2110,28 +2136,28 @@
         </w:p>
         <w:p>
           <w:pPr>
-            <w:pStyle w:val="TOC2"/>
+            <w:pStyle w:val="18"/>
             <w:tabs>
               <w:tab w:val="right" w:leader="dot" w:pos="8306"/>
             </w:tabs>
           </w:pPr>
           <w:r>
             <w:rPr>
-              <w:rFonts w:ascii="宋体" w:eastAsia="宋体" w:hAnsi="宋体" w:cs="宋体" w:hint="eastAsia"/>
+              <w:rFonts w:hint="eastAsia" w:ascii="宋体" w:hAnsi="宋体" w:eastAsia="宋体" w:cs="宋体"/>
               <w:szCs w:val="24"/>
             </w:rPr>
             <w:fldChar w:fldCharType="begin"/>
           </w:r>
           <w:r>
             <w:rPr>
-              <w:rFonts w:ascii="宋体" w:eastAsia="宋体" w:hAnsi="宋体" w:cs="宋体" w:hint="eastAsia"/>
+              <w:rFonts w:hint="eastAsia" w:ascii="宋体" w:hAnsi="宋体" w:eastAsia="宋体" w:cs="宋体"/>
               <w:szCs w:val="24"/>
             </w:rPr>
             <w:instrText xml:space="preserve"> HYPERLINK \l _Toc21235 </w:instrText>
           </w:r>
           <w:r>
             <w:rPr>
-              <w:rFonts w:ascii="宋体" w:eastAsia="宋体" w:hAnsi="宋体" w:cs="宋体" w:hint="eastAsia"/>
+              <w:rFonts w:hint="eastAsia" w:ascii="宋体" w:hAnsi="宋体" w:eastAsia="宋体" w:cs="宋体"/>
               <w:szCs w:val="24"/>
             </w:rPr>
             <w:fldChar w:fldCharType="separate"/>
@@ -2170,7 +2196,7 @@
           </w:r>
           <w:r>
             <w:rPr>
-              <w:rFonts w:ascii="宋体" w:eastAsia="宋体" w:hAnsi="宋体" w:cs="宋体" w:hint="eastAsia"/>
+              <w:rFonts w:hint="eastAsia" w:ascii="宋体" w:hAnsi="宋体" w:eastAsia="宋体" w:cs="宋体"/>
               <w:szCs w:val="24"/>
             </w:rPr>
             <w:fldChar w:fldCharType="end"/>
@@ -2178,28 +2204,28 @@
         </w:p>
         <w:p>
           <w:pPr>
-            <w:pStyle w:val="TOC1"/>
+            <w:pStyle w:val="16"/>
             <w:tabs>
               <w:tab w:val="right" w:leader="dot" w:pos="8306"/>
             </w:tabs>
           </w:pPr>
           <w:r>
             <w:rPr>
-              <w:rFonts w:ascii="宋体" w:eastAsia="宋体" w:hAnsi="宋体" w:cs="宋体" w:hint="eastAsia"/>
+              <w:rFonts w:hint="eastAsia" w:ascii="宋体" w:hAnsi="宋体" w:eastAsia="宋体" w:cs="宋体"/>
               <w:szCs w:val="24"/>
             </w:rPr>
             <w:fldChar w:fldCharType="begin"/>
           </w:r>
           <w:r>
             <w:rPr>
-              <w:rFonts w:ascii="宋体" w:eastAsia="宋体" w:hAnsi="宋体" w:cs="宋体" w:hint="eastAsia"/>
+              <w:rFonts w:hint="eastAsia" w:ascii="宋体" w:hAnsi="宋体" w:eastAsia="宋体" w:cs="宋体"/>
               <w:szCs w:val="24"/>
             </w:rPr>
             <w:instrText xml:space="preserve"> HYPERLINK \l _Toc2829 </w:instrText>
           </w:r>
           <w:r>
             <w:rPr>
-              <w:rFonts w:ascii="宋体" w:eastAsia="宋体" w:hAnsi="宋体" w:cs="宋体" w:hint="eastAsia"/>
+              <w:rFonts w:hint="eastAsia" w:ascii="宋体" w:hAnsi="宋体" w:eastAsia="宋体" w:cs="宋体"/>
               <w:szCs w:val="24"/>
             </w:rPr>
             <w:fldChar w:fldCharType="separate"/>
@@ -2238,7 +2264,7 @@
           </w:r>
           <w:r>
             <w:rPr>
-              <w:rFonts w:ascii="宋体" w:eastAsia="宋体" w:hAnsi="宋体" w:cs="宋体" w:hint="eastAsia"/>
+              <w:rFonts w:hint="eastAsia" w:ascii="宋体" w:hAnsi="宋体" w:eastAsia="宋体" w:cs="宋体"/>
               <w:szCs w:val="24"/>
             </w:rPr>
             <w:fldChar w:fldCharType="end"/>
@@ -2246,28 +2272,28 @@
         </w:p>
         <w:p>
           <w:pPr>
-            <w:pStyle w:val="TOC2"/>
+            <w:pStyle w:val="18"/>
             <w:tabs>
               <w:tab w:val="right" w:leader="dot" w:pos="8306"/>
             </w:tabs>
           </w:pPr>
           <w:r>
             <w:rPr>
-              <w:rFonts w:ascii="宋体" w:eastAsia="宋体" w:hAnsi="宋体" w:cs="宋体" w:hint="eastAsia"/>
+              <w:rFonts w:hint="eastAsia" w:ascii="宋体" w:hAnsi="宋体" w:eastAsia="宋体" w:cs="宋体"/>
               <w:szCs w:val="24"/>
             </w:rPr>
             <w:fldChar w:fldCharType="begin"/>
           </w:r>
           <w:r>
             <w:rPr>
-              <w:rFonts w:ascii="宋体" w:eastAsia="宋体" w:hAnsi="宋体" w:cs="宋体" w:hint="eastAsia"/>
+              <w:rFonts w:hint="eastAsia" w:ascii="宋体" w:hAnsi="宋体" w:eastAsia="宋体" w:cs="宋体"/>
               <w:szCs w:val="24"/>
             </w:rPr>
             <w:instrText xml:space="preserve"> HYPERLINK \l _Toc7183 </w:instrText>
           </w:r>
           <w:r>
             <w:rPr>
-              <w:rFonts w:ascii="宋体" w:eastAsia="宋体" w:hAnsi="宋体" w:cs="宋体" w:hint="eastAsia"/>
+              <w:rFonts w:hint="eastAsia" w:ascii="宋体" w:hAnsi="宋体" w:eastAsia="宋体" w:cs="宋体"/>
               <w:szCs w:val="24"/>
             </w:rPr>
             <w:fldChar w:fldCharType="separate"/>
@@ -2306,7 +2332,7 @@
           </w:r>
           <w:r>
             <w:rPr>
-              <w:rFonts w:ascii="宋体" w:eastAsia="宋体" w:hAnsi="宋体" w:cs="宋体" w:hint="eastAsia"/>
+              <w:rFonts w:hint="eastAsia" w:ascii="宋体" w:hAnsi="宋体" w:eastAsia="宋体" w:cs="宋体"/>
               <w:szCs w:val="24"/>
             </w:rPr>
             <w:fldChar w:fldCharType="end"/>
@@ -2314,28 +2340,28 @@
         </w:p>
         <w:p>
           <w:pPr>
-            <w:pStyle w:val="TOC2"/>
+            <w:pStyle w:val="18"/>
             <w:tabs>
               <w:tab w:val="right" w:leader="dot" w:pos="8306"/>
             </w:tabs>
           </w:pPr>
           <w:r>
             <w:rPr>
-              <w:rFonts w:ascii="宋体" w:eastAsia="宋体" w:hAnsi="宋体" w:cs="宋体" w:hint="eastAsia"/>
+              <w:rFonts w:hint="eastAsia" w:ascii="宋体" w:hAnsi="宋体" w:eastAsia="宋体" w:cs="宋体"/>
               <w:szCs w:val="24"/>
             </w:rPr>
             <w:fldChar w:fldCharType="begin"/>
           </w:r>
           <w:r>
             <w:rPr>
-              <w:rFonts w:ascii="宋体" w:eastAsia="宋体" w:hAnsi="宋体" w:cs="宋体" w:hint="eastAsia"/>
+              <w:rFonts w:hint="eastAsia" w:ascii="宋体" w:hAnsi="宋体" w:eastAsia="宋体" w:cs="宋体"/>
               <w:szCs w:val="24"/>
             </w:rPr>
             <w:instrText xml:space="preserve"> HYPERLINK \l _Toc32711 </w:instrText>
           </w:r>
           <w:r>
             <w:rPr>
-              <w:rFonts w:ascii="宋体" w:eastAsia="宋体" w:hAnsi="宋体" w:cs="宋体" w:hint="eastAsia"/>
+              <w:rFonts w:hint="eastAsia" w:ascii="宋体" w:hAnsi="宋体" w:eastAsia="宋体" w:cs="宋体"/>
               <w:szCs w:val="24"/>
             </w:rPr>
             <w:fldChar w:fldCharType="separate"/>
@@ -2369,7 +2395,7 @@
           </w:r>
           <w:r>
             <w:rPr>
-              <w:rFonts w:ascii="宋体" w:eastAsia="宋体" w:hAnsi="宋体" w:cs="宋体" w:hint="eastAsia"/>
+              <w:rFonts w:hint="eastAsia" w:ascii="宋体" w:hAnsi="宋体" w:eastAsia="宋体" w:cs="宋体"/>
               <w:szCs w:val="24"/>
             </w:rPr>
             <w:fldChar w:fldCharType="end"/>
@@ -2377,28 +2403,28 @@
         </w:p>
         <w:p>
           <w:pPr>
-            <w:pStyle w:val="TOC2"/>
+            <w:pStyle w:val="18"/>
             <w:tabs>
               <w:tab w:val="right" w:leader="dot" w:pos="8306"/>
             </w:tabs>
           </w:pPr>
           <w:r>
             <w:rPr>
-              <w:rFonts w:ascii="宋体" w:eastAsia="宋体" w:hAnsi="宋体" w:cs="宋体" w:hint="eastAsia"/>
+              <w:rFonts w:hint="eastAsia" w:ascii="宋体" w:hAnsi="宋体" w:eastAsia="宋体" w:cs="宋体"/>
               <w:szCs w:val="24"/>
             </w:rPr>
             <w:fldChar w:fldCharType="begin"/>
           </w:r>
           <w:r>
             <w:rPr>
-              <w:rFonts w:ascii="宋体" w:eastAsia="宋体" w:hAnsi="宋体" w:cs="宋体" w:hint="eastAsia"/>
+              <w:rFonts w:hint="eastAsia" w:ascii="宋体" w:hAnsi="宋体" w:eastAsia="宋体" w:cs="宋体"/>
               <w:szCs w:val="24"/>
             </w:rPr>
             <w:instrText xml:space="preserve"> HYPERLINK \l _Toc2135 </w:instrText>
           </w:r>
           <w:r>
             <w:rPr>
-              <w:rFonts w:ascii="宋体" w:eastAsia="宋体" w:hAnsi="宋体" w:cs="宋体" w:hint="eastAsia"/>
+              <w:rFonts w:hint="eastAsia" w:ascii="宋体" w:hAnsi="宋体" w:eastAsia="宋体" w:cs="宋体"/>
               <w:szCs w:val="24"/>
             </w:rPr>
             <w:fldChar w:fldCharType="separate"/>
@@ -2439,7 +2465,7 @@
           </w:r>
           <w:r>
             <w:rPr>
-              <w:rFonts w:ascii="宋体" w:eastAsia="宋体" w:hAnsi="宋体" w:cs="宋体" w:hint="eastAsia"/>
+              <w:rFonts w:hint="eastAsia" w:ascii="宋体" w:hAnsi="宋体" w:eastAsia="宋体" w:cs="宋体"/>
               <w:szCs w:val="24"/>
             </w:rPr>
             <w:fldChar w:fldCharType="end"/>
@@ -2447,28 +2473,28 @@
         </w:p>
         <w:p>
           <w:pPr>
-            <w:pStyle w:val="TOC2"/>
+            <w:pStyle w:val="18"/>
             <w:tabs>
               <w:tab w:val="right" w:leader="dot" w:pos="8306"/>
             </w:tabs>
           </w:pPr>
           <w:r>
             <w:rPr>
-              <w:rFonts w:ascii="宋体" w:eastAsia="宋体" w:hAnsi="宋体" w:cs="宋体" w:hint="eastAsia"/>
+              <w:rFonts w:hint="eastAsia" w:ascii="宋体" w:hAnsi="宋体" w:eastAsia="宋体" w:cs="宋体"/>
               <w:szCs w:val="24"/>
             </w:rPr>
             <w:fldChar w:fldCharType="begin"/>
           </w:r>
           <w:r>
             <w:rPr>
-              <w:rFonts w:ascii="宋体" w:eastAsia="宋体" w:hAnsi="宋体" w:cs="宋体" w:hint="eastAsia"/>
+              <w:rFonts w:hint="eastAsia" w:ascii="宋体" w:hAnsi="宋体" w:eastAsia="宋体" w:cs="宋体"/>
               <w:szCs w:val="24"/>
             </w:rPr>
             <w:instrText xml:space="preserve"> HYPERLINK \l _Toc11182 </w:instrText>
           </w:r>
           <w:r>
             <w:rPr>
-              <w:rFonts w:ascii="宋体" w:eastAsia="宋体" w:hAnsi="宋体" w:cs="宋体" w:hint="eastAsia"/>
+              <w:rFonts w:hint="eastAsia" w:ascii="宋体" w:hAnsi="宋体" w:eastAsia="宋体" w:cs="宋体"/>
               <w:szCs w:val="24"/>
             </w:rPr>
             <w:fldChar w:fldCharType="separate"/>
@@ -2502,7 +2528,7 @@
           </w:r>
           <w:r>
             <w:rPr>
-              <w:rFonts w:ascii="宋体" w:eastAsia="宋体" w:hAnsi="宋体" w:cs="宋体" w:hint="eastAsia"/>
+              <w:rFonts w:hint="eastAsia" w:ascii="宋体" w:hAnsi="宋体" w:eastAsia="宋体" w:cs="宋体"/>
               <w:szCs w:val="24"/>
             </w:rPr>
             <w:fldChar w:fldCharType="end"/>
@@ -2510,28 +2536,28 @@
         </w:p>
         <w:p>
           <w:pPr>
-            <w:pStyle w:val="TOC2"/>
+            <w:pStyle w:val="18"/>
             <w:tabs>
               <w:tab w:val="right" w:leader="dot" w:pos="8306"/>
             </w:tabs>
           </w:pPr>
           <w:r>
             <w:rPr>
-              <w:rFonts w:ascii="宋体" w:eastAsia="宋体" w:hAnsi="宋体" w:cs="宋体" w:hint="eastAsia"/>
+              <w:rFonts w:hint="eastAsia" w:ascii="宋体" w:hAnsi="宋体" w:eastAsia="宋体" w:cs="宋体"/>
               <w:szCs w:val="24"/>
             </w:rPr>
             <w:fldChar w:fldCharType="begin"/>
           </w:r>
           <w:r>
             <w:rPr>
-              <w:rFonts w:ascii="宋体" w:eastAsia="宋体" w:hAnsi="宋体" w:cs="宋体" w:hint="eastAsia"/>
+              <w:rFonts w:hint="eastAsia" w:ascii="宋体" w:hAnsi="宋体" w:eastAsia="宋体" w:cs="宋体"/>
               <w:szCs w:val="24"/>
             </w:rPr>
             <w:instrText xml:space="preserve"> HYPERLINK \l _Toc16899 </w:instrText>
           </w:r>
           <w:r>
             <w:rPr>
-              <w:rFonts w:ascii="宋体" w:eastAsia="宋体" w:hAnsi="宋体" w:cs="宋体" w:hint="eastAsia"/>
+              <w:rFonts w:hint="eastAsia" w:ascii="宋体" w:hAnsi="宋体" w:eastAsia="宋体" w:cs="宋体"/>
               <w:szCs w:val="24"/>
             </w:rPr>
             <w:fldChar w:fldCharType="separate"/>
@@ -2569,7 +2595,7 @@
           </w:r>
           <w:r>
             <w:rPr>
-              <w:rFonts w:ascii="宋体" w:eastAsia="宋体" w:hAnsi="宋体" w:cs="宋体" w:hint="eastAsia"/>
+              <w:rFonts w:hint="eastAsia" w:ascii="宋体" w:hAnsi="宋体" w:eastAsia="宋体" w:cs="宋体"/>
               <w:szCs w:val="24"/>
             </w:rPr>
             <w:fldChar w:fldCharType="end"/>
@@ -2577,42 +2603,42 @@
         </w:p>
         <w:p>
           <w:pPr>
-            <w:pStyle w:val="TOC1"/>
+            <w:pStyle w:val="16"/>
             <w:tabs>
               <w:tab w:val="right" w:leader="dot" w:pos="8306"/>
             </w:tabs>
           </w:pPr>
           <w:r>
             <w:rPr>
-              <w:rFonts w:ascii="宋体" w:eastAsia="宋体" w:hAnsi="宋体" w:cs="宋体" w:hint="eastAsia"/>
+              <w:rFonts w:hint="eastAsia" w:ascii="宋体" w:hAnsi="宋体" w:eastAsia="宋体" w:cs="宋体"/>
               <w:szCs w:val="24"/>
             </w:rPr>
             <w:fldChar w:fldCharType="begin"/>
           </w:r>
           <w:r>
             <w:rPr>
-              <w:rFonts w:ascii="宋体" w:eastAsia="宋体" w:hAnsi="宋体" w:cs="宋体" w:hint="eastAsia"/>
+              <w:rFonts w:hint="eastAsia" w:ascii="宋体" w:hAnsi="宋体" w:eastAsia="宋体" w:cs="宋体"/>
               <w:szCs w:val="24"/>
             </w:rPr>
             <w:instrText xml:space="preserve"> HYPERLINK \l _Toc6051 </w:instrText>
           </w:r>
           <w:r>
             <w:rPr>
-              <w:rFonts w:ascii="宋体" w:eastAsia="宋体" w:hAnsi="宋体" w:cs="宋体" w:hint="eastAsia"/>
+              <w:rFonts w:hint="eastAsia" w:ascii="宋体" w:hAnsi="宋体" w:eastAsia="宋体" w:cs="宋体"/>
               <w:szCs w:val="24"/>
             </w:rPr>
             <w:fldChar w:fldCharType="separate"/>
           </w:r>
           <w:r>
             <w:rPr>
-              <w:rFonts w:eastAsia="宋体" w:hint="default"/>
+              <w:rFonts w:hint="default" w:eastAsia="宋体"/>
               <w:lang w:val="en-US" w:eastAsia="zh-CN"/>
             </w:rPr>
             <w:t xml:space="preserve">6. </w:t>
           </w:r>
           <w:r>
             <w:rPr>
-              <w:rFonts w:eastAsia="宋体" w:hint="eastAsia"/>
+              <w:rFonts w:hint="eastAsia" w:eastAsia="宋体"/>
               <w:lang w:val="en-US" w:eastAsia="zh-CN"/>
             </w:rPr>
             <w:t>附则</w:t>
@@ -2637,7 +2663,7 @@
           </w:r>
           <w:r>
             <w:rPr>
-              <w:rFonts w:ascii="宋体" w:eastAsia="宋体" w:hAnsi="宋体" w:cs="宋体" w:hint="eastAsia"/>
+              <w:rFonts w:hint="eastAsia" w:ascii="宋体" w:hAnsi="宋体" w:eastAsia="宋体" w:cs="宋体"/>
               <w:szCs w:val="24"/>
             </w:rPr>
             <w:fldChar w:fldCharType="end"/>
@@ -2645,28 +2671,28 @@
         </w:p>
         <w:p>
           <w:pPr>
-            <w:pStyle w:val="TOC1"/>
+            <w:pStyle w:val="16"/>
             <w:tabs>
               <w:tab w:val="right" w:leader="dot" w:pos="8306"/>
             </w:tabs>
           </w:pPr>
           <w:r>
             <w:rPr>
-              <w:rFonts w:ascii="宋体" w:eastAsia="宋体" w:hAnsi="宋体" w:cs="宋体" w:hint="eastAsia"/>
+              <w:rFonts w:hint="eastAsia" w:ascii="宋体" w:hAnsi="宋体" w:eastAsia="宋体" w:cs="宋体"/>
               <w:szCs w:val="24"/>
             </w:rPr>
             <w:fldChar w:fldCharType="begin"/>
           </w:r>
           <w:r>
             <w:rPr>
-              <w:rFonts w:ascii="宋体" w:eastAsia="宋体" w:hAnsi="宋体" w:cs="宋体" w:hint="eastAsia"/>
+              <w:rFonts w:hint="eastAsia" w:ascii="宋体" w:hAnsi="宋体" w:eastAsia="宋体" w:cs="宋体"/>
               <w:szCs w:val="24"/>
             </w:rPr>
             <w:instrText xml:space="preserve"> HYPERLINK \l _Toc16339 </w:instrText>
           </w:r>
           <w:r>
             <w:rPr>
-              <w:rFonts w:ascii="宋体" w:eastAsia="宋体" w:hAnsi="宋体" w:cs="宋体" w:hint="eastAsia"/>
+              <w:rFonts w:hint="eastAsia" w:ascii="宋体" w:hAnsi="宋体" w:eastAsia="宋体" w:cs="宋体"/>
               <w:szCs w:val="24"/>
             </w:rPr>
             <w:fldChar w:fldCharType="separate"/>
@@ -2705,7 +2731,7 @@
           </w:r>
           <w:r>
             <w:rPr>
-              <w:rFonts w:ascii="宋体" w:eastAsia="宋体" w:hAnsi="宋体" w:cs="宋体" w:hint="eastAsia"/>
+              <w:rFonts w:hint="eastAsia" w:ascii="宋体" w:hAnsi="宋体" w:eastAsia="宋体" w:cs="宋体"/>
               <w:szCs w:val="24"/>
             </w:rPr>
             <w:fldChar w:fldCharType="end"/>
@@ -2713,28 +2739,28 @@
         </w:p>
         <w:p>
           <w:pPr>
-            <w:pStyle w:val="TOC1"/>
+            <w:pStyle w:val="16"/>
             <w:tabs>
               <w:tab w:val="right" w:leader="dot" w:pos="8306"/>
             </w:tabs>
           </w:pPr>
           <w:r>
             <w:rPr>
-              <w:rFonts w:ascii="宋体" w:eastAsia="宋体" w:hAnsi="宋体" w:cs="宋体" w:hint="eastAsia"/>
+              <w:rFonts w:hint="eastAsia" w:ascii="宋体" w:hAnsi="宋体" w:eastAsia="宋体" w:cs="宋体"/>
               <w:szCs w:val="24"/>
             </w:rPr>
             <w:fldChar w:fldCharType="begin"/>
           </w:r>
           <w:r>
             <w:rPr>
-              <w:rFonts w:ascii="宋体" w:eastAsia="宋体" w:hAnsi="宋体" w:cs="宋体" w:hint="eastAsia"/>
+              <w:rFonts w:hint="eastAsia" w:ascii="宋体" w:hAnsi="宋体" w:eastAsia="宋体" w:cs="宋体"/>
               <w:szCs w:val="24"/>
             </w:rPr>
             <w:instrText xml:space="preserve"> HYPERLINK \l _Toc13124 </w:instrText>
           </w:r>
           <w:r>
             <w:rPr>
-              <w:rFonts w:ascii="宋体" w:eastAsia="宋体" w:hAnsi="宋体" w:cs="宋体" w:hint="eastAsia"/>
+              <w:rFonts w:hint="eastAsia" w:ascii="宋体" w:hAnsi="宋体" w:eastAsia="宋体" w:cs="宋体"/>
               <w:szCs w:val="24"/>
             </w:rPr>
             <w:fldChar w:fldCharType="separate"/>
@@ -2773,7 +2799,7 @@
           </w:r>
           <w:r>
             <w:rPr>
-              <w:rFonts w:ascii="宋体" w:eastAsia="宋体" w:hAnsi="宋体" w:cs="宋体" w:hint="eastAsia"/>
+              <w:rFonts w:hint="eastAsia" w:ascii="宋体" w:hAnsi="宋体" w:eastAsia="宋体" w:cs="宋体"/>
               <w:szCs w:val="24"/>
             </w:rPr>
             <w:fldChar w:fldCharType="end"/>
@@ -2787,7 +2813,7 @@
             <w:overflowPunct/>
             <w:bidi w:val="0"/>
             <w:rPr>
-              <w:rFonts w:ascii="宋体" w:eastAsia="宋体" w:hAnsi="宋体" w:cs="宋体" w:hint="eastAsia"/>
+              <w:rFonts w:hint="eastAsia" w:ascii="宋体" w:hAnsi="宋体" w:eastAsia="宋体" w:cs="宋体"/>
               <w:snapToGrid w:val="0"/>
               <w:color w:val="000000"/>
               <w:kern w:val="0"/>
@@ -2798,7 +2824,7 @@
           </w:pPr>
           <w:r>
             <w:rPr>
-              <w:rFonts w:ascii="宋体" w:eastAsia="宋体" w:hAnsi="宋体" w:cs="宋体" w:hint="eastAsia"/>
+              <w:rFonts w:hint="eastAsia" w:ascii="宋体" w:hAnsi="宋体" w:eastAsia="宋体" w:cs="宋体"/>
               <w:szCs w:val="24"/>
             </w:rPr>
             <w:fldChar w:fldCharType="end"/>
@@ -2814,7 +2840,7 @@
         <w:overflowPunct/>
         <w:bidi w:val="0"/>
         <w:rPr>
-          <w:rFonts w:ascii="Arial" w:eastAsia="Arial" w:hAnsi="Arial" w:cs="Arial"/>
+          <w:rFonts w:ascii="Arial" w:hAnsi="Arial" w:eastAsia="Arial" w:cs="Arial"/>
           <w:snapToGrid w:val="0"/>
           <w:color w:val="000000"/>
           <w:kern w:val="0"/>
@@ -2825,7 +2851,7 @@
       </w:pPr>
       <w:r>
         <w:rPr>
-          <w:rFonts w:ascii="Arial" w:eastAsia="Arial" w:hAnsi="Arial" w:cs="Arial"/>
+          <w:rFonts w:ascii="Arial" w:hAnsi="Arial" w:eastAsia="Arial" w:cs="Arial"/>
           <w:snapToGrid w:val="0"/>
           <w:color w:val="000000"/>
           <w:kern w:val="0"/>
@@ -2838,7 +2864,7 @@
     </w:p>
     <w:p>
       <w:pPr>
-        <w:pStyle w:val="1"/>
+        <w:pStyle w:val="30"/>
         <w:keepLines w:val="0"/>
         <w:pageBreakBefore w:val="0"/>
         <w:wordWrap/>
@@ -2853,7 +2879,7 @@
     </w:p>
     <w:p>
       <w:pPr>
-        <w:pStyle w:val="a1"/>
+        <w:pStyle w:val="31"/>
         <w:keepLines w:val="0"/>
         <w:pageBreakBefore w:val="0"/>
         <w:wordWrap/>
@@ -2866,7 +2892,7 @@
     </w:p>
     <w:p>
       <w:pPr>
-        <w:pStyle w:val="1"/>
+        <w:pStyle w:val="30"/>
         <w:keepLines w:val="0"/>
         <w:pageBreakBefore w:val="0"/>
         <w:wordWrap/>
@@ -2889,7 +2915,7 @@
     </w:p>
     <w:p>
       <w:pPr>
-        <w:pStyle w:val="a1"/>
+        <w:pStyle w:val="31"/>
         <w:keepLines w:val="0"/>
         <w:pageBreakBefore w:val="0"/>
         <w:wordWrap/>
@@ -2901,9 +2927,9 @@
       </w:r>
       <w:r>
         <w:rPr>
-          <w:rStyle w:val="FootnoteReference"/>
-        </w:rPr>
-        <w:footnoteReference w:id="2"/>
+          <w:rStyle w:val="25"/>
+        </w:rPr>
+        <w:footnoteReference w:id="0"/>
       </w:r>
       <w:r>
         <w:t>。如：部门经理、项目经理等。</w:t>
@@ -2911,7 +2937,7 @@
     </w:p>
     <w:p>
       <w:pPr>
-        <w:pStyle w:val="a1"/>
+        <w:pStyle w:val="31"/>
         <w:keepLines w:val="0"/>
         <w:pageBreakBefore w:val="0"/>
         <w:wordWrap/>
@@ -2924,7 +2950,7 @@
     </w:p>
     <w:p>
       <w:pPr>
-        <w:pStyle w:val="1"/>
+        <w:pStyle w:val="30"/>
         <w:keepLines w:val="0"/>
         <w:pageBreakBefore w:val="0"/>
         <w:wordWrap/>
@@ -2946,7 +2972,7 @@
     </w:p>
     <w:p>
       <w:pPr>
-        <w:pStyle w:val="a1"/>
+        <w:pStyle w:val="31"/>
         <w:keepLines w:val="0"/>
         <w:pageBreakBefore w:val="0"/>
         <w:wordWrap/>
@@ -2959,7 +2985,7 @@
     </w:p>
     <w:p>
       <w:pPr>
-        <w:pStyle w:val="1"/>
+        <w:pStyle w:val="30"/>
         <w:keepLines w:val="0"/>
         <w:pageBreakBefore w:val="0"/>
         <w:wordWrap/>
@@ -2982,7 +3008,7 @@
     </w:p>
     <w:p>
       <w:pPr>
-        <w:pStyle w:val="2"/>
+        <w:pStyle w:val="32"/>
         <w:keepLines w:val="0"/>
         <w:pageBreakBefore w:val="0"/>
         <w:wordWrap/>
@@ -3005,7 +3031,7 @@
     </w:p>
     <w:p>
       <w:pPr>
-        <w:pStyle w:val="a1"/>
+        <w:pStyle w:val="31"/>
         <w:keepLines w:val="0"/>
         <w:pageBreakBefore w:val="0"/>
         <w:numPr>
@@ -3015,7 +3041,7 @@
         <w:wordWrap/>
         <w:overflowPunct/>
         <w:bidi w:val="0"/>
-        <w:ind w:left="425" w:hanging="425" w:leftChars="0" w:firstLineChars="0"/>
+        <w:ind w:left="425" w:leftChars="0" w:hanging="425" w:firstLineChars="0"/>
         <w:rPr>
           <w:rFonts w:hint="eastAsia"/>
           <w:lang w:val="en-US" w:eastAsia="zh-CN"/>
@@ -3031,7 +3057,7 @@
     </w:p>
     <w:p>
       <w:pPr>
-        <w:pStyle w:val="a1"/>
+        <w:pStyle w:val="31"/>
         <w:keepLines w:val="0"/>
         <w:pageBreakBefore w:val="0"/>
         <w:numPr>
@@ -3041,7 +3067,7 @@
         <w:wordWrap/>
         <w:overflowPunct/>
         <w:bidi w:val="0"/>
-        <w:ind w:left="425" w:hanging="425" w:leftChars="0" w:firstLineChars="0"/>
+        <w:ind w:left="425" w:leftChars="0" w:hanging="425" w:firstLineChars="0"/>
         <w:rPr>
           <w:rFonts w:hint="eastAsia"/>
           <w:lang w:val="en-US" w:eastAsia="zh-CN"/>
@@ -3057,7 +3083,7 @@
     </w:p>
     <w:p>
       <w:pPr>
-        <w:pStyle w:val="a1"/>
+        <w:pStyle w:val="31"/>
         <w:keepLines w:val="0"/>
         <w:pageBreakBefore w:val="0"/>
         <w:numPr>
@@ -3067,7 +3093,7 @@
         <w:wordWrap/>
         <w:overflowPunct/>
         <w:bidi w:val="0"/>
-        <w:ind w:left="425" w:hanging="425" w:leftChars="0" w:firstLineChars="0"/>
+        <w:ind w:left="425" w:leftChars="0" w:hanging="425" w:firstLineChars="0"/>
         <w:rPr>
           <w:rFonts w:hint="eastAsia"/>
           <w:lang w:val="en-US" w:eastAsia="zh-CN"/>
@@ -3083,7 +3109,7 @@
     </w:p>
     <w:p>
       <w:pPr>
-        <w:pStyle w:val="a1"/>
+        <w:pStyle w:val="31"/>
         <w:keepLines w:val="0"/>
         <w:pageBreakBefore w:val="0"/>
         <w:numPr>
@@ -3093,7 +3119,7 @@
         <w:wordWrap/>
         <w:overflowPunct/>
         <w:bidi w:val="0"/>
-        <w:ind w:left="425" w:hanging="425" w:leftChars="0" w:firstLineChars="0"/>
+        <w:ind w:left="425" w:leftChars="0" w:hanging="425" w:firstLineChars="0"/>
         <w:rPr>
           <w:rFonts w:hint="default"/>
           <w:lang w:val="en-US" w:eastAsia="zh-CN"/>
@@ -3109,7 +3135,7 @@
     </w:p>
     <w:p>
       <w:pPr>
-        <w:pStyle w:val="2"/>
+        <w:pStyle w:val="32"/>
         <w:keepLines w:val="0"/>
         <w:pageBreakBefore w:val="0"/>
         <w:wordWrap/>
@@ -3132,7 +3158,7 @@
     </w:p>
     <w:p>
       <w:pPr>
-        <w:pStyle w:val="a1"/>
+        <w:pStyle w:val="31"/>
         <w:keepLines w:val="0"/>
         <w:pageBreakBefore w:val="0"/>
         <w:numPr>
@@ -3142,7 +3168,7 @@
         <w:wordWrap/>
         <w:overflowPunct/>
         <w:bidi w:val="0"/>
-        <w:ind w:left="425" w:hanging="425" w:leftChars="0" w:firstLineChars="0"/>
+        <w:ind w:left="425" w:leftChars="0" w:hanging="425" w:firstLineChars="0"/>
         <w:rPr>
           <w:rFonts w:hint="eastAsia"/>
           <w:lang w:val="en-US" w:eastAsia="zh-CN"/>
@@ -3158,7 +3184,7 @@
     </w:p>
     <w:p>
       <w:pPr>
-        <w:pStyle w:val="a1"/>
+        <w:pStyle w:val="31"/>
         <w:keepLines w:val="0"/>
         <w:pageBreakBefore w:val="0"/>
         <w:numPr>
@@ -3168,7 +3194,7 @@
         <w:wordWrap/>
         <w:overflowPunct/>
         <w:bidi w:val="0"/>
-        <w:ind w:left="425" w:hanging="425" w:leftChars="0" w:firstLineChars="0"/>
+        <w:ind w:left="425" w:leftChars="0" w:hanging="425" w:firstLineChars="0"/>
         <w:rPr>
           <w:rFonts w:hint="eastAsia"/>
           <w:lang w:val="en-US" w:eastAsia="zh-CN"/>
@@ -3184,7 +3210,7 @@
     </w:p>
     <w:p>
       <w:pPr>
-        <w:pStyle w:val="a1"/>
+        <w:pStyle w:val="31"/>
         <w:keepLines w:val="0"/>
         <w:pageBreakBefore w:val="0"/>
         <w:numPr>
@@ -3194,7 +3220,7 @@
         <w:wordWrap/>
         <w:overflowPunct/>
         <w:bidi w:val="0"/>
-        <w:ind w:left="425" w:hanging="425" w:leftChars="0" w:firstLineChars="0"/>
+        <w:ind w:left="425" w:leftChars="0" w:hanging="425" w:firstLineChars="0"/>
         <w:rPr>
           <w:rFonts w:hint="default"/>
           <w:lang w:val="en-US" w:eastAsia="zh-CN"/>
@@ -3210,7 +3236,7 @@
     </w:p>
     <w:p>
       <w:pPr>
-        <w:pStyle w:val="1"/>
+        <w:pStyle w:val="30"/>
         <w:keepLines w:val="0"/>
         <w:pageBreakBefore w:val="0"/>
         <w:wordWrap/>
@@ -3235,7 +3261,7 @@
     </w:p>
     <w:p>
       <w:pPr>
-        <w:pStyle w:val="2"/>
+        <w:pStyle w:val="32"/>
         <w:keepLines w:val="0"/>
         <w:pageBreakBefore w:val="0"/>
         <w:wordWrap/>
@@ -3258,7 +3284,7 @@
     </w:p>
     <w:p>
       <w:pPr>
-        <w:pStyle w:val="a1"/>
+        <w:pStyle w:val="31"/>
         <w:keepLines w:val="0"/>
         <w:pageBreakBefore w:val="0"/>
         <w:wordWrap/>
@@ -3271,7 +3297,7 @@
     </w:p>
     <w:p>
       <w:pPr>
-        <w:pStyle w:val="2"/>
+        <w:pStyle w:val="32"/>
         <w:keepLines w:val="0"/>
         <w:pageBreakBefore w:val="0"/>
         <w:wordWrap/>
@@ -3286,7 +3312,7 @@
     </w:p>
     <w:p>
       <w:pPr>
-        <w:pStyle w:val="a1"/>
+        <w:pStyle w:val="31"/>
         <w:keepLines w:val="0"/>
         <w:pageBreakBefore w:val="0"/>
         <w:wordWrap/>
@@ -3299,7 +3325,7 @@
     </w:p>
     <w:p>
       <w:pPr>
-        <w:pStyle w:val="2"/>
+        <w:pStyle w:val="32"/>
         <w:keepLines w:val="0"/>
         <w:pageBreakBefore w:val="0"/>
         <w:wordWrap/>
@@ -3321,7 +3347,7 @@
     </w:p>
     <w:p>
       <w:pPr>
-        <w:pStyle w:val="a1"/>
+        <w:pStyle w:val="31"/>
         <w:keepLines w:val="0"/>
         <w:pageBreakBefore w:val="0"/>
         <w:wordWrap/>
@@ -3334,7 +3360,7 @@
     </w:p>
     <w:p>
       <w:pPr>
-        <w:pStyle w:val="2"/>
+        <w:pStyle w:val="32"/>
         <w:keepLines w:val="0"/>
         <w:pageBreakBefore w:val="0"/>
         <w:wordWrap/>
@@ -3349,7 +3375,7 @@
     </w:p>
     <w:p>
       <w:pPr>
-        <w:pStyle w:val="a1"/>
+        <w:pStyle w:val="31"/>
         <w:keepLines w:val="0"/>
         <w:pageBreakBefore w:val="0"/>
         <w:wordWrap/>
@@ -3362,7 +3388,7 @@
     </w:p>
     <w:p>
       <w:pPr>
-        <w:pStyle w:val="2"/>
+        <w:pStyle w:val="32"/>
         <w:keepLines w:val="0"/>
         <w:pageBreakBefore w:val="0"/>
         <w:wordWrap/>
@@ -3371,8 +3397,8 @@
       </w:pPr>
       <w:bookmarkStart w:id="14" w:name="bookmark5"/>
       <w:bookmarkEnd w:id="14"/>
-      <w:bookmarkStart w:id="15" w:name="_Toc9082"/>
-      <w:bookmarkStart w:id="16" w:name="_Toc16899"/>
+      <w:bookmarkStart w:id="15" w:name="_Toc16899"/>
+      <w:bookmarkStart w:id="16" w:name="_Toc9082"/>
       <w:r>
         <w:rPr>
           <w:rFonts w:hint="eastAsia"/>
@@ -3385,7 +3411,7 @@
     </w:p>
     <w:p>
       <w:pPr>
-        <w:pStyle w:val="a1"/>
+        <w:pStyle w:val="31"/>
         <w:keepNext w:val="0"/>
         <w:keepLines w:val="0"/>
         <w:pageBreakBefore w:val="0"/>
@@ -3403,7 +3429,7 @@
         <w:bidi w:val="0"/>
         <w:adjustRightInd w:val="0"/>
         <w:snapToGrid w:val="0"/>
-        <w:ind w:left="425" w:hanging="425" w:leftChars="0" w:firstLineChars="0"/>
+        <w:ind w:left="425" w:leftChars="0" w:hanging="425" w:firstLineChars="0"/>
         <w:textAlignment w:val="baseline"/>
       </w:pPr>
       <w:r>
@@ -3419,7 +3445,7 @@
     </w:p>
     <w:p>
       <w:pPr>
-        <w:pStyle w:val="a1"/>
+        <w:pStyle w:val="31"/>
         <w:keepNext w:val="0"/>
         <w:keepLines w:val="0"/>
         <w:pageBreakBefore w:val="0"/>
@@ -3437,10 +3463,10 @@
         <w:bidi w:val="0"/>
         <w:adjustRightInd w:val="0"/>
         <w:snapToGrid w:val="0"/>
-        <w:ind w:left="425" w:hanging="425" w:leftChars="0" w:firstLineChars="0"/>
+        <w:ind w:left="425" w:leftChars="0" w:hanging="425" w:firstLineChars="0"/>
         <w:textAlignment w:val="baseline"/>
         <w:rPr>
-          <w:rFonts w:eastAsia="宋体" w:hint="default"/>
+          <w:rFonts w:hint="default" w:eastAsia="宋体"/>
           <w:lang w:val="en-US" w:eastAsia="zh-CN"/>
         </w:rPr>
       </w:pPr>
@@ -3456,7 +3482,7 @@
       </w:r>
       <w:r>
         <w:rPr>
-          <w:rFonts w:ascii="宋体" w:hAnsi="宋体" w:cs="宋体" w:hint="eastAsia"/>
+          <w:rFonts w:hint="eastAsia" w:ascii="宋体" w:hAnsi="宋体" w:cs="宋体"/>
           <w:szCs w:val="24"/>
           <w:lang w:val="en-US" w:eastAsia="zh-CN"/>
         </w:rPr>
@@ -3465,7 +3491,7 @@
     </w:p>
     <w:p>
       <w:pPr>
-        <w:pStyle w:val="2"/>
+        <w:pStyle w:val="32"/>
         <w:keepLines w:val="0"/>
         <w:pageBreakBefore w:val="0"/>
         <w:widowControl w:val="0"/>
@@ -3487,17 +3513,18 @@
     </w:p>
     <w:tbl>
       <w:tblPr>
-        <w:tblStyle w:val="TableGrid"/>
+        <w:tblStyle w:val="22"/>
         <w:tblW w:w="0" w:type="auto"/>
         <w:jc w:val="center"/>
         <w:tblBorders>
-          <w:top w:val="single" w:sz="4" w:space="0" w:color="auto"/>
-          <w:left w:val="single" w:sz="4" w:space="0" w:color="auto"/>
-          <w:bottom w:val="single" w:sz="4" w:space="0" w:color="auto"/>
-          <w:right w:val="single" w:sz="4" w:space="0" w:color="auto"/>
-          <w:insideH w:val="single" w:sz="4" w:space="0" w:color="auto"/>
-          <w:insideV w:val="single" w:sz="4" w:space="0" w:color="auto"/>
+          <w:top w:val="single" w:color="auto" w:sz="4" w:space="0"/>
+          <w:left w:val="single" w:color="auto" w:sz="4" w:space="0"/>
+          <w:bottom w:val="single" w:color="auto" w:sz="4" w:space="0"/>
+          <w:right w:val="single" w:color="auto" w:sz="4" w:space="0"/>
+          <w:insideH w:val="single" w:color="auto" w:sz="4" w:space="0"/>
+          <w:insideV w:val="single" w:color="auto" w:sz="4" w:space="0"/>
         </w:tblBorders>
+        <w:tblLayout w:type="autofit"/>
         <w:tblCellMar>
           <w:top w:w="0" w:type="dxa"/>
           <w:left w:w="108" w:type="dxa"/>
@@ -3513,15 +3540,13 @@
       </w:tblGrid>
       <w:tr>
         <w:tblPrEx>
-          <w:tblW w:w="0" w:type="auto"/>
-          <w:jc w:val="center"/>
           <w:tblBorders>
-            <w:top w:val="single" w:sz="4" w:space="0" w:color="auto"/>
-            <w:left w:val="single" w:sz="4" w:space="0" w:color="auto"/>
-            <w:bottom w:val="single" w:sz="4" w:space="0" w:color="auto"/>
-            <w:right w:val="single" w:sz="4" w:space="0" w:color="auto"/>
-            <w:insideH w:val="single" w:sz="4" w:space="0" w:color="auto"/>
-            <w:insideV w:val="single" w:sz="4" w:space="0" w:color="auto"/>
+            <w:top w:val="single" w:color="auto" w:sz="4" w:space="0"/>
+            <w:left w:val="single" w:color="auto" w:sz="4" w:space="0"/>
+            <w:bottom w:val="single" w:color="auto" w:sz="4" w:space="0"/>
+            <w:right w:val="single" w:color="auto" w:sz="4" w:space="0"/>
+            <w:insideH w:val="single" w:color="auto" w:sz="4" w:space="0"/>
+            <w:insideV w:val="single" w:color="auto" w:sz="4" w:space="0"/>
           </w:tblBorders>
           <w:tblCellMar>
             <w:top w:w="0" w:type="dxa"/>
@@ -3548,7 +3573,7 @@
               <w:bidi w:val="0"/>
               <w:jc w:val="center"/>
               <w:rPr>
-                <w:rFonts w:eastAsia="宋体" w:hint="default"/>
+                <w:rFonts w:hint="default" w:eastAsia="宋体"/>
                 <w:b/>
                 <w:bCs/>
                 <w:vertAlign w:val="baseline"/>
@@ -3557,7 +3582,7 @@
             </w:pPr>
             <w:r>
               <w:rPr>
-                <w:rFonts w:eastAsia="宋体" w:hint="eastAsia"/>
+                <w:rFonts w:hint="eastAsia" w:eastAsia="宋体"/>
                 <w:b/>
                 <w:bCs/>
                 <w:vertAlign w:val="baseline"/>
@@ -3582,7 +3607,7 @@
               <w:bidi w:val="0"/>
               <w:jc w:val="center"/>
               <w:rPr>
-                <w:rFonts w:eastAsia="宋体" w:hint="default"/>
+                <w:rFonts w:hint="default" w:eastAsia="宋体"/>
                 <w:b/>
                 <w:bCs/>
                 <w:vertAlign w:val="baseline"/>
@@ -3591,7 +3616,7 @@
             </w:pPr>
             <w:r>
               <w:rPr>
-                <w:rFonts w:eastAsia="宋体" w:hint="eastAsia"/>
+                <w:rFonts w:hint="eastAsia" w:eastAsia="宋体"/>
                 <w:b/>
                 <w:bCs/>
                 <w:vertAlign w:val="baseline"/>
@@ -3616,7 +3641,7 @@
               <w:bidi w:val="0"/>
               <w:jc w:val="center"/>
               <w:rPr>
-                <w:rFonts w:eastAsia="宋体" w:hint="default"/>
+                <w:rFonts w:hint="default" w:eastAsia="宋体"/>
                 <w:b/>
                 <w:bCs/>
                 <w:vertAlign w:val="baseline"/>
@@ -3625,7 +3650,7 @@
             </w:pPr>
             <w:r>
               <w:rPr>
-                <w:rFonts w:eastAsia="宋体" w:hint="eastAsia"/>
+                <w:rFonts w:hint="eastAsia" w:eastAsia="宋体"/>
                 <w:b/>
                 <w:bCs/>
                 <w:vertAlign w:val="baseline"/>
@@ -3651,7 +3676,7 @@
               <w:bidi w:val="0"/>
               <w:jc w:val="center"/>
               <w:rPr>
-                <w:rFonts w:ascii="宋体" w:eastAsia="宋体" w:hAnsi="宋体" w:cs="宋体" w:hint="eastAsia"/>
+                <w:rFonts w:hint="eastAsia" w:ascii="宋体" w:hAnsi="宋体" w:eastAsia="宋体" w:cs="宋体"/>
                 <w:b/>
                 <w:bCs/>
                 <w:snapToGrid w:val="0"/>
@@ -3664,7 +3689,7 @@
             </w:pPr>
             <w:r>
               <w:rPr>
-                <w:rFonts w:ascii="宋体" w:eastAsia="宋体" w:hAnsi="宋体" w:cs="宋体" w:hint="eastAsia"/>
+                <w:rFonts w:hint="eastAsia" w:ascii="宋体" w:hAnsi="宋体" w:eastAsia="宋体" w:cs="宋体"/>
                 <w:b/>
                 <w:bCs/>
                 <w:sz w:val="18"/>
@@ -3677,8 +3702,14 @@
       </w:tr>
       <w:tr>
         <w:tblPrEx>
-          <w:tblW w:w="0" w:type="auto"/>
-          <w:jc w:val="center"/>
+          <w:tblBorders>
+            <w:top w:val="single" w:color="auto" w:sz="4" w:space="0"/>
+            <w:left w:val="single" w:color="auto" w:sz="4" w:space="0"/>
+            <w:bottom w:val="single" w:color="auto" w:sz="4" w:space="0"/>
+            <w:right w:val="single" w:color="auto" w:sz="4" w:space="0"/>
+            <w:insideH w:val="single" w:color="auto" w:sz="4" w:space="0"/>
+            <w:insideV w:val="single" w:color="auto" w:sz="4" w:space="0"/>
+          </w:tblBorders>
           <w:tblCellMar>
             <w:top w:w="0" w:type="dxa"/>
             <w:left w:w="108" w:type="dxa"/>
@@ -3687,7 +3718,7 @@
           </w:tblCellMar>
         </w:tblPrEx>
         <w:trPr>
-          <w:trHeight w:val="524"/>
+          <w:trHeight w:val="524" w:hRule="atLeast"/>
           <w:jc w:val="center"/>
         </w:trPr>
         <w:tc>
@@ -3697,8 +3728,9 @@
           </w:tcPr>
           <w:p>
             <w:pPr>
-              <w:rPr>
-                <w:rFonts w:ascii="宋体" w:eastAsia="宋体" w:hAnsi="宋体" w:cs="宋体" w:hint="eastAsia"/>
+              <w:widowControl w:val="0"/>
+              <w:rPr>
+                <w:rFonts w:hint="eastAsia" w:ascii="宋体" w:hAnsi="宋体" w:eastAsia="宋体" w:cs="宋体"/>
                 <w:snapToGrid w:val="0"/>
                 <w:color w:val="000000"/>
                 <w:kern w:val="0"/>
@@ -3707,11 +3739,9 @@
                 <w:lang w:val="en-US" w:eastAsia="zh-CN" w:bidi="ar-SA"/>
               </w:rPr>
             </w:pPr>
-            <w:bookmarkStart w:id="19" w:name="_GoBack"/>
-            <w:bookmarkEnd w:id="19"/>
             <w:r>
               <w:rPr>
-                <w:rFonts w:ascii="宋体" w:eastAsia="宋体" w:hAnsi="宋体" w:cs="宋体" w:hint="eastAsia"/>
+                <w:rFonts w:hint="eastAsia" w:ascii="宋体" w:hAnsi="宋体" w:eastAsia="宋体" w:cs="宋体"/>
                 <w:sz w:val="18"/>
                 <w:szCs w:val="18"/>
                 <w:lang w:val="en-US" w:eastAsia="zh-CN"/>
@@ -3727,8 +3757,9 @@
           </w:tcPr>
           <w:p>
             <w:pPr>
-              <w:rPr>
-                <w:rFonts w:ascii="宋体" w:eastAsia="宋体" w:hAnsi="宋体" w:cs="宋体" w:hint="eastAsia"/>
+              <w:widowControl w:val="0"/>
+              <w:rPr>
+                <w:rFonts w:hint="eastAsia" w:ascii="宋体" w:hAnsi="宋体" w:eastAsia="宋体" w:cs="宋体"/>
                 <w:snapToGrid w:val="0"/>
                 <w:color w:val="000000"/>
                 <w:kern w:val="0"/>
@@ -3739,7 +3770,7 @@
             </w:pPr>
             <w:r>
               <w:rPr>
-                <w:rFonts w:ascii="宋体" w:eastAsia="宋体" w:hAnsi="宋体" w:cs="宋体" w:hint="eastAsia"/>
+                <w:rFonts w:hint="eastAsia" w:ascii="宋体" w:hAnsi="宋体" w:eastAsia="宋体" w:cs="宋体"/>
                 <w:sz w:val="18"/>
                 <w:szCs w:val="18"/>
                 <w:lang w:val="en-US" w:eastAsia="zh-CN"/>
@@ -3755,8 +3786,9 @@
           </w:tcPr>
           <w:p>
             <w:pPr>
-              <w:rPr>
-                <w:rFonts w:ascii="宋体" w:eastAsia="宋体" w:hAnsi="宋体" w:cs="宋体" w:hint="eastAsia"/>
+              <w:widowControl w:val="0"/>
+              <w:rPr>
+                <w:rFonts w:hint="eastAsia" w:ascii="宋体" w:hAnsi="宋体" w:eastAsia="宋体" w:cs="宋体"/>
                 <w:snapToGrid w:val="0"/>
                 <w:color w:val="000000"/>
                 <w:kern w:val="0"/>
@@ -3767,7 +3799,7 @@
             </w:pPr>
             <w:r>
               <w:rPr>
-                <w:rFonts w:ascii="宋体" w:eastAsia="宋体" w:hAnsi="宋体" w:cs="宋体" w:hint="eastAsia"/>
+                <w:rFonts w:hint="eastAsia" w:ascii="宋体" w:hAnsi="宋体" w:eastAsia="宋体" w:cs="宋体"/>
                 <w:sz w:val="18"/>
                 <w:szCs w:val="18"/>
               </w:rPr>
@@ -3782,8 +3814,9 @@
           </w:tcPr>
           <w:p>
             <w:pPr>
-              <w:rPr>
-                <w:rFonts w:ascii="宋体" w:eastAsia="宋体" w:hAnsi="宋体" w:cs="宋体" w:hint="eastAsia"/>
+              <w:widowControl w:val="0"/>
+              <w:rPr>
+                <w:rFonts w:hint="eastAsia" w:ascii="宋体" w:hAnsi="宋体" w:eastAsia="宋体" w:cs="宋体"/>
                 <w:snapToGrid w:val="0"/>
                 <w:color w:val="000000"/>
                 <w:kern w:val="0"/>
@@ -3794,7 +3827,7 @@
             </w:pPr>
             <w:r>
               <w:rPr>
-                <w:rFonts w:ascii="宋体" w:eastAsia="宋体" w:hAnsi="宋体" w:cs="宋体" w:hint="eastAsia"/>
+                <w:rFonts w:hint="eastAsia" w:ascii="宋体" w:hAnsi="宋体" w:eastAsia="宋体" w:cs="宋体"/>
                 <w:sz w:val="18"/>
                 <w:szCs w:val="18"/>
                 <w:lang w:val="en-US" w:eastAsia="zh-CN"/>
@@ -3807,32 +3840,32 @@
     </w:tbl>
     <w:p>
       <w:pPr>
-        <w:pStyle w:val="1"/>
+        <w:pStyle w:val="30"/>
         <w:keepLines w:val="0"/>
         <w:pageBreakBefore w:val="0"/>
         <w:wordWrap/>
         <w:overflowPunct/>
         <w:bidi w:val="0"/>
         <w:rPr>
-          <w:rStyle w:val="1Char"/>
-          <w:rFonts w:eastAsia="宋体" w:hint="default"/>
+          <w:rStyle w:val="40"/>
+          <w:rFonts w:hint="default" w:eastAsia="宋体"/>
           <w:lang w:val="en-US" w:eastAsia="zh-CN"/>
         </w:rPr>
       </w:pPr>
-      <w:bookmarkStart w:id="20" w:name="bookmark3"/>
+      <w:bookmarkStart w:id="19" w:name="bookmark3"/>
+      <w:bookmarkEnd w:id="19"/>
+      <w:bookmarkStart w:id="20" w:name="_Toc6051"/>
+      <w:bookmarkStart w:id="21" w:name="_Toc17424"/>
+      <w:r>
+        <w:rPr>
+          <w:rStyle w:val="40"/>
+          <w:rFonts w:hint="eastAsia" w:eastAsia="宋体"/>
+          <w:lang w:val="en-US" w:eastAsia="zh-CN"/>
+        </w:rPr>
+        <w:t>附则</w:t>
+      </w:r>
       <w:bookmarkEnd w:id="20"/>
-      <w:bookmarkStart w:id="21" w:name="_Toc17424"/>
-      <w:bookmarkStart w:id="22" w:name="_Toc6051"/>
-      <w:r>
-        <w:rPr>
-          <w:rStyle w:val="1Char"/>
-          <w:rFonts w:eastAsia="宋体" w:hint="eastAsia"/>
-          <w:lang w:val="en-US" w:eastAsia="zh-CN"/>
-        </w:rPr>
-        <w:t>附则</w:t>
-      </w:r>
       <w:bookmarkEnd w:id="21"/>
-      <w:bookmarkEnd w:id="22"/>
     </w:p>
     <w:p>
       <w:pPr>
@@ -3854,17 +3887,17 @@
         <w:adjustRightInd w:val="0"/>
         <w:snapToGrid w:val="0"/>
         <w:spacing w:line="360" w:lineRule="auto"/>
-        <w:ind w:left="425" w:hanging="425" w:leftChars="0" w:firstLineChars="0"/>
+        <w:ind w:left="425" w:leftChars="0" w:hanging="425" w:firstLineChars="0"/>
         <w:textAlignment w:val="baseline"/>
         <w:rPr>
-          <w:rFonts w:ascii="宋体" w:eastAsia="宋体" w:hAnsi="宋体" w:cs="宋体"/>
+          <w:rFonts w:ascii="宋体" w:hAnsi="宋体" w:eastAsia="宋体" w:cs="宋体"/>
           <w:sz w:val="24"/>
           <w:szCs w:val="24"/>
         </w:rPr>
       </w:pPr>
       <w:r>
         <w:rPr>
-          <w:rFonts w:ascii="宋体" w:eastAsia="宋体" w:hAnsi="宋体" w:cs="宋体"/>
+          <w:rFonts w:ascii="宋体" w:hAnsi="宋体" w:eastAsia="宋体" w:cs="宋体"/>
           <w:spacing w:val="-1"/>
           <w:sz w:val="24"/>
           <w:szCs w:val="24"/>
@@ -3873,7 +3906,7 @@
       </w:r>
       <w:r>
         <w:rPr>
-          <w:rFonts w:ascii="宋体" w:eastAsia="宋体" w:hAnsi="宋体" w:cs="宋体" w:hint="eastAsia"/>
+          <w:rFonts w:hint="eastAsia" w:ascii="宋体" w:hAnsi="宋体" w:eastAsia="宋体" w:cs="宋体"/>
           <w:spacing w:val="-1"/>
           <w:sz w:val="24"/>
           <w:szCs w:val="24"/>
@@ -3883,7 +3916,7 @@
       </w:r>
       <w:r>
         <w:rPr>
-          <w:rFonts w:ascii="宋体" w:eastAsia="宋体" w:hAnsi="宋体" w:cs="宋体"/>
+          <w:rFonts w:ascii="宋体" w:hAnsi="宋体" w:eastAsia="宋体" w:cs="宋体"/>
           <w:spacing w:val="-1"/>
           <w:sz w:val="24"/>
           <w:szCs w:val="24"/>
@@ -3911,7 +3944,7 @@
         <w:adjustRightInd w:val="0"/>
         <w:snapToGrid w:val="0"/>
         <w:spacing w:line="360" w:lineRule="auto"/>
-        <w:ind w:left="425" w:hanging="425" w:leftChars="0" w:firstLineChars="0"/>
+        <w:ind w:left="425" w:leftChars="0" w:hanging="425" w:firstLineChars="0"/>
         <w:textAlignment w:val="baseline"/>
         <w:rPr>
           <w:rFonts w:hint="default"/>
@@ -3920,7 +3953,7 @@
       </w:pPr>
       <w:r>
         <w:rPr>
-          <w:rFonts w:ascii="宋体" w:eastAsia="宋体" w:hAnsi="宋体" w:cs="宋体"/>
+          <w:rFonts w:ascii="宋体" w:hAnsi="宋体" w:eastAsia="宋体" w:cs="宋体"/>
           <w:spacing w:val="-2"/>
           <w:sz w:val="24"/>
           <w:szCs w:val="24"/>
@@ -3930,7 +3963,7 @@
     </w:p>
     <w:p>
       <w:pPr>
-        <w:pStyle w:val="1"/>
+        <w:pStyle w:val="30"/>
         <w:keepLines w:val="0"/>
         <w:pageBreakBefore w:val="0"/>
         <w:wordWrap/>
@@ -3941,9 +3974,9 @@
           <w:lang w:val="en-US" w:eastAsia="zh-CN"/>
         </w:rPr>
       </w:pPr>
-      <w:bookmarkStart w:id="23" w:name="bookmark14"/>
-      <w:bookmarkEnd w:id="23"/>
-      <w:bookmarkStart w:id="24" w:name="_Toc16339"/>
+      <w:bookmarkStart w:id="22" w:name="bookmark14"/>
+      <w:bookmarkEnd w:id="22"/>
+      <w:bookmarkStart w:id="23" w:name="_Toc16339"/>
       <w:r>
         <w:rPr>
           <w:rFonts w:hint="eastAsia"/>
@@ -3951,11 +3984,11 @@
         </w:rPr>
         <w:t>附件</w:t>
       </w:r>
-      <w:bookmarkEnd w:id="24"/>
+      <w:bookmarkEnd w:id="23"/>
     </w:p>
     <w:p>
       <w:pPr>
-        <w:pStyle w:val="a1"/>
+        <w:pStyle w:val="31"/>
         <w:keepLines w:val="0"/>
         <w:pageBreakBefore w:val="0"/>
         <w:wordWrap/>
@@ -3976,7 +4009,7 @@
     </w:p>
     <w:p>
       <w:pPr>
-        <w:pStyle w:val="1"/>
+        <w:pStyle w:val="30"/>
         <w:keepLines w:val="0"/>
         <w:pageBreakBefore w:val="0"/>
         <w:wordWrap/>
@@ -3987,7 +4020,7 @@
           <w:lang w:val="en-US" w:eastAsia="zh-CN"/>
         </w:rPr>
       </w:pPr>
-      <w:bookmarkStart w:id="25" w:name="_Toc13124"/>
+      <w:bookmarkStart w:id="24" w:name="_Toc13124"/>
       <w:r>
         <w:rPr>
           <w:rFonts w:hint="eastAsia"/>
@@ -3995,7 +4028,7 @@
         </w:rPr>
         <w:t>记录</w:t>
       </w:r>
-      <w:bookmarkEnd w:id="25"/>
+      <w:bookmarkEnd w:id="24"/>
     </w:p>
     <w:p>
       <w:pPr>
@@ -4009,9 +4042,9 @@
         <w:overflowPunct/>
         <w:bidi w:val="0"/>
         <w:spacing w:before="240" w:line="219" w:lineRule="auto"/>
-        <w:ind w:left="425" w:hanging="425" w:leftChars="0" w:firstLineChars="0"/>
-        <w:rPr>
-          <w:rFonts w:ascii="宋体" w:eastAsia="宋体" w:hAnsi="宋体" w:cs="宋体" w:hint="eastAsia"/>
+        <w:ind w:left="425" w:leftChars="0" w:hanging="425" w:firstLineChars="0"/>
+        <w:rPr>
+          <w:rFonts w:hint="eastAsia" w:ascii="宋体" w:hAnsi="宋体" w:eastAsia="宋体" w:cs="宋体"/>
           <w:sz w:val="24"/>
           <w:szCs w:val="24"/>
           <w:lang w:val="en-US" w:eastAsia="zh-CN"/>
@@ -4019,7 +4052,7 @@
       </w:pPr>
       <w:r>
         <w:rPr>
-          <w:rFonts w:ascii="宋体" w:eastAsia="宋体" w:hAnsi="宋体" w:cs="宋体"/>
+          <w:rFonts w:ascii="宋体" w:hAnsi="宋体" w:eastAsia="宋体" w:cs="宋体"/>
           <w:spacing w:val="-1"/>
           <w:sz w:val="24"/>
           <w:szCs w:val="24"/>
@@ -4028,19 +4061,44 @@
       </w:r>
     </w:p>
     <w:sectPr>
-      <w:headerReference w:type="default" r:id="rId5"/>
+      <w:headerReference r:id="rId5" w:type="default"/>
       <w:pgSz w:w="11906" w:h="16838"/>
       <w:pgMar w:top="1417" w:right="1800" w:bottom="1440" w:left="1800" w:header="1140" w:footer="992" w:gutter="0"/>
-      <w:cols w:num="1" w:space="425"/>
+      <w:cols w:space="425" w:num="1"/>
       <w:docGrid w:type="lines" w:linePitch="312" w:charSpace="0"/>
     </w:sectPr>
   </w:body>
 </w:document>
 </file>
 
+<file path=word/endnotes.xml><?xml version="1.0" encoding="utf-8"?>
+<w:endnotes xmlns:wpc="http://schemas.microsoft.com/office/word/2010/wordprocessingCanvas" xmlns:mc="http://schemas.openxmlformats.org/markup-compatibility/2006" xmlns:o="urn:schemas-microsoft-com:office:office" xmlns:r="http://schemas.openxmlformats.org/officeDocument/2006/relationships" xmlns:m="http://schemas.openxmlformats.org/officeDocument/2006/math" xmlns:v="urn:schemas-microsoft-com:vml" xmlns:wp14="http://schemas.microsoft.com/office/word/2010/wordprocessingDrawing" xmlns:wp="http://schemas.openxmlformats.org/drawingml/2006/wordprocessingDrawing" xmlns:w="http://schemas.openxmlformats.org/wordprocessingml/2006/main" xmlns:w14="http://schemas.microsoft.com/office/word/2010/wordml" xmlns:w15="http://schemas.microsoft.com/office/word/2012/wordml" xmlns:w10="urn:schemas-microsoft-com:office:word" xmlns:wpg="http://schemas.microsoft.com/office/word/2010/wordprocessingGroup" xmlns:wpi="http://schemas.microsoft.com/office/word/2010/wordprocessingInk" xmlns:wne="http://schemas.microsoft.com/office/word/2006/wordml" xmlns:wps="http://schemas.microsoft.com/office/word/2010/wordprocessingShape" xmlns:wpsCustomData="http://www.wps.cn/officeDocument/2013/wpsCustomData" mc:Ignorable="w14 w15 wp14">
+  <w:endnote w:type="separator" w:id="0">
+    <w:p>
+      <w:pPr>
+        <w:spacing w:line="240" w:lineRule="auto"/>
+      </w:pPr>
+      <w:r>
+        <w:separator/>
+      </w:r>
+    </w:p>
+  </w:endnote>
+  <w:endnote w:type="continuationSeparator" w:id="1">
+    <w:p>
+      <w:pPr>
+        <w:spacing w:line="240" w:lineRule="auto"/>
+      </w:pPr>
+      <w:r>
+        <w:continuationSeparator/>
+      </w:r>
+    </w:p>
+  </w:endnote>
+</w:endnotes>
+</file>
+
 <file path=word/footnotes.xml><?xml version="1.0" encoding="utf-8"?>
-<w:footnotes xmlns:wpc="http://schemas.microsoft.com/office/word/2010/wordprocessingCanvas" xmlns:mc="http://schemas.openxmlformats.org/markup-compatibility/2006" xmlns:o="urn:schemas-microsoft-com:office:office" xmlns:r="http://schemas.openxmlformats.org/officeDocument/2006/relationships" xmlns:m="http://schemas.openxmlformats.org/officeDocument/2006/math" xmlns:v="urn:schemas-microsoft-com:vml" xmlns:wp14="http://schemas.microsoft.com/office/word/2010/wordprocessingDrawing" xmlns:wp="http://schemas.openxmlformats.org/drawingml/2006/wordprocessingDrawing" xmlns:w10="urn:schemas-microsoft-com:office:word" xmlns:w="http://schemas.openxmlformats.org/wordprocessingml/2006/main" xmlns:w14="http://schemas.microsoft.com/office/word/2010/wordml" xmlns:w15="http://schemas.microsoft.com/office/word/2012/wordml" xmlns:wne="http://schemas.microsoft.com/office/word/2006/wordml" xmlns:wpg="http://schemas.microsoft.com/office/word/2010/wordprocessingGroup" xmlns:wpi="http://schemas.microsoft.com/office/word/2010/wordprocessingInk" xmlns:wps="http://schemas.microsoft.com/office/word/2010/wordprocessingShape" mc:Ignorable="w14 w15 wp14">
-  <w:footnote w:type="separator" w:id="0">
+<w:footnotes xmlns:wpc="http://schemas.microsoft.com/office/word/2010/wordprocessingCanvas" xmlns:mc="http://schemas.openxmlformats.org/markup-compatibility/2006" xmlns:o="urn:schemas-microsoft-com:office:office" xmlns:r="http://schemas.openxmlformats.org/officeDocument/2006/relationships" xmlns:m="http://schemas.openxmlformats.org/officeDocument/2006/math" xmlns:v="urn:schemas-microsoft-com:vml" xmlns:wp14="http://schemas.microsoft.com/office/word/2010/wordprocessingDrawing" xmlns:wp="http://schemas.openxmlformats.org/drawingml/2006/wordprocessingDrawing" xmlns:w="http://schemas.openxmlformats.org/wordprocessingml/2006/main" xmlns:w14="http://schemas.microsoft.com/office/word/2010/wordml" xmlns:w15="http://schemas.microsoft.com/office/word/2012/wordml" xmlns:w10="urn:schemas-microsoft-com:office:word" xmlns:wpg="http://schemas.microsoft.com/office/word/2010/wordprocessingGroup" xmlns:wpi="http://schemas.microsoft.com/office/word/2010/wordprocessingInk" xmlns:wne="http://schemas.microsoft.com/office/word/2006/wordml" xmlns:wps="http://schemas.microsoft.com/office/word/2010/wordprocessingShape" xmlns:wpsCustomData="http://www.wps.cn/officeDocument/2013/wpsCustomData" mc:Ignorable="w14 w15 wp14">
+  <w:footnote w:type="separator" w:id="2">
     <w:p>
       <w:pPr>
         <w:spacing w:line="360" w:lineRule="auto"/>
@@ -4050,7 +4108,7 @@
       </w:r>
     </w:p>
   </w:footnote>
-  <w:footnote w:type="continuationSeparator" w:id="1">
+  <w:footnote w:type="continuationSeparator" w:id="3">
     <w:p>
       <w:pPr>
         <w:spacing w:line="360" w:lineRule="auto"/>
@@ -4060,15 +4118,15 @@
       </w:r>
     </w:p>
   </w:footnote>
-  <w:footnote w:id="2">
+  <w:footnote w:id="0">
     <w:p>
       <w:pPr>
-        <w:pStyle w:val="FootnoteText"/>
+        <w:pStyle w:val="17"/>
         <w:snapToGrid w:val="0"/>
       </w:pPr>
       <w:r>
         <w:rPr>
-          <w:rStyle w:val="FootnoteReference"/>
+          <w:rStyle w:val="25"/>
         </w:rPr>
         <w:footnoteRef/>
       </w:r>
@@ -4077,7 +4135,7 @@
       </w:r>
       <w:r>
         <w:rPr>
-          <w:rFonts w:ascii="Helvetica" w:eastAsia="Helvetica" w:hAnsi="Helvetica" w:cs="Helvetica"/>
+          <w:rFonts w:ascii="Helvetica" w:hAnsi="Helvetica" w:eastAsia="Helvetica" w:cs="Helvetica"/>
           <w:i w:val="0"/>
           <w:iCs w:val="0"/>
           <w:caps w:val="0"/>
@@ -4095,22 +4153,22 @@
 </file>
 
 <file path=word/header1.xml><?xml version="1.0" encoding="utf-8"?>
-<w:hdr xmlns:wpc="http://schemas.microsoft.com/office/word/2010/wordprocessingCanvas" xmlns:mc="http://schemas.openxmlformats.org/markup-compatibility/2006" xmlns:o="urn:schemas-microsoft-com:office:office" xmlns:r="http://schemas.openxmlformats.org/officeDocument/2006/relationships" xmlns:m="http://schemas.openxmlformats.org/officeDocument/2006/math" xmlns:v="urn:schemas-microsoft-com:vml" xmlns:wp14="http://schemas.microsoft.com/office/word/2010/wordprocessingDrawing" xmlns:wp="http://schemas.openxmlformats.org/drawingml/2006/wordprocessingDrawing" xmlns:w10="urn:schemas-microsoft-com:office:word" xmlns:w="http://schemas.openxmlformats.org/wordprocessingml/2006/main" xmlns:w14="http://schemas.microsoft.com/office/word/2010/wordml" xmlns:w15="http://schemas.microsoft.com/office/word/2012/wordml" xmlns:wne="http://schemas.microsoft.com/office/word/2006/wordml" xmlns:wpg="http://schemas.microsoft.com/office/word/2010/wordprocessingGroup" xmlns:wpi="http://schemas.microsoft.com/office/word/2010/wordprocessingInk" xmlns:wps="http://schemas.microsoft.com/office/word/2010/wordprocessingShape" mc:Ignorable="w14 w15 wp14">
+<w:hdr xmlns:wpc="http://schemas.microsoft.com/office/word/2010/wordprocessingCanvas" xmlns:mc="http://schemas.openxmlformats.org/markup-compatibility/2006" xmlns:o="urn:schemas-microsoft-com:office:office" xmlns:r="http://schemas.openxmlformats.org/officeDocument/2006/relationships" xmlns:m="http://schemas.openxmlformats.org/officeDocument/2006/math" xmlns:v="urn:schemas-microsoft-com:vml" xmlns:wp14="http://schemas.microsoft.com/office/word/2010/wordprocessingDrawing" xmlns:wp="http://schemas.openxmlformats.org/drawingml/2006/wordprocessingDrawing" xmlns:w10="urn:schemas-microsoft-com:office:word" xmlns:w="http://schemas.openxmlformats.org/wordprocessingml/2006/main" xmlns:w14="http://schemas.microsoft.com/office/word/2010/wordml" xmlns:w15="http://schemas.microsoft.com/office/word/2012/wordml" xmlns:wpg="http://schemas.microsoft.com/office/word/2010/wordprocessingGroup" xmlns:wpi="http://schemas.microsoft.com/office/word/2010/wordprocessingInk" xmlns:wne="http://schemas.microsoft.com/office/word/2006/wordml" xmlns:wps="http://schemas.microsoft.com/office/word/2010/wordprocessingShape" xmlns:wpsCustomData="http://www.wps.cn/officeDocument/2013/wpsCustomData" mc:Ignorable="w14 w15 wp14">
   <w:p>
     <w:pPr>
-      <w:pStyle w:val="Header"/>
+      <w:pStyle w:val="15"/>
       <w:pBdr>
-        <w:bottom w:val="single" w:sz="4" w:space="1" w:color="auto"/>
+        <w:bottom w:val="single" w:color="auto" w:sz="4" w:space="1"/>
       </w:pBdr>
       <w:jc w:val="right"/>
       <w:rPr>
-        <w:rFonts w:eastAsiaTheme="minorEastAsia" w:hint="eastAsia"/>
+        <w:rFonts w:hint="eastAsia" w:eastAsiaTheme="minorEastAsia"/>
         <w:lang w:eastAsia="zh-CN"/>
       </w:rPr>
     </w:pPr>
     <w:r>
       <w:rPr>
-        <w:rFonts w:eastAsiaTheme="minorEastAsia" w:hint="eastAsia"/>
+        <w:rFonts w:hint="eastAsia" w:eastAsiaTheme="minorEastAsia"/>
         <w:lang w:eastAsia="zh-CN"/>
       </w:rPr>
       <w:t>陕西益利德软件科技有限公司</w:t>
@@ -4120,15 +4178,15 @@
 </file>
 
 <file path=word/numbering.xml><?xml version="1.0" encoding="utf-8"?>
-<w:numbering xmlns:wpc="http://schemas.microsoft.com/office/word/2010/wordprocessingCanvas" xmlns:mc="http://schemas.openxmlformats.org/markup-compatibility/2006" xmlns:o="urn:schemas-microsoft-com:office:office" xmlns:r="http://schemas.openxmlformats.org/officeDocument/2006/relationships" xmlns:m="http://schemas.openxmlformats.org/officeDocument/2006/math" xmlns:v="urn:schemas-microsoft-com:vml" xmlns:wp14="http://schemas.microsoft.com/office/word/2010/wordprocessingDrawing" xmlns:wp="http://schemas.openxmlformats.org/drawingml/2006/wordprocessingDrawing" xmlns:w10="urn:schemas-microsoft-com:office:word" xmlns:w="http://schemas.openxmlformats.org/wordprocessingml/2006/main" xmlns:w14="http://schemas.microsoft.com/office/word/2010/wordml" xmlns:w15="http://schemas.microsoft.com/office/word/2012/wordml" xmlns:wne="http://schemas.microsoft.com/office/word/2006/wordml" xmlns:wpg="http://schemas.microsoft.com/office/word/2010/wordprocessingGroup" xmlns:wpi="http://schemas.microsoft.com/office/word/2010/wordprocessingInk" xmlns:wps="http://schemas.microsoft.com/office/word/2010/wordprocessingShape" mc:Ignorable="w14 w15 wp14">
+<w:numbering xmlns:wpc="http://schemas.microsoft.com/office/word/2010/wordprocessingCanvas" xmlns:mc="http://schemas.openxmlformats.org/markup-compatibility/2006" xmlns:o="urn:schemas-microsoft-com:office:office" xmlns:r="http://schemas.openxmlformats.org/officeDocument/2006/relationships" xmlns:m="http://schemas.openxmlformats.org/officeDocument/2006/math" xmlns:v="urn:schemas-microsoft-com:vml" xmlns:wp14="http://schemas.microsoft.com/office/word/2010/wordprocessingDrawing" xmlns:wp="http://schemas.openxmlformats.org/drawingml/2006/wordprocessingDrawing" xmlns:w10="urn:schemas-microsoft-com:office:word" xmlns:w="http://schemas.openxmlformats.org/wordprocessingml/2006/main" xmlns:w14="http://schemas.microsoft.com/office/word/2010/wordml" xmlns:wpg="http://schemas.microsoft.com/office/word/2010/wordprocessingGroup" xmlns:wpi="http://schemas.microsoft.com/office/word/2010/wordprocessingInk" xmlns:wne="http://schemas.microsoft.com/office/word/2006/wordml" xmlns:wps="http://schemas.microsoft.com/office/word/2010/wordprocessingShape" xmlns:wpsCustomData="http://www.wps.cn/officeDocument/2013/wpsCustomData" mc:Ignorable="w14 wp14">
   <w:abstractNum w:abstractNumId="0">
     <w:nsid w:val="8E964DCE"/>
     <w:multiLevelType w:val="multilevel"/>
     <w:tmpl w:val="8E964DCE"/>
-    <w:lvl w:ilvl="0">
+    <w:lvl w:ilvl="0" w:tentative="0">
       <w:start w:val="1"/>
       <w:numFmt w:val="decimal"/>
-      <w:pStyle w:val="Heading1"/>
+      <w:pStyle w:val="2"/>
       <w:lvlText w:val="%1."/>
       <w:lvlJc w:val="left"/>
       <w:pPr>
@@ -4138,10 +4196,10 @@
         <w:rFonts w:hint="default"/>
       </w:rPr>
     </w:lvl>
-    <w:lvl w:ilvl="1">
+    <w:lvl w:ilvl="1" w:tentative="0">
       <w:start w:val="1"/>
       <w:numFmt w:val="decimal"/>
-      <w:pStyle w:val="Heading2"/>
+      <w:pStyle w:val="3"/>
       <w:lvlText w:val="%1.%2."/>
       <w:lvlJc w:val="left"/>
       <w:pPr>
@@ -4151,10 +4209,10 @@
         <w:rFonts w:hint="default"/>
       </w:rPr>
     </w:lvl>
-    <w:lvl w:ilvl="2">
+    <w:lvl w:ilvl="2" w:tentative="0">
       <w:start w:val="1"/>
       <w:numFmt w:val="decimal"/>
-      <w:pStyle w:val="Heading3"/>
+      <w:pStyle w:val="4"/>
       <w:lvlText w:val="%1.%2.%3."/>
       <w:lvlJc w:val="left"/>
       <w:pPr>
@@ -4164,10 +4222,10 @@
         <w:rFonts w:hint="default"/>
       </w:rPr>
     </w:lvl>
-    <w:lvl w:ilvl="3">
+    <w:lvl w:ilvl="3" w:tentative="0">
       <w:start w:val="1"/>
       <w:numFmt w:val="decimal"/>
-      <w:pStyle w:val="Heading4"/>
+      <w:pStyle w:val="5"/>
       <w:lvlText w:val="%1.%2.%3.%4."/>
       <w:lvlJc w:val="left"/>
       <w:pPr>
@@ -4177,10 +4235,10 @@
         <w:rFonts w:hint="default"/>
       </w:rPr>
     </w:lvl>
-    <w:lvl w:ilvl="4">
+    <w:lvl w:ilvl="4" w:tentative="0">
       <w:start w:val="1"/>
       <w:numFmt w:val="decimal"/>
-      <w:pStyle w:val="Heading5"/>
+      <w:pStyle w:val="6"/>
       <w:lvlText w:val="%1.%2.%3.%4.%5."/>
       <w:lvlJc w:val="left"/>
       <w:pPr>
@@ -4190,10 +4248,10 @@
         <w:rFonts w:hint="default"/>
       </w:rPr>
     </w:lvl>
-    <w:lvl w:ilvl="5">
+    <w:lvl w:ilvl="5" w:tentative="0">
       <w:start w:val="1"/>
       <w:numFmt w:val="decimal"/>
-      <w:pStyle w:val="Heading6"/>
+      <w:pStyle w:val="7"/>
       <w:lvlText w:val="%1.%2.%3.%4.%5.%6."/>
       <w:lvlJc w:val="left"/>
       <w:pPr>
@@ -4203,10 +4261,10 @@
         <w:rFonts w:hint="default"/>
       </w:rPr>
     </w:lvl>
-    <w:lvl w:ilvl="6">
+    <w:lvl w:ilvl="6" w:tentative="0">
       <w:start w:val="1"/>
       <w:numFmt w:val="decimal"/>
-      <w:pStyle w:val="Heading7"/>
+      <w:pStyle w:val="8"/>
       <w:lvlText w:val="%1.%2.%3.%4.%5.%6.%7."/>
       <w:lvlJc w:val="left"/>
       <w:pPr>
@@ -4216,10 +4274,10 @@
         <w:rFonts w:hint="default"/>
       </w:rPr>
     </w:lvl>
-    <w:lvl w:ilvl="7">
+    <w:lvl w:ilvl="7" w:tentative="0">
       <w:start w:val="1"/>
       <w:numFmt w:val="decimal"/>
-      <w:pStyle w:val="Heading8"/>
+      <w:pStyle w:val="9"/>
       <w:lvlText w:val="%1.%2.%3.%4.%5.%6.%7.%8."/>
       <w:lvlJc w:val="left"/>
       <w:pPr>
@@ -4229,10 +4287,10 @@
         <w:rFonts w:hint="default"/>
       </w:rPr>
     </w:lvl>
-    <w:lvl w:ilvl="8">
+    <w:lvl w:ilvl="8" w:tentative="0">
       <w:start w:val="1"/>
       <w:numFmt w:val="decimal"/>
-      <w:pStyle w:val="Heading9"/>
+      <w:pStyle w:val="10"/>
       <w:lvlText w:val="%1.%2.%3.%4.%5.%6.%7.%8.%9."/>
       <w:lvlJc w:val="left"/>
       <w:pPr>
@@ -4247,7 +4305,7 @@
     <w:nsid w:val="F24FB1A8"/>
     <w:multiLevelType w:val="singleLevel"/>
     <w:tmpl w:val="F24FB1A8"/>
-    <w:lvl w:ilvl="0">
+    <w:lvl w:ilvl="0" w:tentative="0">
       <w:start w:val="1"/>
       <w:numFmt w:val="decimal"/>
       <w:lvlText w:val="%1."/>
@@ -4264,7 +4322,7 @@
     <w:nsid w:val="F9539CF3"/>
     <w:multiLevelType w:val="singleLevel"/>
     <w:tmpl w:val="F9539CF3"/>
-    <w:lvl w:ilvl="0">
+    <w:lvl w:ilvl="0" w:tentative="0">
       <w:start w:val="1"/>
       <w:numFmt w:val="decimal"/>
       <w:lvlText w:val="%1."/>
@@ -4281,7 +4339,7 @@
     <w:nsid w:val="15114914"/>
     <w:multiLevelType w:val="singleLevel"/>
     <w:tmpl w:val="15114914"/>
-    <w:lvl w:ilvl="0">
+    <w:lvl w:ilvl="0" w:tentative="0">
       <w:start w:val="1"/>
       <w:numFmt w:val="decimal"/>
       <w:lvlText w:val="%1."/>
@@ -4298,7 +4356,7 @@
     <w:nsid w:val="1C68FD48"/>
     <w:multiLevelType w:val="singleLevel"/>
     <w:tmpl w:val="1C68FD48"/>
-    <w:lvl w:ilvl="0">
+    <w:lvl w:ilvl="0" w:tentative="0">
       <w:start w:val="1"/>
       <w:numFmt w:val="decimal"/>
       <w:lvlText w:val="%1."/>
@@ -4315,7 +4373,7 @@
     <w:nsid w:val="2FCAB04D"/>
     <w:multiLevelType w:val="singleLevel"/>
     <w:tmpl w:val="2FCAB04D"/>
-    <w:lvl w:ilvl="0">
+    <w:lvl w:ilvl="0" w:tentative="0">
       <w:start w:val="1"/>
       <w:numFmt w:val="decimal"/>
       <w:lvlText w:val="%1."/>
@@ -4350,267 +4408,269 @@
 </file>
 
 <file path=word/styles.xml><?xml version="1.0" encoding="utf-8"?>
-<w:styles xmlns:mc="http://schemas.openxmlformats.org/markup-compatibility/2006" xmlns:r="http://schemas.openxmlformats.org/officeDocument/2006/relationships" xmlns:w="http://schemas.openxmlformats.org/wordprocessingml/2006/main" xmlns:w14="http://schemas.microsoft.com/office/word/2010/wordml" xmlns:w15="http://schemas.microsoft.com/office/word/2012/wordml" mc:Ignorable="w14 w15">
+<w:styles xmlns:mc="http://schemas.openxmlformats.org/markup-compatibility/2006" xmlns:o="urn:schemas-microsoft-com:office:office" xmlns:r="http://schemas.openxmlformats.org/officeDocument/2006/relationships" xmlns:m="http://schemas.openxmlformats.org/officeDocument/2006/math" xmlns:v="urn:schemas-microsoft-com:vml" xmlns:w="http://schemas.openxmlformats.org/wordprocessingml/2006/main" xmlns:w14="http://schemas.microsoft.com/office/word/2010/wordml" xmlns:w10="urn:schemas-microsoft-com:office:word" xmlns:sl="http://schemas.openxmlformats.org/schemaLibrary/2006/main" xmlns:wpsCustomData="http://www.wps.cn/officeDocument/2013/wpsCustomData" mc:Ignorable="w14">
   <w:docDefaults>
     <w:rPrDefault>
       <w:rPr>
-        <w:rFonts w:ascii="Times New Roman" w:eastAsia="宋体" w:hAnsi="Times New Roman" w:cs="Times New Roman"/>
+        <w:rFonts w:ascii="Times New Roman" w:hAnsi="Times New Roman" w:eastAsia="宋体" w:cs="Times New Roman"/>
       </w:rPr>
     </w:rPrDefault>
     <w:pPrDefault/>
   </w:docDefaults>
-  <w:latentStyles w:defLockedState="0" w:defUIPriority="99" w:defSemiHidden="1" w:defUnhideWhenUsed="1" w:defQFormat="0" w:count="260">
-    <w:lsdException w:name="Normal" w:semiHidden="0" w:uiPriority="0" w:unhideWhenUsed="0" w:qFormat="1"/>
-    <w:lsdException w:name="heading 1" w:semiHidden="0" w:uiPriority="0" w:unhideWhenUsed="0" w:qFormat="1"/>
-    <w:lsdException w:name="heading 2" w:semiHidden="0" w:uiPriority="0" w:qFormat="1"/>
-    <w:lsdException w:name="heading 3" w:uiPriority="0" w:qFormat="1"/>
-    <w:lsdException w:name="heading 4" w:semiHidden="0" w:uiPriority="0" w:qFormat="1"/>
-    <w:lsdException w:name="heading 5" w:uiPriority="0" w:qFormat="1"/>
-    <w:lsdException w:name="heading 6" w:uiPriority="0" w:qFormat="1"/>
-    <w:lsdException w:name="heading 7" w:uiPriority="0" w:qFormat="1"/>
-    <w:lsdException w:name="heading 8" w:uiPriority="0" w:qFormat="1"/>
-    <w:lsdException w:name="heading 9" w:uiPriority="0" w:qFormat="1"/>
-    <w:lsdException w:name="index 1" w:semiHidden="0" w:uiPriority="0" w:unhideWhenUsed="0"/>
-    <w:lsdException w:name="index 2" w:semiHidden="0" w:uiPriority="0" w:unhideWhenUsed="0"/>
-    <w:lsdException w:name="index 3" w:semiHidden="0" w:uiPriority="0" w:unhideWhenUsed="0"/>
-    <w:lsdException w:name="index 4" w:semiHidden="0" w:uiPriority="0" w:unhideWhenUsed="0"/>
-    <w:lsdException w:name="index 5" w:semiHidden="0" w:uiPriority="0" w:unhideWhenUsed="0"/>
-    <w:lsdException w:name="index 6" w:semiHidden="0" w:uiPriority="0" w:unhideWhenUsed="0"/>
-    <w:lsdException w:name="index 7" w:semiHidden="0" w:uiPriority="0" w:unhideWhenUsed="0"/>
-    <w:lsdException w:name="index 8" w:semiHidden="0" w:uiPriority="0" w:unhideWhenUsed="0"/>
-    <w:lsdException w:name="index 9" w:semiHidden="0" w:uiPriority="0" w:unhideWhenUsed="0"/>
-    <w:lsdException w:name="toc 1" w:semiHidden="0" w:uiPriority="0" w:unhideWhenUsed="0" w:qFormat="1"/>
-    <w:lsdException w:name="toc 2" w:semiHidden="0" w:uiPriority="0" w:unhideWhenUsed="0" w:qFormat="1"/>
-    <w:lsdException w:name="toc 3" w:semiHidden="0" w:uiPriority="0" w:unhideWhenUsed="0" w:qFormat="1"/>
-    <w:lsdException w:name="toc 4" w:semiHidden="0" w:uiPriority="0" w:unhideWhenUsed="0"/>
-    <w:lsdException w:name="toc 5" w:semiHidden="0" w:uiPriority="0" w:unhideWhenUsed="0"/>
-    <w:lsdException w:name="toc 6" w:semiHidden="0" w:uiPriority="0" w:unhideWhenUsed="0"/>
-    <w:lsdException w:name="toc 7" w:semiHidden="0" w:uiPriority="0" w:unhideWhenUsed="0"/>
-    <w:lsdException w:name="toc 8" w:semiHidden="0" w:uiPriority="0" w:unhideWhenUsed="0"/>
-    <w:lsdException w:name="toc 9" w:semiHidden="0" w:uiPriority="0" w:unhideWhenUsed="0"/>
-    <w:lsdException w:name="Normal Indent" w:semiHidden="0" w:uiPriority="0" w:unhideWhenUsed="0"/>
-    <w:lsdException w:name="footnote text" w:semiHidden="0" w:uiPriority="0" w:unhideWhenUsed="0" w:qFormat="1"/>
-    <w:lsdException w:name="annotation text" w:semiHidden="0" w:uiPriority="0" w:unhideWhenUsed="0" w:qFormat="1"/>
-    <w:lsdException w:name="header" w:semiHidden="0" w:uiPriority="0" w:unhideWhenUsed="0" w:qFormat="1"/>
-    <w:lsdException w:name="footer" w:semiHidden="0" w:uiPriority="0" w:unhideWhenUsed="0" w:qFormat="1"/>
-    <w:lsdException w:name="index heading" w:semiHidden="0" w:uiPriority="0" w:unhideWhenUsed="0"/>
-    <w:lsdException w:name="caption" w:uiPriority="0" w:qFormat="1"/>
-    <w:lsdException w:name="table of figures" w:semiHidden="0" w:uiPriority="0" w:unhideWhenUsed="0"/>
-    <w:lsdException w:name="envelope address" w:semiHidden="0" w:uiPriority="0" w:unhideWhenUsed="0"/>
-    <w:lsdException w:name="envelope return" w:semiHidden="0" w:uiPriority="0" w:unhideWhenUsed="0"/>
-    <w:lsdException w:name="footnote reference" w:semiHidden="0" w:uiPriority="0" w:unhideWhenUsed="0" w:qFormat="1"/>
-    <w:lsdException w:name="annotation reference" w:semiHidden="0" w:uiPriority="0" w:unhideWhenUsed="0"/>
-    <w:lsdException w:name="line number" w:semiHidden="0" w:uiPriority="0" w:unhideWhenUsed="0"/>
-    <w:lsdException w:name="page number" w:semiHidden="0" w:uiPriority="0" w:unhideWhenUsed="0"/>
-    <w:lsdException w:name="endnote reference" w:semiHidden="0" w:uiPriority="0" w:unhideWhenUsed="0"/>
-    <w:lsdException w:name="endnote text" w:semiHidden="0" w:uiPriority="0" w:unhideWhenUsed="0"/>
-    <w:lsdException w:name="table of authorities" w:semiHidden="0" w:uiPriority="0" w:unhideWhenUsed="0"/>
-    <w:lsdException w:name="macro" w:semiHidden="0" w:uiPriority="0" w:unhideWhenUsed="0"/>
-    <w:lsdException w:name="toa heading" w:semiHidden="0" w:uiPriority="0" w:unhideWhenUsed="0"/>
-    <w:lsdException w:name="List" w:semiHidden="0" w:uiPriority="0" w:unhideWhenUsed="0"/>
-    <w:lsdException w:name="List Bullet" w:semiHidden="0" w:uiPriority="0" w:unhideWhenUsed="0"/>
-    <w:lsdException w:name="List Number" w:semiHidden="0" w:uiPriority="0" w:unhideWhenUsed="0"/>
-    <w:lsdException w:name="List 2" w:semiHidden="0" w:uiPriority="0" w:unhideWhenUsed="0"/>
-    <w:lsdException w:name="List 3" w:semiHidden="0" w:uiPriority="0" w:unhideWhenUsed="0"/>
-    <w:lsdException w:name="List 4" w:semiHidden="0" w:uiPriority="0" w:unhideWhenUsed="0"/>
-    <w:lsdException w:name="List 5" w:semiHidden="0" w:uiPriority="0" w:unhideWhenUsed="0"/>
-    <w:lsdException w:name="List Bullet 2" w:semiHidden="0" w:uiPriority="0" w:unhideWhenUsed="0"/>
-    <w:lsdException w:name="List Bullet 3" w:semiHidden="0" w:uiPriority="0" w:unhideWhenUsed="0"/>
-    <w:lsdException w:name="List Bullet 4" w:semiHidden="0" w:uiPriority="0" w:unhideWhenUsed="0"/>
-    <w:lsdException w:name="List Bullet 5" w:semiHidden="0" w:uiPriority="0" w:unhideWhenUsed="0"/>
-    <w:lsdException w:name="List Number 2" w:semiHidden="0" w:uiPriority="0" w:unhideWhenUsed="0"/>
-    <w:lsdException w:name="List Number 3" w:semiHidden="0" w:uiPriority="0" w:unhideWhenUsed="0"/>
-    <w:lsdException w:name="List Number 4" w:semiHidden="0" w:uiPriority="0" w:unhideWhenUsed="0"/>
-    <w:lsdException w:name="List Number 5" w:semiHidden="0" w:uiPriority="0" w:unhideWhenUsed="0"/>
-    <w:lsdException w:name="Title" w:semiHidden="0" w:uiPriority="0" w:unhideWhenUsed="0" w:qFormat="1"/>
-    <w:lsdException w:name="Closing" w:semiHidden="0" w:uiPriority="0" w:unhideWhenUsed="0"/>
-    <w:lsdException w:name="Signature" w:semiHidden="0" w:uiPriority="0" w:unhideWhenUsed="0"/>
-    <w:lsdException w:name="Default Paragraph Font" w:uiPriority="0" w:unhideWhenUsed="0" w:qFormat="1"/>
-    <w:lsdException w:name="Body Text" w:uiPriority="0" w:unhideWhenUsed="0" w:qFormat="1"/>
-    <w:lsdException w:name="Body Text Indent" w:semiHidden="0" w:uiPriority="0" w:unhideWhenUsed="0"/>
-    <w:lsdException w:name="List Continue" w:semiHidden="0" w:uiPriority="0" w:unhideWhenUsed="0"/>
-    <w:lsdException w:name="List Continue 2" w:semiHidden="0" w:uiPriority="0" w:unhideWhenUsed="0"/>
-    <w:lsdException w:name="List Continue 3" w:semiHidden="0" w:uiPriority="0" w:unhideWhenUsed="0"/>
-    <w:lsdException w:name="List Continue 4" w:semiHidden="0" w:uiPriority="0" w:unhideWhenUsed="0"/>
-    <w:lsdException w:name="List Continue 5" w:semiHidden="0" w:uiPriority="0" w:unhideWhenUsed="0"/>
-    <w:lsdException w:name="Message Header" w:semiHidden="0" w:uiPriority="0" w:unhideWhenUsed="0"/>
-    <w:lsdException w:name="Subtitle" w:semiHidden="0" w:uiPriority="0" w:unhideWhenUsed="0" w:qFormat="1"/>
-    <w:lsdException w:name="Salutation" w:semiHidden="0" w:uiPriority="0" w:unhideWhenUsed="0"/>
-    <w:lsdException w:name="Date" w:semiHidden="0" w:uiPriority="0" w:unhideWhenUsed="0"/>
-    <w:lsdException w:name="Body Text First Indent" w:semiHidden="0" w:uiPriority="0" w:unhideWhenUsed="0"/>
-    <w:lsdException w:name="Body Text First Indent 2" w:semiHidden="0" w:uiPriority="0" w:unhideWhenUsed="0"/>
-    <w:lsdException w:name="Body Text 2" w:semiHidden="0" w:uiPriority="0" w:unhideWhenUsed="0"/>
-    <w:lsdException w:name="Body Text 3" w:semiHidden="0" w:uiPriority="0" w:unhideWhenUsed="0"/>
-    <w:lsdException w:name="Body Text Indent 2" w:semiHidden="0" w:uiPriority="0" w:unhideWhenUsed="0"/>
-    <w:lsdException w:name="Body Text Indent 3" w:semiHidden="0" w:uiPriority="0" w:unhideWhenUsed="0"/>
-    <w:lsdException w:name="Block Text" w:semiHidden="0" w:uiPriority="0" w:unhideWhenUsed="0"/>
-    <w:lsdException w:name="Hyperlink" w:semiHidden="0" w:uiPriority="0" w:unhideWhenUsed="0"/>
-    <w:lsdException w:name="FollowedHyperlink" w:semiHidden="0" w:uiPriority="0" w:unhideWhenUsed="0"/>
-    <w:lsdException w:name="Strong" w:semiHidden="0" w:uiPriority="0" w:unhideWhenUsed="0" w:qFormat="1"/>
-    <w:lsdException w:name="Emphasis" w:semiHidden="0" w:uiPriority="0" w:unhideWhenUsed="0" w:qFormat="1"/>
-    <w:lsdException w:name="Document Map" w:semiHidden="0" w:uiPriority="0" w:unhideWhenUsed="0"/>
-    <w:lsdException w:name="Plain Text" w:semiHidden="0" w:uiPriority="0" w:unhideWhenUsed="0"/>
-    <w:lsdException w:name="E-mail Signature" w:semiHidden="0" w:uiPriority="0" w:unhideWhenUsed="0"/>
-    <w:lsdException w:name="Normal (Web)" w:semiHidden="0" w:uiPriority="0" w:unhideWhenUsed="0" w:qFormat="1"/>
-    <w:lsdException w:name="HTML Acronym" w:semiHidden="0" w:uiPriority="0" w:unhideWhenUsed="0"/>
-    <w:lsdException w:name="HTML Address" w:semiHidden="0" w:uiPriority="0" w:unhideWhenUsed="0"/>
-    <w:lsdException w:name="HTML Cite" w:semiHidden="0" w:uiPriority="0" w:unhideWhenUsed="0"/>
-    <w:lsdException w:name="HTML Code" w:semiHidden="0" w:uiPriority="0" w:unhideWhenUsed="0"/>
-    <w:lsdException w:name="HTML Definition" w:semiHidden="0" w:uiPriority="0" w:unhideWhenUsed="0"/>
-    <w:lsdException w:name="HTML Keyboard" w:semiHidden="0" w:uiPriority="0" w:unhideWhenUsed="0"/>
-    <w:lsdException w:name="HTML Preformatted" w:semiHidden="0" w:uiPriority="0" w:unhideWhenUsed="0"/>
-    <w:lsdException w:name="HTML Sample" w:semiHidden="0" w:uiPriority="0" w:unhideWhenUsed="0"/>
-    <w:lsdException w:name="HTML Typewriter" w:semiHidden="0" w:uiPriority="0" w:unhideWhenUsed="0"/>
-    <w:lsdException w:name="HTML Variable" w:semiHidden="0" w:uiPriority="0" w:unhideWhenUsed="0"/>
-    <w:lsdException w:name="Normal Table" w:uiPriority="0" w:unhideWhenUsed="0" w:qFormat="1"/>
-    <w:lsdException w:name="annotation subject" w:semiHidden="0" w:uiPriority="0" w:unhideWhenUsed="0"/>
-    <w:lsdException w:name="Table Simple 1" w:semiHidden="0" w:uiPriority="0" w:unhideWhenUsed="0"/>
-    <w:lsdException w:name="Table Simple 2" w:semiHidden="0" w:uiPriority="0" w:unhideWhenUsed="0"/>
-    <w:lsdException w:name="Table Simple 3" w:semiHidden="0" w:uiPriority="0" w:unhideWhenUsed="0"/>
-    <w:lsdException w:name="Table Classic 1" w:semiHidden="0" w:uiPriority="0" w:unhideWhenUsed="0"/>
-    <w:lsdException w:name="Table Classic 2" w:semiHidden="0" w:uiPriority="0" w:unhideWhenUsed="0"/>
-    <w:lsdException w:name="Table Classic 3" w:semiHidden="0" w:uiPriority="0" w:unhideWhenUsed="0"/>
-    <w:lsdException w:name="Table Classic 4" w:semiHidden="0" w:uiPriority="0" w:unhideWhenUsed="0"/>
-    <w:lsdException w:name="Table Colorful 1" w:semiHidden="0" w:uiPriority="0" w:unhideWhenUsed="0"/>
-    <w:lsdException w:name="Table Colorful 2" w:semiHidden="0" w:uiPriority="0" w:unhideWhenUsed="0"/>
-    <w:lsdException w:name="Table Colorful 3" w:semiHidden="0" w:uiPriority="0" w:unhideWhenUsed="0"/>
-    <w:lsdException w:name="Table Columns 1" w:semiHidden="0" w:uiPriority="0" w:unhideWhenUsed="0"/>
-    <w:lsdException w:name="Table Columns 2" w:semiHidden="0" w:uiPriority="0" w:unhideWhenUsed="0"/>
-    <w:lsdException w:name="Table Columns 3" w:semiHidden="0" w:uiPriority="0" w:unhideWhenUsed="0"/>
-    <w:lsdException w:name="Table Columns 4" w:semiHidden="0" w:uiPriority="0" w:unhideWhenUsed="0"/>
-    <w:lsdException w:name="Table Columns 5" w:semiHidden="0" w:uiPriority="0" w:unhideWhenUsed="0"/>
-    <w:lsdException w:name="Table Grid 1" w:semiHidden="0" w:uiPriority="0" w:unhideWhenUsed="0"/>
-    <w:lsdException w:name="Table Grid 2" w:semiHidden="0" w:uiPriority="0" w:unhideWhenUsed="0"/>
-    <w:lsdException w:name="Table Grid 3" w:semiHidden="0" w:uiPriority="0" w:unhideWhenUsed="0"/>
-    <w:lsdException w:name="Table Grid 4" w:semiHidden="0" w:uiPriority="0" w:unhideWhenUsed="0"/>
-    <w:lsdException w:name="Table Grid 5" w:semiHidden="0" w:uiPriority="0" w:unhideWhenUsed="0"/>
-    <w:lsdException w:name="Table Grid 6" w:semiHidden="0" w:uiPriority="0" w:unhideWhenUsed="0"/>
-    <w:lsdException w:name="Table Grid 7" w:semiHidden="0" w:uiPriority="0" w:unhideWhenUsed="0"/>
-    <w:lsdException w:name="Table Grid 8" w:semiHidden="0" w:uiPriority="0" w:unhideWhenUsed="0"/>
-    <w:lsdException w:name="Table List 1" w:semiHidden="0" w:uiPriority="0" w:unhideWhenUsed="0"/>
-    <w:lsdException w:name="Table List 2" w:semiHidden="0" w:uiPriority="0" w:unhideWhenUsed="0"/>
-    <w:lsdException w:name="Table List 3" w:semiHidden="0" w:uiPriority="0" w:unhideWhenUsed="0"/>
-    <w:lsdException w:name="Table List 4" w:semiHidden="0" w:uiPriority="0" w:unhideWhenUsed="0"/>
-    <w:lsdException w:name="Table List 5" w:semiHidden="0" w:uiPriority="0" w:unhideWhenUsed="0"/>
-    <w:lsdException w:name="Table List 6" w:semiHidden="0" w:uiPriority="0" w:unhideWhenUsed="0"/>
-    <w:lsdException w:name="Table List 7" w:semiHidden="0" w:uiPriority="0" w:unhideWhenUsed="0"/>
-    <w:lsdException w:name="Table List 8" w:semiHidden="0" w:uiPriority="0" w:unhideWhenUsed="0"/>
-    <w:lsdException w:name="Table 3D effects 1" w:semiHidden="0" w:uiPriority="0" w:unhideWhenUsed="0"/>
-    <w:lsdException w:name="Table 3D effects 2" w:semiHidden="0" w:uiPriority="0" w:unhideWhenUsed="0"/>
-    <w:lsdException w:name="Table 3D effects 3" w:semiHidden="0" w:uiPriority="0" w:unhideWhenUsed="0"/>
-    <w:lsdException w:name="Table Contemporary" w:semiHidden="0" w:uiPriority="0" w:unhideWhenUsed="0"/>
-    <w:lsdException w:name="Table Elegant" w:semiHidden="0" w:uiPriority="0" w:unhideWhenUsed="0"/>
-    <w:lsdException w:name="Table Professional" w:semiHidden="0" w:uiPriority="0" w:unhideWhenUsed="0"/>
-    <w:lsdException w:name="Table Subtle 1" w:semiHidden="0" w:uiPriority="0" w:unhideWhenUsed="0"/>
-    <w:lsdException w:name="Table Subtle 2" w:semiHidden="0" w:uiPriority="0" w:unhideWhenUsed="0"/>
-    <w:lsdException w:name="Table Web 1" w:semiHidden="0" w:uiPriority="0" w:unhideWhenUsed="0"/>
-    <w:lsdException w:name="Table Web 2" w:semiHidden="0" w:uiPriority="0" w:unhideWhenUsed="0"/>
-    <w:lsdException w:name="Table Web 3" w:semiHidden="0" w:uiPriority="0" w:unhideWhenUsed="0"/>
-    <w:lsdException w:name="Balloon Text" w:semiHidden="0" w:uiPriority="0" w:unhideWhenUsed="0"/>
-    <w:lsdException w:name="Table Grid" w:semiHidden="0" w:uiPriority="0" w:unhideWhenUsed="0" w:qFormat="1"/>
-    <w:lsdException w:name="Table Theme" w:semiHidden="0" w:uiPriority="0" w:unhideWhenUsed="0"/>
-    <w:lsdException w:name="Light Shading" w:semiHidden="0" w:uiPriority="60" w:unhideWhenUsed="0"/>
-    <w:lsdException w:name="Light List" w:semiHidden="0" w:uiPriority="61" w:unhideWhenUsed="0"/>
-    <w:lsdException w:name="Light Grid" w:semiHidden="0" w:uiPriority="62" w:unhideWhenUsed="0"/>
-    <w:lsdException w:name="Medium Shading 1" w:semiHidden="0" w:uiPriority="63" w:unhideWhenUsed="0"/>
-    <w:lsdException w:name="Medium Shading 2" w:semiHidden="0" w:uiPriority="64" w:unhideWhenUsed="0"/>
-    <w:lsdException w:name="Medium List 1" w:semiHidden="0" w:uiPriority="65" w:unhideWhenUsed="0"/>
-    <w:lsdException w:name="Medium List 2" w:semiHidden="0" w:uiPriority="66" w:unhideWhenUsed="0"/>
-    <w:lsdException w:name="Medium Grid 1" w:semiHidden="0" w:uiPriority="67" w:unhideWhenUsed="0"/>
-    <w:lsdException w:name="Medium Grid 2" w:semiHidden="0" w:uiPriority="68" w:unhideWhenUsed="0"/>
-    <w:lsdException w:name="Medium Grid 3" w:semiHidden="0" w:uiPriority="69" w:unhideWhenUsed="0"/>
-    <w:lsdException w:name="Dark List" w:semiHidden="0" w:uiPriority="70" w:unhideWhenUsed="0"/>
-    <w:lsdException w:name="Colorful Shading" w:semiHidden="0" w:uiPriority="71" w:unhideWhenUsed="0"/>
-    <w:lsdException w:name="Colorful List" w:semiHidden="0" w:uiPriority="72" w:unhideWhenUsed="0"/>
-    <w:lsdException w:name="Colorful Grid" w:semiHidden="0" w:uiPriority="73" w:unhideWhenUsed="0"/>
-    <w:lsdException w:name="Light Shading Accent 1" w:semiHidden="0" w:uiPriority="60" w:unhideWhenUsed="0"/>
-    <w:lsdException w:name="Light List Accent 1" w:semiHidden="0" w:uiPriority="61" w:unhideWhenUsed="0"/>
-    <w:lsdException w:name="Light Grid Accent 1" w:semiHidden="0" w:uiPriority="62" w:unhideWhenUsed="0"/>
-    <w:lsdException w:name="Medium Shading 1 Accent 1" w:semiHidden="0" w:uiPriority="63" w:unhideWhenUsed="0"/>
-    <w:lsdException w:name="Medium Shading 2 Accent 1" w:semiHidden="0" w:uiPriority="64" w:unhideWhenUsed="0"/>
-    <w:lsdException w:name="Medium List 1 Accent 1" w:semiHidden="0" w:uiPriority="65" w:unhideWhenUsed="0"/>
-    <w:lsdException w:name="Medium List 2 Accent 1" w:semiHidden="0" w:uiPriority="66" w:unhideWhenUsed="0"/>
-    <w:lsdException w:name="Medium Grid 1 Accent 1" w:semiHidden="0" w:uiPriority="67" w:unhideWhenUsed="0"/>
-    <w:lsdException w:name="Medium Grid 2 Accent 1" w:semiHidden="0" w:uiPriority="68" w:unhideWhenUsed="0"/>
-    <w:lsdException w:name="Medium Grid 3 Accent 1" w:semiHidden="0" w:uiPriority="69" w:unhideWhenUsed="0"/>
-    <w:lsdException w:name="Dark List Accent 1" w:semiHidden="0" w:uiPriority="70" w:unhideWhenUsed="0"/>
-    <w:lsdException w:name="Colorful Shading Accent 1" w:semiHidden="0" w:uiPriority="71" w:unhideWhenUsed="0"/>
-    <w:lsdException w:name="Colorful List Accent 1" w:semiHidden="0" w:uiPriority="72" w:unhideWhenUsed="0"/>
-    <w:lsdException w:name="Colorful Grid Accent 1" w:semiHidden="0" w:uiPriority="73" w:unhideWhenUsed="0"/>
-    <w:lsdException w:name="Light Shading Accent 2" w:semiHidden="0" w:uiPriority="60" w:unhideWhenUsed="0"/>
-    <w:lsdException w:name="Light List Accent 2" w:semiHidden="0" w:uiPriority="61" w:unhideWhenUsed="0"/>
-    <w:lsdException w:name="Light Grid Accent 2" w:semiHidden="0" w:uiPriority="62" w:unhideWhenUsed="0"/>
-    <w:lsdException w:name="Medium Shading 1 Accent 2" w:semiHidden="0" w:uiPriority="63" w:unhideWhenUsed="0"/>
-    <w:lsdException w:name="Medium Shading 2 Accent 2" w:semiHidden="0" w:uiPriority="64" w:unhideWhenUsed="0"/>
-    <w:lsdException w:name="Medium List 1 Accent 2" w:semiHidden="0" w:uiPriority="65" w:unhideWhenUsed="0"/>
-    <w:lsdException w:name="Medium List 2 Accent 2" w:semiHidden="0" w:uiPriority="66" w:unhideWhenUsed="0"/>
-    <w:lsdException w:name="Medium Grid 1 Accent 2" w:semiHidden="0" w:uiPriority="67" w:unhideWhenUsed="0"/>
-    <w:lsdException w:name="Medium Grid 2 Accent 2" w:semiHidden="0" w:uiPriority="68" w:unhideWhenUsed="0"/>
-    <w:lsdException w:name="Medium Grid 3 Accent 2" w:semiHidden="0" w:uiPriority="69" w:unhideWhenUsed="0"/>
-    <w:lsdException w:name="Dark List Accent 2" w:semiHidden="0" w:uiPriority="70" w:unhideWhenUsed="0"/>
-    <w:lsdException w:name="Colorful Shading Accent 2" w:semiHidden="0" w:uiPriority="71" w:unhideWhenUsed="0"/>
-    <w:lsdException w:name="Colorful List Accent 2" w:semiHidden="0" w:uiPriority="72" w:unhideWhenUsed="0"/>
-    <w:lsdException w:name="Colorful Grid Accent 2" w:semiHidden="0" w:uiPriority="73" w:unhideWhenUsed="0"/>
-    <w:lsdException w:name="Light Shading Accent 3" w:semiHidden="0" w:uiPriority="60" w:unhideWhenUsed="0"/>
-    <w:lsdException w:name="Light List Accent 3" w:semiHidden="0" w:uiPriority="61" w:unhideWhenUsed="0"/>
-    <w:lsdException w:name="Light Grid Accent 3" w:semiHidden="0" w:uiPriority="62" w:unhideWhenUsed="0"/>
-    <w:lsdException w:name="Medium Shading 1 Accent 3" w:semiHidden="0" w:uiPriority="63" w:unhideWhenUsed="0"/>
-    <w:lsdException w:name="Medium Shading 2 Accent 3" w:semiHidden="0" w:uiPriority="64" w:unhideWhenUsed="0"/>
-    <w:lsdException w:name="Medium List 1 Accent 3" w:semiHidden="0" w:uiPriority="65" w:unhideWhenUsed="0"/>
-    <w:lsdException w:name="Medium List 2 Accent 3" w:semiHidden="0" w:uiPriority="66" w:unhideWhenUsed="0"/>
-    <w:lsdException w:name="Medium Grid 1 Accent 3" w:semiHidden="0" w:uiPriority="67" w:unhideWhenUsed="0"/>
-    <w:lsdException w:name="Medium Grid 2 Accent 3" w:semiHidden="0" w:uiPriority="68" w:unhideWhenUsed="0"/>
-    <w:lsdException w:name="Medium Grid 3 Accent 3" w:semiHidden="0" w:uiPriority="69" w:unhideWhenUsed="0"/>
-    <w:lsdException w:name="Dark List Accent 3" w:semiHidden="0" w:uiPriority="70" w:unhideWhenUsed="0"/>
-    <w:lsdException w:name="Colorful Shading Accent 3" w:semiHidden="0" w:uiPriority="71" w:unhideWhenUsed="0"/>
-    <w:lsdException w:name="Colorful List Accent 3" w:semiHidden="0" w:uiPriority="72" w:unhideWhenUsed="0"/>
-    <w:lsdException w:name="Colorful Grid Accent 3" w:semiHidden="0" w:uiPriority="73" w:unhideWhenUsed="0"/>
-    <w:lsdException w:name="Light Shading Accent 4" w:semiHidden="0" w:uiPriority="60" w:unhideWhenUsed="0"/>
-    <w:lsdException w:name="Light List Accent 4" w:semiHidden="0" w:uiPriority="61" w:unhideWhenUsed="0"/>
-    <w:lsdException w:name="Light Grid Accent 4" w:semiHidden="0" w:uiPriority="62" w:unhideWhenUsed="0"/>
-    <w:lsdException w:name="Medium Shading 1 Accent 4" w:semiHidden="0" w:uiPriority="63" w:unhideWhenUsed="0"/>
-    <w:lsdException w:name="Medium Shading 2 Accent 4" w:semiHidden="0" w:uiPriority="64" w:unhideWhenUsed="0"/>
-    <w:lsdException w:name="Medium List 1 Accent 4" w:semiHidden="0" w:uiPriority="65" w:unhideWhenUsed="0"/>
-    <w:lsdException w:name="Medium List 2 Accent 4" w:semiHidden="0" w:uiPriority="66" w:unhideWhenUsed="0"/>
-    <w:lsdException w:name="Medium Grid 1 Accent 4" w:semiHidden="0" w:uiPriority="67" w:unhideWhenUsed="0"/>
-    <w:lsdException w:name="Medium Grid 2 Accent 4" w:semiHidden="0" w:uiPriority="68" w:unhideWhenUsed="0"/>
-    <w:lsdException w:name="Medium Grid 3 Accent 4" w:semiHidden="0" w:uiPriority="69" w:unhideWhenUsed="0"/>
-    <w:lsdException w:name="Dark List Accent 4" w:semiHidden="0" w:uiPriority="70" w:unhideWhenUsed="0"/>
-    <w:lsdException w:name="Colorful Shading Accent 4" w:semiHidden="0" w:uiPriority="71" w:unhideWhenUsed="0"/>
-    <w:lsdException w:name="Colorful List Accent 4" w:semiHidden="0" w:uiPriority="72" w:unhideWhenUsed="0"/>
-    <w:lsdException w:name="Colorful Grid Accent 4" w:semiHidden="0" w:uiPriority="73" w:unhideWhenUsed="0"/>
-    <w:lsdException w:name="Light Shading Accent 5" w:semiHidden="0" w:uiPriority="60" w:unhideWhenUsed="0"/>
-    <w:lsdException w:name="Light List Accent 5" w:semiHidden="0" w:uiPriority="61" w:unhideWhenUsed="0"/>
-    <w:lsdException w:name="Light Grid Accent 5" w:semiHidden="0" w:uiPriority="62" w:unhideWhenUsed="0"/>
-    <w:lsdException w:name="Medium Shading 1 Accent 5" w:semiHidden="0" w:uiPriority="63" w:unhideWhenUsed="0"/>
-    <w:lsdException w:name="Medium Shading 2 Accent 5" w:semiHidden="0" w:uiPriority="64" w:unhideWhenUsed="0"/>
-    <w:lsdException w:name="Medium List 1 Accent 5" w:semiHidden="0" w:uiPriority="65" w:unhideWhenUsed="0"/>
-    <w:lsdException w:name="Medium List 2 Accent 5" w:semiHidden="0" w:uiPriority="66" w:unhideWhenUsed="0"/>
-    <w:lsdException w:name="Medium Grid 1 Accent 5" w:semiHidden="0" w:uiPriority="67" w:unhideWhenUsed="0"/>
-    <w:lsdException w:name="Medium Grid 2 Accent 5" w:semiHidden="0" w:uiPriority="68" w:unhideWhenUsed="0"/>
-    <w:lsdException w:name="Medium Grid 3 Accent 5" w:semiHidden="0" w:uiPriority="69" w:unhideWhenUsed="0"/>
-    <w:lsdException w:name="Dark List Accent 5" w:semiHidden="0" w:uiPriority="70" w:unhideWhenUsed="0"/>
-    <w:lsdException w:name="Colorful Shading Accent 5" w:semiHidden="0" w:uiPriority="71" w:unhideWhenUsed="0"/>
-    <w:lsdException w:name="Colorful List Accent 5" w:semiHidden="0" w:uiPriority="72" w:unhideWhenUsed="0"/>
-    <w:lsdException w:name="Colorful Grid Accent 5" w:semiHidden="0" w:uiPriority="73" w:unhideWhenUsed="0"/>
-    <w:lsdException w:name="Light Shading Accent 6" w:semiHidden="0" w:uiPriority="60" w:unhideWhenUsed="0"/>
-    <w:lsdException w:name="Light List Accent 6" w:semiHidden="0" w:uiPriority="61" w:unhideWhenUsed="0"/>
-    <w:lsdException w:name="Light Grid Accent 6" w:semiHidden="0" w:uiPriority="62" w:unhideWhenUsed="0"/>
-    <w:lsdException w:name="Medium Shading 1 Accent 6" w:semiHidden="0" w:uiPriority="63" w:unhideWhenUsed="0"/>
-    <w:lsdException w:name="Medium Shading 2 Accent 6" w:semiHidden="0" w:uiPriority="64" w:unhideWhenUsed="0"/>
-    <w:lsdException w:name="Medium List 1 Accent 6" w:semiHidden="0" w:uiPriority="65" w:unhideWhenUsed="0"/>
-    <w:lsdException w:name="Medium List 2 Accent 6" w:semiHidden="0" w:uiPriority="66" w:unhideWhenUsed="0"/>
-    <w:lsdException w:name="Medium Grid 1 Accent 6" w:semiHidden="0" w:uiPriority="67" w:unhideWhenUsed="0"/>
-    <w:lsdException w:name="Medium Grid 2 Accent 6" w:semiHidden="0" w:uiPriority="68" w:unhideWhenUsed="0"/>
-    <w:lsdException w:name="Medium Grid 3 Accent 6" w:semiHidden="0" w:uiPriority="69" w:unhideWhenUsed="0"/>
-    <w:lsdException w:name="Dark List Accent 6" w:semiHidden="0" w:uiPriority="70" w:unhideWhenUsed="0"/>
-    <w:lsdException w:name="Colorful Shading Accent 6" w:semiHidden="0" w:uiPriority="71" w:unhideWhenUsed="0"/>
-    <w:lsdException w:name="Colorful List Accent 6" w:semiHidden="0" w:uiPriority="72" w:unhideWhenUsed="0"/>
-    <w:lsdException w:name="Colorful Grid Accent 6" w:semiHidden="0" w:uiPriority="73" w:unhideWhenUsed="0"/>
+  <w:latentStyles w:count="260" w:defQFormat="0" w:defUnhideWhenUsed="1" w:defSemiHidden="1" w:defUIPriority="99" w:defLockedState="0">
+    <w:lsdException w:qFormat="1" w:unhideWhenUsed="0" w:uiPriority="0" w:semiHidden="0" w:name="Normal"/>
+    <w:lsdException w:qFormat="1" w:unhideWhenUsed="0" w:uiPriority="0" w:semiHidden="0" w:name="heading 1"/>
+    <w:lsdException w:qFormat="1" w:uiPriority="0" w:semiHidden="0" w:name="heading 2"/>
+    <w:lsdException w:qFormat="1" w:uiPriority="0" w:name="heading 3"/>
+    <w:lsdException w:qFormat="1" w:uiPriority="0" w:semiHidden="0" w:name="heading 4"/>
+    <w:lsdException w:qFormat="1" w:uiPriority="0" w:name="heading 5"/>
+    <w:lsdException w:qFormat="1" w:uiPriority="0" w:name="heading 6"/>
+    <w:lsdException w:qFormat="1" w:uiPriority="0" w:name="heading 7"/>
+    <w:lsdException w:qFormat="1" w:uiPriority="0" w:name="heading 8"/>
+    <w:lsdException w:qFormat="1" w:uiPriority="0" w:name="heading 9"/>
+    <w:lsdException w:unhideWhenUsed="0" w:uiPriority="0" w:semiHidden="0" w:name="index 1"/>
+    <w:lsdException w:unhideWhenUsed="0" w:uiPriority="0" w:semiHidden="0" w:name="index 2"/>
+    <w:lsdException w:unhideWhenUsed="0" w:uiPriority="0" w:semiHidden="0" w:name="index 3"/>
+    <w:lsdException w:unhideWhenUsed="0" w:uiPriority="0" w:semiHidden="0" w:name="index 4"/>
+    <w:lsdException w:unhideWhenUsed="0" w:uiPriority="0" w:semiHidden="0" w:name="index 5"/>
+    <w:lsdException w:unhideWhenUsed="0" w:uiPriority="0" w:semiHidden="0" w:name="index 6"/>
+    <w:lsdException w:unhideWhenUsed="0" w:uiPriority="0" w:semiHidden="0" w:name="index 7"/>
+    <w:lsdException w:unhideWhenUsed="0" w:uiPriority="0" w:semiHidden="0" w:name="index 8"/>
+    <w:lsdException w:unhideWhenUsed="0" w:uiPriority="0" w:semiHidden="0" w:name="index 9"/>
+    <w:lsdException w:qFormat="1" w:unhideWhenUsed="0" w:uiPriority="0" w:semiHidden="0" w:name="toc 1"/>
+    <w:lsdException w:qFormat="1" w:unhideWhenUsed="0" w:uiPriority="0" w:semiHidden="0" w:name="toc 2"/>
+    <w:lsdException w:qFormat="1" w:unhideWhenUsed="0" w:uiPriority="0" w:semiHidden="0" w:name="toc 3"/>
+    <w:lsdException w:unhideWhenUsed="0" w:uiPriority="0" w:semiHidden="0" w:name="toc 4"/>
+    <w:lsdException w:unhideWhenUsed="0" w:uiPriority="0" w:semiHidden="0" w:name="toc 5"/>
+    <w:lsdException w:unhideWhenUsed="0" w:uiPriority="0" w:semiHidden="0" w:name="toc 6"/>
+    <w:lsdException w:unhideWhenUsed="0" w:uiPriority="0" w:semiHidden="0" w:name="toc 7"/>
+    <w:lsdException w:unhideWhenUsed="0" w:uiPriority="0" w:semiHidden="0" w:name="toc 8"/>
+    <w:lsdException w:unhideWhenUsed="0" w:uiPriority="0" w:semiHidden="0" w:name="toc 9"/>
+    <w:lsdException w:unhideWhenUsed="0" w:uiPriority="0" w:semiHidden="0" w:name="Normal Indent"/>
+    <w:lsdException w:qFormat="1" w:unhideWhenUsed="0" w:uiPriority="0" w:semiHidden="0" w:name="footnote text"/>
+    <w:lsdException w:qFormat="1" w:unhideWhenUsed="0" w:uiPriority="0" w:semiHidden="0" w:name="annotation text"/>
+    <w:lsdException w:qFormat="1" w:unhideWhenUsed="0" w:uiPriority="0" w:semiHidden="0" w:name="header"/>
+    <w:lsdException w:qFormat="1" w:unhideWhenUsed="0" w:uiPriority="0" w:semiHidden="0" w:name="footer"/>
+    <w:lsdException w:unhideWhenUsed="0" w:uiPriority="0" w:semiHidden="0" w:name="index heading"/>
+    <w:lsdException w:qFormat="1" w:uiPriority="0" w:name="caption"/>
+    <w:lsdException w:unhideWhenUsed="0" w:uiPriority="0" w:semiHidden="0" w:name="table of figures"/>
+    <w:lsdException w:unhideWhenUsed="0" w:uiPriority="0" w:semiHidden="0" w:name="envelope address"/>
+    <w:lsdException w:unhideWhenUsed="0" w:uiPriority="0" w:semiHidden="0" w:name="envelope return"/>
+    <w:lsdException w:qFormat="1" w:unhideWhenUsed="0" w:uiPriority="0" w:semiHidden="0" w:name="footnote reference"/>
+    <w:lsdException w:unhideWhenUsed="0" w:uiPriority="0" w:semiHidden="0" w:name="annotation reference"/>
+    <w:lsdException w:unhideWhenUsed="0" w:uiPriority="0" w:semiHidden="0" w:name="line number"/>
+    <w:lsdException w:unhideWhenUsed="0" w:uiPriority="0" w:semiHidden="0" w:name="page number"/>
+    <w:lsdException w:unhideWhenUsed="0" w:uiPriority="0" w:semiHidden="0" w:name="endnote reference"/>
+    <w:lsdException w:unhideWhenUsed="0" w:uiPriority="0" w:semiHidden="0" w:name="endnote text"/>
+    <w:lsdException w:unhideWhenUsed="0" w:uiPriority="0" w:semiHidden="0" w:name="table of authorities"/>
+    <w:lsdException w:unhideWhenUsed="0" w:uiPriority="0" w:semiHidden="0" w:name="macro"/>
+    <w:lsdException w:unhideWhenUsed="0" w:uiPriority="0" w:semiHidden="0" w:name="toa heading"/>
+    <w:lsdException w:unhideWhenUsed="0" w:uiPriority="0" w:semiHidden="0" w:name="List"/>
+    <w:lsdException w:unhideWhenUsed="0" w:uiPriority="0" w:semiHidden="0" w:name="List Bullet"/>
+    <w:lsdException w:unhideWhenUsed="0" w:uiPriority="0" w:semiHidden="0" w:name="List Number"/>
+    <w:lsdException w:unhideWhenUsed="0" w:uiPriority="0" w:semiHidden="0" w:name="List 2"/>
+    <w:lsdException w:unhideWhenUsed="0" w:uiPriority="0" w:semiHidden="0" w:name="List 3"/>
+    <w:lsdException w:unhideWhenUsed="0" w:uiPriority="0" w:semiHidden="0" w:name="List 4"/>
+    <w:lsdException w:unhideWhenUsed="0" w:uiPriority="0" w:semiHidden="0" w:name="List 5"/>
+    <w:lsdException w:unhideWhenUsed="0" w:uiPriority="0" w:semiHidden="0" w:name="List Bullet 2"/>
+    <w:lsdException w:unhideWhenUsed="0" w:uiPriority="0" w:semiHidden="0" w:name="List Bullet 3"/>
+    <w:lsdException w:unhideWhenUsed="0" w:uiPriority="0" w:semiHidden="0" w:name="List Bullet 4"/>
+    <w:lsdException w:unhideWhenUsed="0" w:uiPriority="0" w:semiHidden="0" w:name="List Bullet 5"/>
+    <w:lsdException w:unhideWhenUsed="0" w:uiPriority="0" w:semiHidden="0" w:name="List Number 2"/>
+    <w:lsdException w:unhideWhenUsed="0" w:uiPriority="0" w:semiHidden="0" w:name="List Number 3"/>
+    <w:lsdException w:unhideWhenUsed="0" w:uiPriority="0" w:semiHidden="0" w:name="List Number 4"/>
+    <w:lsdException w:unhideWhenUsed="0" w:uiPriority="0" w:semiHidden="0" w:name="List Number 5"/>
+    <w:lsdException w:qFormat="1" w:unhideWhenUsed="0" w:uiPriority="0" w:semiHidden="0" w:name="Title"/>
+    <w:lsdException w:unhideWhenUsed="0" w:uiPriority="0" w:semiHidden="0" w:name="Closing"/>
+    <w:lsdException w:unhideWhenUsed="0" w:uiPriority="0" w:semiHidden="0" w:name="Signature"/>
+    <w:lsdException w:qFormat="1" w:unhideWhenUsed="0" w:uiPriority="0" w:name="Default Paragraph Font"/>
+    <w:lsdException w:qFormat="1" w:unhideWhenUsed="0" w:uiPriority="0" w:name="Body Text"/>
+    <w:lsdException w:unhideWhenUsed="0" w:uiPriority="0" w:semiHidden="0" w:name="Body Text Indent"/>
+    <w:lsdException w:unhideWhenUsed="0" w:uiPriority="0" w:semiHidden="0" w:name="List Continue"/>
+    <w:lsdException w:unhideWhenUsed="0" w:uiPriority="0" w:semiHidden="0" w:name="List Continue 2"/>
+    <w:lsdException w:unhideWhenUsed="0" w:uiPriority="0" w:semiHidden="0" w:name="List Continue 3"/>
+    <w:lsdException w:unhideWhenUsed="0" w:uiPriority="0" w:semiHidden="0" w:name="List Continue 4"/>
+    <w:lsdException w:unhideWhenUsed="0" w:uiPriority="0" w:semiHidden="0" w:name="List Continue 5"/>
+    <w:lsdException w:unhideWhenUsed="0" w:uiPriority="0" w:semiHidden="0" w:name="Message Header"/>
+    <w:lsdException w:qFormat="1" w:unhideWhenUsed="0" w:uiPriority="0" w:semiHidden="0" w:name="Subtitle"/>
+    <w:lsdException w:unhideWhenUsed="0" w:uiPriority="0" w:semiHidden="0" w:name="Salutation"/>
+    <w:lsdException w:unhideWhenUsed="0" w:uiPriority="0" w:semiHidden="0" w:name="Date"/>
+    <w:lsdException w:unhideWhenUsed="0" w:uiPriority="0" w:semiHidden="0" w:name="Body Text First Indent"/>
+    <w:lsdException w:unhideWhenUsed="0" w:uiPriority="0" w:semiHidden="0" w:name="Body Text First Indent 2"/>
+    <w:lsdException w:uiPriority="99" w:name="Note Heading"/>
+    <w:lsdException w:unhideWhenUsed="0" w:uiPriority="0" w:semiHidden="0" w:name="Body Text 2"/>
+    <w:lsdException w:unhideWhenUsed="0" w:uiPriority="0" w:semiHidden="0" w:name="Body Text 3"/>
+    <w:lsdException w:unhideWhenUsed="0" w:uiPriority="0" w:semiHidden="0" w:name="Body Text Indent 2"/>
+    <w:lsdException w:unhideWhenUsed="0" w:uiPriority="0" w:semiHidden="0" w:name="Body Text Indent 3"/>
+    <w:lsdException w:unhideWhenUsed="0" w:uiPriority="0" w:semiHidden="0" w:name="Block Text"/>
+    <w:lsdException w:unhideWhenUsed="0" w:uiPriority="0" w:semiHidden="0" w:name="Hyperlink"/>
+    <w:lsdException w:unhideWhenUsed="0" w:uiPriority="0" w:semiHidden="0" w:name="FollowedHyperlink"/>
+    <w:lsdException w:qFormat="1" w:unhideWhenUsed="0" w:uiPriority="0" w:semiHidden="0" w:name="Strong"/>
+    <w:lsdException w:qFormat="1" w:unhideWhenUsed="0" w:uiPriority="0" w:semiHidden="0" w:name="Emphasis"/>
+    <w:lsdException w:unhideWhenUsed="0" w:uiPriority="0" w:semiHidden="0" w:name="Document Map"/>
+    <w:lsdException w:unhideWhenUsed="0" w:uiPriority="0" w:semiHidden="0" w:name="Plain Text"/>
+    <w:lsdException w:unhideWhenUsed="0" w:uiPriority="0" w:semiHidden="0" w:name="E-mail Signature"/>
+    <w:lsdException w:qFormat="1" w:unhideWhenUsed="0" w:uiPriority="0" w:semiHidden="0" w:name="Normal (Web)"/>
+    <w:lsdException w:unhideWhenUsed="0" w:uiPriority="0" w:semiHidden="0" w:name="HTML Acronym"/>
+    <w:lsdException w:unhideWhenUsed="0" w:uiPriority="0" w:semiHidden="0" w:name="HTML Address"/>
+    <w:lsdException w:unhideWhenUsed="0" w:uiPriority="0" w:semiHidden="0" w:name="HTML Cite"/>
+    <w:lsdException w:unhideWhenUsed="0" w:uiPriority="0" w:semiHidden="0" w:name="HTML Code"/>
+    <w:lsdException w:unhideWhenUsed="0" w:uiPriority="0" w:semiHidden="0" w:name="HTML Definition"/>
+    <w:lsdException w:unhideWhenUsed="0" w:uiPriority="0" w:semiHidden="0" w:name="HTML Keyboard"/>
+    <w:lsdException w:unhideWhenUsed="0" w:uiPriority="0" w:semiHidden="0" w:name="HTML Preformatted"/>
+    <w:lsdException w:unhideWhenUsed="0" w:uiPriority="0" w:semiHidden="0" w:name="HTML Sample"/>
+    <w:lsdException w:unhideWhenUsed="0" w:uiPriority="0" w:semiHidden="0" w:name="HTML Typewriter"/>
+    <w:lsdException w:unhideWhenUsed="0" w:uiPriority="0" w:semiHidden="0" w:name="HTML Variable"/>
+    <w:lsdException w:qFormat="1" w:unhideWhenUsed="0" w:uiPriority="0" w:name="Normal Table"/>
+    <w:lsdException w:unhideWhenUsed="0" w:uiPriority="0" w:semiHidden="0" w:name="annotation subject"/>
+    <w:lsdException w:unhideWhenUsed="0" w:uiPriority="0" w:semiHidden="0" w:name="Table Simple 1"/>
+    <w:lsdException w:unhideWhenUsed="0" w:uiPriority="0" w:semiHidden="0" w:name="Table Simple 2"/>
+    <w:lsdException w:unhideWhenUsed="0" w:uiPriority="0" w:semiHidden="0" w:name="Table Simple 3"/>
+    <w:lsdException w:unhideWhenUsed="0" w:uiPriority="0" w:semiHidden="0" w:name="Table Classic 1"/>
+    <w:lsdException w:unhideWhenUsed="0" w:uiPriority="0" w:semiHidden="0" w:name="Table Classic 2"/>
+    <w:lsdException w:unhideWhenUsed="0" w:uiPriority="0" w:semiHidden="0" w:name="Table Classic 3"/>
+    <w:lsdException w:unhideWhenUsed="0" w:uiPriority="0" w:semiHidden="0" w:name="Table Classic 4"/>
+    <w:lsdException w:unhideWhenUsed="0" w:uiPriority="0" w:semiHidden="0" w:name="Table Colorful 1"/>
+    <w:lsdException w:unhideWhenUsed="0" w:uiPriority="0" w:semiHidden="0" w:name="Table Colorful 2"/>
+    <w:lsdException w:unhideWhenUsed="0" w:uiPriority="0" w:semiHidden="0" w:name="Table Colorful 3"/>
+    <w:lsdException w:unhideWhenUsed="0" w:uiPriority="0" w:semiHidden="0" w:name="Table Columns 1"/>
+    <w:lsdException w:unhideWhenUsed="0" w:uiPriority="0" w:semiHidden="0" w:name="Table Columns 2"/>
+    <w:lsdException w:unhideWhenUsed="0" w:uiPriority="0" w:semiHidden="0" w:name="Table Columns 3"/>
+    <w:lsdException w:unhideWhenUsed="0" w:uiPriority="0" w:semiHidden="0" w:name="Table Columns 4"/>
+    <w:lsdException w:unhideWhenUsed="0" w:uiPriority="0" w:semiHidden="0" w:name="Table Columns 5"/>
+    <w:lsdException w:unhideWhenUsed="0" w:uiPriority="0" w:semiHidden="0" w:name="Table Grid 1"/>
+    <w:lsdException w:unhideWhenUsed="0" w:uiPriority="0" w:semiHidden="0" w:name="Table Grid 2"/>
+    <w:lsdException w:unhideWhenUsed="0" w:uiPriority="0" w:semiHidden="0" w:name="Table Grid 3"/>
+    <w:lsdException w:unhideWhenUsed="0" w:uiPriority="0" w:semiHidden="0" w:name="Table Grid 4"/>
+    <w:lsdException w:unhideWhenUsed="0" w:uiPriority="0" w:semiHidden="0" w:name="Table Grid 5"/>
+    <w:lsdException w:unhideWhenUsed="0" w:uiPriority="0" w:semiHidden="0" w:name="Table Grid 6"/>
+    <w:lsdException w:unhideWhenUsed="0" w:uiPriority="0" w:semiHidden="0" w:name="Table Grid 7"/>
+    <w:lsdException w:unhideWhenUsed="0" w:uiPriority="0" w:semiHidden="0" w:name="Table Grid 8"/>
+    <w:lsdException w:unhideWhenUsed="0" w:uiPriority="0" w:semiHidden="0" w:name="Table List 1"/>
+    <w:lsdException w:unhideWhenUsed="0" w:uiPriority="0" w:semiHidden="0" w:name="Table List 2"/>
+    <w:lsdException w:unhideWhenUsed="0" w:uiPriority="0" w:semiHidden="0" w:name="Table List 3"/>
+    <w:lsdException w:unhideWhenUsed="0" w:uiPriority="0" w:semiHidden="0" w:name="Table List 4"/>
+    <w:lsdException w:unhideWhenUsed="0" w:uiPriority="0" w:semiHidden="0" w:name="Table List 5"/>
+    <w:lsdException w:unhideWhenUsed="0" w:uiPriority="0" w:semiHidden="0" w:name="Table List 6"/>
+    <w:lsdException w:unhideWhenUsed="0" w:uiPriority="0" w:semiHidden="0" w:name="Table List 7"/>
+    <w:lsdException w:unhideWhenUsed="0" w:uiPriority="0" w:semiHidden="0" w:name="Table List 8"/>
+    <w:lsdException w:unhideWhenUsed="0" w:uiPriority="0" w:semiHidden="0" w:name="Table 3D effects 1"/>
+    <w:lsdException w:unhideWhenUsed="0" w:uiPriority="0" w:semiHidden="0" w:name="Table 3D effects 2"/>
+    <w:lsdException w:unhideWhenUsed="0" w:uiPriority="0" w:semiHidden="0" w:name="Table 3D effects 3"/>
+    <w:lsdException w:unhideWhenUsed="0" w:uiPriority="0" w:semiHidden="0" w:name="Table Contemporary"/>
+    <w:lsdException w:unhideWhenUsed="0" w:uiPriority="0" w:semiHidden="0" w:name="Table Elegant"/>
+    <w:lsdException w:unhideWhenUsed="0" w:uiPriority="0" w:semiHidden="0" w:name="Table Professional"/>
+    <w:lsdException w:unhideWhenUsed="0" w:uiPriority="0" w:semiHidden="0" w:name="Table Subtle 1"/>
+    <w:lsdException w:unhideWhenUsed="0" w:uiPriority="0" w:semiHidden="0" w:name="Table Subtle 2"/>
+    <w:lsdException w:unhideWhenUsed="0" w:uiPriority="0" w:semiHidden="0" w:name="Table Web 1"/>
+    <w:lsdException w:unhideWhenUsed="0" w:uiPriority="0" w:semiHidden="0" w:name="Table Web 2"/>
+    <w:lsdException w:unhideWhenUsed="0" w:uiPriority="0" w:semiHidden="0" w:name="Table Web 3"/>
+    <w:lsdException w:unhideWhenUsed="0" w:uiPriority="0" w:semiHidden="0" w:name="Balloon Text"/>
+    <w:lsdException w:qFormat="1" w:unhideWhenUsed="0" w:uiPriority="0" w:semiHidden="0" w:name="Table Grid"/>
+    <w:lsdException w:unhideWhenUsed="0" w:uiPriority="0" w:semiHidden="0" w:name="Table Theme"/>
+    <w:lsdException w:unhideWhenUsed="0" w:uiPriority="60" w:semiHidden="0" w:name="Light Shading"/>
+    <w:lsdException w:unhideWhenUsed="0" w:uiPriority="61" w:semiHidden="0" w:name="Light List"/>
+    <w:lsdException w:unhideWhenUsed="0" w:uiPriority="62" w:semiHidden="0" w:name="Light Grid"/>
+    <w:lsdException w:unhideWhenUsed="0" w:uiPriority="63" w:semiHidden="0" w:name="Medium Shading 1"/>
+    <w:lsdException w:unhideWhenUsed="0" w:uiPriority="64" w:semiHidden="0" w:name="Medium Shading 2"/>
+    <w:lsdException w:unhideWhenUsed="0" w:uiPriority="65" w:semiHidden="0" w:name="Medium List 1"/>
+    <w:lsdException w:unhideWhenUsed="0" w:uiPriority="66" w:semiHidden="0" w:name="Medium List 2"/>
+    <w:lsdException w:unhideWhenUsed="0" w:uiPriority="67" w:semiHidden="0" w:name="Medium Grid 1"/>
+    <w:lsdException w:unhideWhenUsed="0" w:uiPriority="68" w:semiHidden="0" w:name="Medium Grid 2"/>
+    <w:lsdException w:unhideWhenUsed="0" w:uiPriority="69" w:semiHidden="0" w:name="Medium Grid 3"/>
+    <w:lsdException w:unhideWhenUsed="0" w:uiPriority="70" w:semiHidden="0" w:name="Dark List"/>
+    <w:lsdException w:unhideWhenUsed="0" w:uiPriority="71" w:semiHidden="0" w:name="Colorful Shading"/>
+    <w:lsdException w:unhideWhenUsed="0" w:uiPriority="72" w:semiHidden="0" w:name="Colorful List"/>
+    <w:lsdException w:unhideWhenUsed="0" w:uiPriority="73" w:semiHidden="0" w:name="Colorful Grid"/>
+    <w:lsdException w:unhideWhenUsed="0" w:uiPriority="60" w:semiHidden="0" w:name="Light Shading Accent 1"/>
+    <w:lsdException w:unhideWhenUsed="0" w:uiPriority="61" w:semiHidden="0" w:name="Light List Accent 1"/>
+    <w:lsdException w:unhideWhenUsed="0" w:uiPriority="62" w:semiHidden="0" w:name="Light Grid Accent 1"/>
+    <w:lsdException w:unhideWhenUsed="0" w:uiPriority="63" w:semiHidden="0" w:name="Medium Shading 1 Accent 1"/>
+    <w:lsdException w:unhideWhenUsed="0" w:uiPriority="64" w:semiHidden="0" w:name="Medium Shading 2 Accent 1"/>
+    <w:lsdException w:unhideWhenUsed="0" w:uiPriority="65" w:semiHidden="0" w:name="Medium List 1 Accent 1"/>
+    <w:lsdException w:unhideWhenUsed="0" w:uiPriority="66" w:semiHidden="0" w:name="Medium List 2 Accent 1"/>
+    <w:lsdException w:unhideWhenUsed="0" w:uiPriority="67" w:semiHidden="0" w:name="Medium Grid 1 Accent 1"/>
+    <w:lsdException w:unhideWhenUsed="0" w:uiPriority="68" w:semiHidden="0" w:name="Medium Grid 2 Accent 1"/>
+    <w:lsdException w:unhideWhenUsed="0" w:uiPriority="69" w:semiHidden="0" w:name="Medium Grid 3 Accent 1"/>
+    <w:lsdException w:unhideWhenUsed="0" w:uiPriority="70" w:semiHidden="0" w:name="Dark List Accent 1"/>
+    <w:lsdException w:unhideWhenUsed="0" w:uiPriority="71" w:semiHidden="0" w:name="Colorful Shading Accent 1"/>
+    <w:lsdException w:unhideWhenUsed="0" w:uiPriority="72" w:semiHidden="0" w:name="Colorful List Accent 1"/>
+    <w:lsdException w:unhideWhenUsed="0" w:uiPriority="73" w:semiHidden="0" w:name="Colorful Grid Accent 1"/>
+    <w:lsdException w:unhideWhenUsed="0" w:uiPriority="60" w:semiHidden="0" w:name="Light Shading Accent 2"/>
+    <w:lsdException w:unhideWhenUsed="0" w:uiPriority="61" w:semiHidden="0" w:name="Light List Accent 2"/>
+    <w:lsdException w:unhideWhenUsed="0" w:uiPriority="62" w:semiHidden="0" w:name="Light Grid Accent 2"/>
+    <w:lsdException w:unhideWhenUsed="0" w:uiPriority="63" w:semiHidden="0" w:name="Medium Shading 1 Accent 2"/>
+    <w:lsdException w:unhideWhenUsed="0" w:uiPriority="64" w:semiHidden="0" w:name="Medium Shading 2 Accent 2"/>
+    <w:lsdException w:unhideWhenUsed="0" w:uiPriority="65" w:semiHidden="0" w:name="Medium List 1 Accent 2"/>
+    <w:lsdException w:unhideWhenUsed="0" w:uiPriority="66" w:semiHidden="0" w:name="Medium List 2 Accent 2"/>
+    <w:lsdException w:unhideWhenUsed="0" w:uiPriority="67" w:semiHidden="0" w:name="Medium Grid 1 Accent 2"/>
+    <w:lsdException w:unhideWhenUsed="0" w:uiPriority="68" w:semiHidden="0" w:name="Medium Grid 2 Accent 2"/>
+    <w:lsdException w:unhideWhenUsed="0" w:uiPriority="69" w:semiHidden="0" w:name="Medium Grid 3 Accent 2"/>
+    <w:lsdException w:unhideWhenUsed="0" w:uiPriority="70" w:semiHidden="0" w:name="Dark List Accent 2"/>
+    <w:lsdException w:unhideWhenUsed="0" w:uiPriority="71" w:semiHidden="0" w:name="Colorful Shading Accent 2"/>
+    <w:lsdException w:unhideWhenUsed="0" w:uiPriority="72" w:semiHidden="0" w:name="Colorful List Accent 2"/>
+    <w:lsdException w:unhideWhenUsed="0" w:uiPriority="73" w:semiHidden="0" w:name="Colorful Grid Accent 2"/>
+    <w:lsdException w:unhideWhenUsed="0" w:uiPriority="60" w:semiHidden="0" w:name="Light Shading Accent 3"/>
+    <w:lsdException w:unhideWhenUsed="0" w:uiPriority="61" w:semiHidden="0" w:name="Light List Accent 3"/>
+    <w:lsdException w:unhideWhenUsed="0" w:uiPriority="62" w:semiHidden="0" w:name="Light Grid Accent 3"/>
+    <w:lsdException w:unhideWhenUsed="0" w:uiPriority="63" w:semiHidden="0" w:name="Medium Shading 1 Accent 3"/>
+    <w:lsdException w:unhideWhenUsed="0" w:uiPriority="64" w:semiHidden="0" w:name="Medium Shading 2 Accent 3"/>
+    <w:lsdException w:unhideWhenUsed="0" w:uiPriority="65" w:semiHidden="0" w:name="Medium List 1 Accent 3"/>
+    <w:lsdException w:unhideWhenUsed="0" w:uiPriority="66" w:semiHidden="0" w:name="Medium List 2 Accent 3"/>
+    <w:lsdException w:unhideWhenUsed="0" w:uiPriority="67" w:semiHidden="0" w:name="Medium Grid 1 Accent 3"/>
+    <w:lsdException w:unhideWhenUsed="0" w:uiPriority="68" w:semiHidden="0" w:name="Medium Grid 2 Accent 3"/>
+    <w:lsdException w:unhideWhenUsed="0" w:uiPriority="69" w:semiHidden="0" w:name="Medium Grid 3 Accent 3"/>
+    <w:lsdException w:unhideWhenUsed="0" w:uiPriority="70" w:semiHidden="0" w:name="Dark List Accent 3"/>
+    <w:lsdException w:unhideWhenUsed="0" w:uiPriority="71" w:semiHidden="0" w:name="Colorful Shading Accent 3"/>
+    <w:lsdException w:unhideWhenUsed="0" w:uiPriority="72" w:semiHidden="0" w:name="Colorful List Accent 3"/>
+    <w:lsdException w:unhideWhenUsed="0" w:uiPriority="73" w:semiHidden="0" w:name="Colorful Grid Accent 3"/>
+    <w:lsdException w:unhideWhenUsed="0" w:uiPriority="60" w:semiHidden="0" w:name="Light Shading Accent 4"/>
+    <w:lsdException w:unhideWhenUsed="0" w:uiPriority="61" w:semiHidden="0" w:name="Light List Accent 4"/>
+    <w:lsdException w:unhideWhenUsed="0" w:uiPriority="62" w:semiHidden="0" w:name="Light Grid Accent 4"/>
+    <w:lsdException w:unhideWhenUsed="0" w:uiPriority="63" w:semiHidden="0" w:name="Medium Shading 1 Accent 4"/>
+    <w:lsdException w:unhideWhenUsed="0" w:uiPriority="64" w:semiHidden="0" w:name="Medium Shading 2 Accent 4"/>
+    <w:lsdException w:unhideWhenUsed="0" w:uiPriority="65" w:semiHidden="0" w:name="Medium List 1 Accent 4"/>
+    <w:lsdException w:unhideWhenUsed="0" w:uiPriority="66" w:semiHidden="0" w:name="Medium List 2 Accent 4"/>
+    <w:lsdException w:unhideWhenUsed="0" w:uiPriority="67" w:semiHidden="0" w:name="Medium Grid 1 Accent 4"/>
+    <w:lsdException w:unhideWhenUsed="0" w:uiPriority="68" w:semiHidden="0" w:name="Medium Grid 2 Accent 4"/>
+    <w:lsdException w:unhideWhenUsed="0" w:uiPriority="69" w:semiHidden="0" w:name="Medium Grid 3 Accent 4"/>
+    <w:lsdException w:unhideWhenUsed="0" w:uiPriority="70" w:semiHidden="0" w:name="Dark List Accent 4"/>
+    <w:lsdException w:unhideWhenUsed="0" w:uiPriority="71" w:semiHidden="0" w:name="Colorful Shading Accent 4"/>
+    <w:lsdException w:unhideWhenUsed="0" w:uiPriority="72" w:semiHidden="0" w:name="Colorful List Accent 4"/>
+    <w:lsdException w:unhideWhenUsed="0" w:uiPriority="73" w:semiHidden="0" w:name="Colorful Grid Accent 4"/>
+    <w:lsdException w:unhideWhenUsed="0" w:uiPriority="60" w:semiHidden="0" w:name="Light Shading Accent 5"/>
+    <w:lsdException w:unhideWhenUsed="0" w:uiPriority="61" w:semiHidden="0" w:name="Light List Accent 5"/>
+    <w:lsdException w:unhideWhenUsed="0" w:uiPriority="62" w:semiHidden="0" w:name="Light Grid Accent 5"/>
+    <w:lsdException w:unhideWhenUsed="0" w:uiPriority="63" w:semiHidden="0" w:name="Medium Shading 1 Accent 5"/>
+    <w:lsdException w:unhideWhenUsed="0" w:uiPriority="64" w:semiHidden="0" w:name="Medium Shading 2 Accent 5"/>
+    <w:lsdException w:unhideWhenUsed="0" w:uiPriority="65" w:semiHidden="0" w:name="Medium List 1 Accent 5"/>
+    <w:lsdException w:unhideWhenUsed="0" w:uiPriority="66" w:semiHidden="0" w:name="Medium List 2 Accent 5"/>
+    <w:lsdException w:unhideWhenUsed="0" w:uiPriority="67" w:semiHidden="0" w:name="Medium Grid 1 Accent 5"/>
+    <w:lsdException w:unhideWhenUsed="0" w:uiPriority="68" w:semiHidden="0" w:name="Medium Grid 2 Accent 5"/>
+    <w:lsdException w:unhideWhenUsed="0" w:uiPriority="69" w:semiHidden="0" w:name="Medium Grid 3 Accent 5"/>
+    <w:lsdException w:unhideWhenUsed="0" w:uiPriority="70" w:semiHidden="0" w:name="Dark List Accent 5"/>
+    <w:lsdException w:unhideWhenUsed="0" w:uiPriority="71" w:semiHidden="0" w:name="Colorful Shading Accent 5"/>
+    <w:lsdException w:unhideWhenUsed="0" w:uiPriority="72" w:semiHidden="0" w:name="Colorful List Accent 5"/>
+    <w:lsdException w:unhideWhenUsed="0" w:uiPriority="73" w:semiHidden="0" w:name="Colorful Grid Accent 5"/>
+    <w:lsdException w:unhideWhenUsed="0" w:uiPriority="60" w:semiHidden="0" w:name="Light Shading Accent 6"/>
+    <w:lsdException w:unhideWhenUsed="0" w:uiPriority="61" w:semiHidden="0" w:name="Light List Accent 6"/>
+    <w:lsdException w:unhideWhenUsed="0" w:uiPriority="62" w:semiHidden="0" w:name="Light Grid Accent 6"/>
+    <w:lsdException w:unhideWhenUsed="0" w:uiPriority="63" w:semiHidden="0" w:name="Medium Shading 1 Accent 6"/>
+    <w:lsdException w:unhideWhenUsed="0" w:uiPriority="64" w:semiHidden="0" w:name="Medium Shading 2 Accent 6"/>
+    <w:lsdException w:unhideWhenUsed="0" w:uiPriority="65" w:semiHidden="0" w:name="Medium List 1 Accent 6"/>
+    <w:lsdException w:unhideWhenUsed="0" w:uiPriority="66" w:semiHidden="0" w:name="Medium List 2 Accent 6"/>
+    <w:lsdException w:unhideWhenUsed="0" w:uiPriority="67" w:semiHidden="0" w:name="Medium Grid 1 Accent 6"/>
+    <w:lsdException w:unhideWhenUsed="0" w:uiPriority="68" w:semiHidden="0" w:name="Medium Grid 2 Accent 6"/>
+    <w:lsdException w:unhideWhenUsed="0" w:uiPriority="69" w:semiHidden="0" w:name="Medium Grid 3 Accent 6"/>
+    <w:lsdException w:unhideWhenUsed="0" w:uiPriority="70" w:semiHidden="0" w:name="Dark List Accent 6"/>
+    <w:lsdException w:unhideWhenUsed="0" w:uiPriority="71" w:semiHidden="0" w:name="Colorful Shading Accent 6"/>
+    <w:lsdException w:unhideWhenUsed="0" w:uiPriority="72" w:semiHidden="0" w:name="Colorful List Accent 6"/>
+    <w:lsdException w:unhideWhenUsed="0" w:uiPriority="73" w:semiHidden="0" w:name="Colorful Grid Accent 6"/>
   </w:latentStyles>
-  <w:style w:type="paragraph" w:default="1" w:styleId="Normal">
+  <w:style w:type="paragraph" w:default="1" w:styleId="1">
     <w:name w:val="Normal"/>
     <w:qFormat/>
+    <w:uiPriority w:val="0"/>
     <w:pPr>
       <w:kinsoku w:val="0"/>
       <w:autoSpaceDE w:val="0"/>
@@ -4622,7 +4682,7 @@
       <w:textAlignment w:val="baseline"/>
     </w:pPr>
     <w:rPr>
-      <w:rFonts w:ascii="Arial" w:eastAsia="宋体" w:hAnsi="Arial" w:cs="Arial"/>
+      <w:rFonts w:ascii="Arial" w:hAnsi="Arial" w:eastAsia="宋体" w:cs="Arial"/>
       <w:snapToGrid w:val="0"/>
       <w:color w:val="000000"/>
       <w:kern w:val="0"/>
@@ -4631,11 +4691,12 @@
       <w:lang w:val="en-US" w:eastAsia="en-US" w:bidi="ar-SA"/>
     </w:rPr>
   </w:style>
-  <w:style w:type="paragraph" w:styleId="Heading1">
+  <w:style w:type="paragraph" w:styleId="2">
     <w:name w:val="heading 1"/>
-    <w:basedOn w:val="Normal"/>
-    <w:next w:val="Normal"/>
+    <w:basedOn w:val="1"/>
+    <w:next w:val="1"/>
     <w:qFormat/>
+    <w:uiPriority w:val="0"/>
     <w:pPr>
       <w:keepNext/>
       <w:keepLines/>
@@ -4653,12 +4714,13 @@
       <w:sz w:val="44"/>
     </w:rPr>
   </w:style>
-  <w:style w:type="paragraph" w:styleId="Heading2">
+  <w:style w:type="paragraph" w:styleId="3">
     <w:name w:val="heading 2"/>
-    <w:basedOn w:val="Normal"/>
-    <w:next w:val="Normal"/>
+    <w:basedOn w:val="1"/>
+    <w:next w:val="1"/>
     <w:unhideWhenUsed/>
     <w:qFormat/>
+    <w:uiPriority w:val="0"/>
     <w:pPr>
       <w:keepNext/>
       <w:keepLines/>
@@ -4671,18 +4733,19 @@
       <w:outlineLvl w:val="1"/>
     </w:pPr>
     <w:rPr>
-      <w:rFonts w:ascii="Arial" w:eastAsia="黑体" w:hAnsi="Arial"/>
+      <w:rFonts w:ascii="Arial" w:hAnsi="Arial" w:eastAsia="黑体"/>
       <w:b/>
       <w:sz w:val="32"/>
     </w:rPr>
   </w:style>
-  <w:style w:type="paragraph" w:styleId="Heading3">
+  <w:style w:type="paragraph" w:styleId="4">
     <w:name w:val="heading 3"/>
-    <w:basedOn w:val="Normal"/>
-    <w:next w:val="Normal"/>
+    <w:basedOn w:val="1"/>
+    <w:next w:val="1"/>
     <w:semiHidden/>
     <w:unhideWhenUsed/>
     <w:qFormat/>
+    <w:uiPriority w:val="0"/>
     <w:pPr>
       <w:keepNext/>
       <w:keepLines/>
@@ -4699,12 +4762,13 @@
       <w:sz w:val="32"/>
     </w:rPr>
   </w:style>
-  <w:style w:type="paragraph" w:styleId="Heading4">
+  <w:style w:type="paragraph" w:styleId="5">
     <w:name w:val="heading 4"/>
-    <w:basedOn w:val="Normal"/>
-    <w:next w:val="Normal"/>
+    <w:basedOn w:val="1"/>
+    <w:next w:val="1"/>
     <w:unhideWhenUsed/>
     <w:qFormat/>
+    <w:uiPriority w:val="0"/>
     <w:pPr>
       <w:keepNext/>
       <w:keepLines/>
@@ -4717,18 +4781,19 @@
       <w:outlineLvl w:val="3"/>
     </w:pPr>
     <w:rPr>
-      <w:rFonts w:ascii="Arial" w:eastAsia="黑体" w:hAnsi="Arial"/>
+      <w:rFonts w:ascii="Arial" w:hAnsi="Arial" w:eastAsia="黑体"/>
       <w:b/>
       <w:sz w:val="28"/>
     </w:rPr>
   </w:style>
-  <w:style w:type="paragraph" w:styleId="Heading5">
+  <w:style w:type="paragraph" w:styleId="6">
     <w:name w:val="heading 5"/>
-    <w:basedOn w:val="Normal"/>
-    <w:next w:val="Normal"/>
+    <w:basedOn w:val="1"/>
+    <w:next w:val="1"/>
     <w:semiHidden/>
     <w:unhideWhenUsed/>
     <w:qFormat/>
+    <w:uiPriority w:val="0"/>
     <w:pPr>
       <w:keepNext/>
       <w:keepLines/>
@@ -4745,13 +4810,14 @@
       <w:sz w:val="28"/>
     </w:rPr>
   </w:style>
-  <w:style w:type="paragraph" w:styleId="Heading6">
+  <w:style w:type="paragraph" w:styleId="7">
     <w:name w:val="heading 6"/>
-    <w:basedOn w:val="Normal"/>
-    <w:next w:val="Normal"/>
+    <w:basedOn w:val="1"/>
+    <w:next w:val="1"/>
     <w:semiHidden/>
     <w:unhideWhenUsed/>
     <w:qFormat/>
+    <w:uiPriority w:val="0"/>
     <w:pPr>
       <w:keepNext/>
       <w:keepLines/>
@@ -4764,18 +4830,19 @@
       <w:outlineLvl w:val="5"/>
     </w:pPr>
     <w:rPr>
-      <w:rFonts w:ascii="Arial" w:eastAsia="黑体" w:hAnsi="Arial"/>
+      <w:rFonts w:ascii="Arial" w:hAnsi="Arial" w:eastAsia="黑体"/>
       <w:b/>
       <w:sz w:val="24"/>
     </w:rPr>
   </w:style>
-  <w:style w:type="paragraph" w:styleId="Heading7">
+  <w:style w:type="paragraph" w:styleId="8">
     <w:name w:val="heading 7"/>
-    <w:basedOn w:val="Normal"/>
-    <w:next w:val="Normal"/>
+    <w:basedOn w:val="1"/>
+    <w:next w:val="1"/>
     <w:semiHidden/>
     <w:unhideWhenUsed/>
     <w:qFormat/>
+    <w:uiPriority w:val="0"/>
     <w:pPr>
       <w:keepNext/>
       <w:keepLines/>
@@ -4792,13 +4859,14 @@
       <w:sz w:val="24"/>
     </w:rPr>
   </w:style>
-  <w:style w:type="paragraph" w:styleId="Heading8">
+  <w:style w:type="paragraph" w:styleId="9">
     <w:name w:val="heading 8"/>
-    <w:basedOn w:val="Normal"/>
-    <w:next w:val="Normal"/>
+    <w:basedOn w:val="1"/>
+    <w:next w:val="1"/>
     <w:semiHidden/>
     <w:unhideWhenUsed/>
     <w:qFormat/>
+    <w:uiPriority w:val="0"/>
     <w:pPr>
       <w:keepNext/>
       <w:keepLines/>
@@ -4811,17 +4879,18 @@
       <w:outlineLvl w:val="7"/>
     </w:pPr>
     <w:rPr>
-      <w:rFonts w:ascii="Arial" w:eastAsia="黑体" w:hAnsi="Arial"/>
+      <w:rFonts w:ascii="Arial" w:hAnsi="Arial" w:eastAsia="黑体"/>
       <w:sz w:val="24"/>
     </w:rPr>
   </w:style>
-  <w:style w:type="paragraph" w:styleId="Heading9">
+  <w:style w:type="paragraph" w:styleId="10">
     <w:name w:val="heading 9"/>
-    <w:basedOn w:val="Normal"/>
-    <w:next w:val="Normal"/>
+    <w:basedOn w:val="1"/>
+    <w:next w:val="1"/>
     <w:semiHidden/>
     <w:unhideWhenUsed/>
     <w:qFormat/>
+    <w:uiPriority w:val="0"/>
     <w:pPr>
       <w:keepNext/>
       <w:keepLines/>
@@ -4834,19 +4903,21 @@
       <w:outlineLvl w:val="8"/>
     </w:pPr>
     <w:rPr>
-      <w:rFonts w:ascii="Arial" w:eastAsia="黑体" w:hAnsi="Arial"/>
+      <w:rFonts w:ascii="Arial" w:hAnsi="Arial" w:eastAsia="黑体"/>
       <w:sz w:val="21"/>
     </w:rPr>
   </w:style>
-  <w:style w:type="character" w:default="1" w:styleId="DefaultParagraphFont">
+  <w:style w:type="character" w:default="1" w:styleId="23">
     <w:name w:val="Default Paragraph Font"/>
     <w:semiHidden/>
     <w:qFormat/>
+    <w:uiPriority w:val="0"/>
   </w:style>
-  <w:style w:type="table" w:default="1" w:styleId="TableNormal">
+  <w:style w:type="table" w:default="1" w:styleId="21">
     <w:name w:val="Normal Table"/>
     <w:semiHidden/>
     <w:qFormat/>
+    <w:uiPriority w:val="0"/>
     <w:tblPr>
       <w:tblCellMar>
         <w:top w:w="0" w:type="dxa"/>
@@ -4856,39 +4927,43 @@
       </w:tblCellMar>
     </w:tblPr>
   </w:style>
-  <w:style w:type="paragraph" w:styleId="CommentText">
+  <w:style w:type="paragraph" w:styleId="11">
     <w:name w:val="annotation text"/>
-    <w:basedOn w:val="Normal"/>
+    <w:basedOn w:val="1"/>
     <w:qFormat/>
+    <w:uiPriority w:val="0"/>
     <w:pPr>
       <w:jc w:val="left"/>
     </w:pPr>
   </w:style>
-  <w:style w:type="paragraph" w:styleId="BodyText">
+  <w:style w:type="paragraph" w:styleId="12">
     <w:name w:val="Body Text"/>
-    <w:basedOn w:val="Normal"/>
+    <w:basedOn w:val="1"/>
     <w:semiHidden/>
     <w:qFormat/>
+    <w:uiPriority w:val="0"/>
     <w:rPr>
-      <w:rFonts w:ascii="Arial" w:eastAsia="Arial" w:hAnsi="Arial" w:cs="Arial"/>
+      <w:rFonts w:ascii="Arial" w:hAnsi="Arial" w:eastAsia="Arial" w:cs="Arial"/>
       <w:sz w:val="21"/>
       <w:szCs w:val="21"/>
       <w:lang w:val="en-US" w:eastAsia="en-US" w:bidi="ar-SA"/>
     </w:rPr>
   </w:style>
-  <w:style w:type="paragraph" w:styleId="TOC3">
+  <w:style w:type="paragraph" w:styleId="13">
     <w:name w:val="toc 3"/>
-    <w:basedOn w:val="Normal"/>
-    <w:next w:val="Normal"/>
+    <w:basedOn w:val="1"/>
+    <w:next w:val="1"/>
     <w:qFormat/>
+    <w:uiPriority w:val="0"/>
     <w:pPr>
       <w:ind w:left="840" w:leftChars="400"/>
     </w:pPr>
   </w:style>
-  <w:style w:type="paragraph" w:styleId="Footer">
+  <w:style w:type="paragraph" w:styleId="14">
     <w:name w:val="footer"/>
-    <w:basedOn w:val="Normal"/>
+    <w:basedOn w:val="1"/>
     <w:qFormat/>
+    <w:uiPriority w:val="0"/>
     <w:pPr>
       <w:tabs>
         <w:tab w:val="center" w:pos="4153"/>
@@ -4901,16 +4976,17 @@
       <w:sz w:val="18"/>
     </w:rPr>
   </w:style>
-  <w:style w:type="paragraph" w:styleId="Header">
+  <w:style w:type="paragraph" w:styleId="15">
     <w:name w:val="header"/>
-    <w:basedOn w:val="Normal"/>
+    <w:basedOn w:val="1"/>
     <w:qFormat/>
+    <w:uiPriority w:val="0"/>
     <w:pPr>
       <w:pBdr>
-        <w:top w:val="nil"/>
-        <w:left w:val="nil"/>
-        <w:bottom w:val="nil"/>
-        <w:right w:val="nil"/>
+        <w:top w:val="none" w:color="auto" w:sz="0" w:space="0"/>
+        <w:left w:val="none" w:color="auto" w:sz="0" w:space="0"/>
+        <w:bottom w:val="none" w:color="auto" w:sz="0" w:space="0"/>
+        <w:right w:val="none" w:color="auto" w:sz="0" w:space="0"/>
       </w:pBdr>
       <w:tabs>
         <w:tab w:val="center" w:pos="4153"/>
@@ -4925,20 +5001,22 @@
       <w:sz w:val="18"/>
     </w:rPr>
   </w:style>
-  <w:style w:type="paragraph" w:styleId="TOC1">
+  <w:style w:type="paragraph" w:styleId="16">
     <w:name w:val="toc 1"/>
-    <w:basedOn w:val="Normal"/>
-    <w:next w:val="Normal"/>
+    <w:basedOn w:val="1"/>
+    <w:next w:val="1"/>
     <w:qFormat/>
+    <w:uiPriority w:val="0"/>
     <w:rPr>
-      <w:rFonts w:ascii="Arial" w:eastAsia="Microsoft JhengHei" w:hAnsi="Arial"/>
+      <w:rFonts w:ascii="Arial" w:hAnsi="Arial" w:eastAsia="Microsoft JhengHei"/>
       <w:sz w:val="24"/>
     </w:rPr>
   </w:style>
-  <w:style w:type="paragraph" w:styleId="FootnoteText">
+  <w:style w:type="paragraph" w:styleId="17">
     <w:name w:val="footnote text"/>
-    <w:basedOn w:val="Normal"/>
+    <w:basedOn w:val="1"/>
     <w:qFormat/>
+    <w:uiPriority w:val="0"/>
     <w:pPr>
       <w:snapToGrid w:val="0"/>
       <w:jc w:val="left"/>
@@ -4947,27 +5025,30 @@
       <w:sz w:val="18"/>
     </w:rPr>
   </w:style>
-  <w:style w:type="paragraph" w:styleId="TOC2">
+  <w:style w:type="paragraph" w:styleId="18">
     <w:name w:val="toc 2"/>
-    <w:basedOn w:val="Normal"/>
-    <w:next w:val="Normal"/>
+    <w:basedOn w:val="1"/>
+    <w:next w:val="1"/>
     <w:qFormat/>
+    <w:uiPriority w:val="0"/>
     <w:pPr>
       <w:ind w:left="420" w:leftChars="200"/>
     </w:pPr>
   </w:style>
-  <w:style w:type="paragraph" w:styleId="NormalWeb">
+  <w:style w:type="paragraph" w:styleId="19">
     <w:name w:val="Normal (Web)"/>
-    <w:basedOn w:val="Normal"/>
+    <w:basedOn w:val="1"/>
     <w:qFormat/>
+    <w:uiPriority w:val="0"/>
     <w:rPr>
       <w:sz w:val="24"/>
     </w:rPr>
   </w:style>
-  <w:style w:type="paragraph" w:styleId="Title">
+  <w:style w:type="paragraph" w:styleId="20">
     <w:name w:val="Title"/>
-    <w:basedOn w:val="Normal"/>
+    <w:basedOn w:val="1"/>
     <w:qFormat/>
+    <w:uiPriority w:val="0"/>
     <w:pPr>
       <w:spacing w:before="240" w:beforeLines="0" w:beforeAutospacing="0" w:after="60" w:afterLines="0" w:afterAutospacing="0"/>
       <w:jc w:val="center"/>
@@ -4979,76 +5060,82 @@
       <w:sz w:val="32"/>
     </w:rPr>
   </w:style>
-  <w:style w:type="table" w:styleId="TableGrid">
+  <w:style w:type="table" w:styleId="22">
     <w:name w:val="Table Grid"/>
-    <w:basedOn w:val="TableNormal"/>
+    <w:basedOn w:val="21"/>
     <w:qFormat/>
+    <w:uiPriority w:val="0"/>
     <w:pPr>
       <w:widowControl w:val="0"/>
       <w:jc w:val="both"/>
     </w:pPr>
     <w:tblPr>
       <w:tblBorders>
-        <w:top w:val="single" w:sz="4" w:space="0" w:color="auto"/>
-        <w:left w:val="single" w:sz="4" w:space="0" w:color="auto"/>
-        <w:bottom w:val="single" w:sz="4" w:space="0" w:color="auto"/>
-        <w:right w:val="single" w:sz="4" w:space="0" w:color="auto"/>
-        <w:insideH w:val="single" w:sz="4" w:space="0" w:color="auto"/>
-        <w:insideV w:val="single" w:sz="4" w:space="0" w:color="auto"/>
+        <w:top w:val="single" w:color="auto" w:sz="4" w:space="0"/>
+        <w:left w:val="single" w:color="auto" w:sz="4" w:space="0"/>
+        <w:bottom w:val="single" w:color="auto" w:sz="4" w:space="0"/>
+        <w:right w:val="single" w:color="auto" w:sz="4" w:space="0"/>
+        <w:insideH w:val="single" w:color="auto" w:sz="4" w:space="0"/>
+        <w:insideV w:val="single" w:color="auto" w:sz="4" w:space="0"/>
       </w:tblBorders>
     </w:tblPr>
   </w:style>
-  <w:style w:type="character" w:styleId="Strong">
+  <w:style w:type="character" w:styleId="24">
     <w:name w:val="Strong"/>
-    <w:basedOn w:val="DefaultParagraphFont"/>
+    <w:basedOn w:val="23"/>
     <w:qFormat/>
+    <w:uiPriority w:val="0"/>
     <w:rPr>
       <w:b/>
     </w:rPr>
   </w:style>
-  <w:style w:type="character" w:styleId="FootnoteReference">
+  <w:style w:type="character" w:styleId="25">
     <w:name w:val="footnote reference"/>
-    <w:basedOn w:val="DefaultParagraphFont"/>
+    <w:basedOn w:val="23"/>
     <w:qFormat/>
+    <w:uiPriority w:val="0"/>
     <w:rPr>
       <w:vertAlign w:val="superscript"/>
     </w:rPr>
   </w:style>
-  <w:style w:type="paragraph" w:customStyle="1" w:styleId="a">
+  <w:style w:type="paragraph" w:customStyle="1" w:styleId="26">
     <w:name w:val="柴_公司名"/>
-    <w:basedOn w:val="Title"/>
+    <w:basedOn w:val="20"/>
     <w:qFormat/>
+    <w:uiPriority w:val="0"/>
     <w:pPr>
       <w:spacing w:after="600" w:afterLines="600"/>
     </w:pPr>
     <w:rPr>
-      <w:rFonts w:ascii="宋体" w:eastAsia="宋体" w:hAnsi="宋体" w:cs="宋体" w:hint="eastAsia"/>
+      <w:rFonts w:hint="eastAsia" w:ascii="宋体" w:hAnsi="宋体" w:eastAsia="宋体" w:cs="宋体"/>
       <w:bCs/>
       <w:spacing w:val="-6"/>
       <w:sz w:val="52"/>
       <w:szCs w:val="52"/>
     </w:rPr>
   </w:style>
-  <w:style w:type="paragraph" w:customStyle="1" w:styleId="a0">
+  <w:style w:type="paragraph" w:customStyle="1" w:styleId="27">
     <w:name w:val="柴_文档名"/>
-    <w:basedOn w:val="Title"/>
+    <w:basedOn w:val="20"/>
     <w:qFormat/>
+    <w:uiPriority w:val="0"/>
     <w:pPr>
       <w:spacing w:after="900" w:afterLines="900"/>
     </w:pPr>
     <w:rPr>
-      <w:rFonts w:ascii="黑体" w:eastAsia="黑体" w:hAnsi="黑体" w:cs="黑体"/>
+      <w:rFonts w:ascii="黑体" w:hAnsi="黑体" w:eastAsia="黑体" w:cs="黑体"/>
       <w:bCs/>
       <w:spacing w:val="-7"/>
       <w:sz w:val="52"/>
       <w:szCs w:val="52"/>
     </w:rPr>
   </w:style>
-  <w:style w:type="table" w:customStyle="1" w:styleId="TableNormal0">
+  <w:style w:type="table" w:customStyle="1" w:styleId="28">
     <w:name w:val="Table Normal_0"/>
     <w:semiHidden/>
     <w:unhideWhenUsed/>
     <w:qFormat/>
+    <w:uiPriority w:val="0"/>
     <w:tblPr>
       <w:tblCellMar>
         <w:top w:w="0" w:type="dxa"/>
@@ -5058,81 +5145,87 @@
       </w:tblCellMar>
     </w:tblPr>
   </w:style>
-  <w:style w:type="paragraph" w:customStyle="1" w:styleId="TableText">
+  <w:style w:type="paragraph" w:customStyle="1" w:styleId="29">
     <w:name w:val="Table Text"/>
-    <w:basedOn w:val="Normal"/>
+    <w:basedOn w:val="1"/>
     <w:semiHidden/>
     <w:qFormat/>
+    <w:uiPriority w:val="0"/>
     <w:rPr>
-      <w:rFonts w:ascii="宋体" w:eastAsia="宋体" w:hAnsi="宋体" w:cs="宋体"/>
+      <w:rFonts w:ascii="宋体" w:hAnsi="宋体" w:eastAsia="宋体" w:cs="宋体"/>
       <w:sz w:val="21"/>
       <w:szCs w:val="21"/>
       <w:lang w:val="en-US" w:eastAsia="en-US" w:bidi="ar-SA"/>
     </w:rPr>
   </w:style>
-  <w:style w:type="paragraph" w:customStyle="1" w:styleId="1">
+  <w:style w:type="paragraph" w:customStyle="1" w:styleId="30">
     <w:name w:val="柴_标题1"/>
-    <w:basedOn w:val="Heading1"/>
-    <w:next w:val="a1"/>
-    <w:link w:val="1Char"/>
+    <w:basedOn w:val="2"/>
+    <w:next w:val="31"/>
+    <w:link w:val="40"/>
     <w:qFormat/>
+    <w:uiPriority w:val="0"/>
     <w:pPr>
       <w:spacing w:before="100" w:after="90" w:line="360" w:lineRule="auto"/>
     </w:pPr>
     <w:rPr>
-      <w:rFonts w:ascii="Arial" w:eastAsia="宋体" w:hAnsi="Arial"/>
+      <w:rFonts w:ascii="Arial" w:hAnsi="Arial" w:eastAsia="宋体"/>
       <w:sz w:val="32"/>
     </w:rPr>
   </w:style>
-  <w:style w:type="paragraph" w:customStyle="1" w:styleId="a1">
+  <w:style w:type="paragraph" w:customStyle="1" w:styleId="31">
     <w:name w:val="柴_正文"/>
-    <w:basedOn w:val="BodyText"/>
-    <w:link w:val="Char"/>
+    <w:basedOn w:val="12"/>
+    <w:link w:val="44"/>
     <w:qFormat/>
+    <w:uiPriority w:val="0"/>
     <w:pPr>
       <w:spacing w:line="360" w:lineRule="auto"/>
       <w:ind w:firstLine="470" w:firstLineChars="200"/>
     </w:pPr>
     <w:rPr>
-      <w:rFonts w:ascii="Arial" w:eastAsia="宋体" w:hAnsi="Arial"/>
+      <w:rFonts w:ascii="Arial" w:hAnsi="Arial" w:eastAsia="宋体"/>
       <w:sz w:val="24"/>
       <w:lang w:eastAsia="zh-CN"/>
     </w:rPr>
   </w:style>
-  <w:style w:type="paragraph" w:customStyle="1" w:styleId="2">
+  <w:style w:type="paragraph" w:customStyle="1" w:styleId="32">
     <w:name w:val="柴_标题2"/>
-    <w:basedOn w:val="Heading2"/>
-    <w:next w:val="a1"/>
+    <w:basedOn w:val="3"/>
+    <w:next w:val="31"/>
     <w:qFormat/>
+    <w:uiPriority w:val="0"/>
     <w:pPr>
       <w:spacing w:line="360" w:lineRule="auto"/>
     </w:pPr>
     <w:rPr>
-      <w:rFonts w:ascii="Arial" w:eastAsia="宋体" w:hAnsi="Arial"/>
+      <w:rFonts w:ascii="Arial" w:hAnsi="Arial" w:eastAsia="宋体"/>
       <w:sz w:val="28"/>
     </w:rPr>
   </w:style>
-  <w:style w:type="paragraph" w:customStyle="1" w:styleId="3">
+  <w:style w:type="paragraph" w:customStyle="1" w:styleId="33">
     <w:name w:val="柴_标题3"/>
-    <w:basedOn w:val="Heading3"/>
-    <w:next w:val="a1"/>
+    <w:basedOn w:val="4"/>
+    <w:next w:val="31"/>
     <w:qFormat/>
+    <w:uiPriority w:val="0"/>
     <w:pPr>
       <w:spacing w:line="360" w:lineRule="auto"/>
       <w:ind w:left="0" w:firstLine="472" w:firstLineChars="200"/>
     </w:pPr>
     <w:rPr>
-      <w:rFonts w:ascii="宋体" w:eastAsia="宋体" w:hAnsi="宋体" w:cs="宋体"/>
+      <w:rFonts w:ascii="宋体" w:hAnsi="宋体" w:eastAsia="宋体" w:cs="宋体"/>
       <w:spacing w:val="-2"/>
       <w:sz w:val="24"/>
       <w:szCs w:val="24"/>
     </w:rPr>
   </w:style>
-  <w:style w:type="paragraph" w:customStyle="1" w:styleId="a2">
+  <w:style w:type="paragraph" w:customStyle="1" w:styleId="34">
     <w:name w:val="柴_目录"/>
-    <w:basedOn w:val="Normal"/>
-    <w:next w:val="BodyText"/>
+    <w:basedOn w:val="1"/>
+    <w:next w:val="12"/>
     <w:qFormat/>
+    <w:uiPriority w:val="0"/>
     <w:pPr>
       <w:tabs>
         <w:tab w:val="right" w:leader="dot" w:pos="8442"/>
@@ -5140,59 +5233,64 @@
       <w:ind w:left="0" w:leftChars="0"/>
     </w:pPr>
     <w:rPr>
-      <w:rFonts w:ascii="Arial" w:eastAsia="Microsoft JhengHei" w:hAnsi="Arial"/>
+      <w:rFonts w:ascii="Arial" w:hAnsi="Arial" w:eastAsia="Microsoft JhengHei"/>
       <w:sz w:val="24"/>
     </w:rPr>
   </w:style>
-  <w:style w:type="paragraph" w:customStyle="1" w:styleId="WPSOffice1">
+  <w:style w:type="paragraph" w:customStyle="1" w:styleId="35">
     <w:name w:val="WPSOffice手动目录 1"/>
     <w:qFormat/>
+    <w:uiPriority w:val="0"/>
     <w:pPr>
       <w:ind w:leftChars="0"/>
     </w:pPr>
     <w:rPr>
-      <w:rFonts w:ascii="Times New Roman" w:eastAsia="宋体" w:hAnsi="Times New Roman" w:cs="Times New Roman"/>
+      <w:rFonts w:ascii="Times New Roman" w:hAnsi="Times New Roman" w:eastAsia="宋体" w:cs="Times New Roman"/>
       <w:sz w:val="20"/>
       <w:szCs w:val="20"/>
     </w:rPr>
   </w:style>
-  <w:style w:type="paragraph" w:customStyle="1" w:styleId="WPSOffice2">
+  <w:style w:type="paragraph" w:customStyle="1" w:styleId="36">
     <w:name w:val="WPSOffice手动目录 2"/>
     <w:qFormat/>
+    <w:uiPriority w:val="0"/>
     <w:pPr>
       <w:ind w:leftChars="200"/>
     </w:pPr>
     <w:rPr>
-      <w:rFonts w:ascii="Times New Roman" w:eastAsia="宋体" w:hAnsi="Times New Roman" w:cs="Times New Roman"/>
+      <w:rFonts w:ascii="Times New Roman" w:hAnsi="Times New Roman" w:eastAsia="宋体" w:cs="Times New Roman"/>
       <w:sz w:val="20"/>
       <w:szCs w:val="20"/>
     </w:rPr>
   </w:style>
-  <w:style w:type="paragraph" w:customStyle="1" w:styleId="WPSOffice3">
+  <w:style w:type="paragraph" w:customStyle="1" w:styleId="37">
     <w:name w:val="WPSOffice手动目录 3"/>
     <w:qFormat/>
+    <w:uiPriority w:val="0"/>
     <w:pPr>
       <w:ind w:leftChars="400"/>
     </w:pPr>
     <w:rPr>
-      <w:rFonts w:ascii="Times New Roman" w:eastAsia="宋体" w:hAnsi="Times New Roman" w:cs="Times New Roman"/>
+      <w:rFonts w:ascii="Times New Roman" w:hAnsi="Times New Roman" w:eastAsia="宋体" w:cs="Times New Roman"/>
       <w:sz w:val="20"/>
       <w:szCs w:val="20"/>
     </w:rPr>
   </w:style>
-  <w:style w:type="paragraph" w:customStyle="1" w:styleId="Compact">
+  <w:style w:type="paragraph" w:customStyle="1" w:styleId="38">
     <w:name w:val="Compact"/>
-    <w:basedOn w:val="BodyText"/>
+    <w:basedOn w:val="12"/>
     <w:qFormat/>
+    <w:uiPriority w:val="0"/>
     <w:pPr>
       <w:spacing w:before="36" w:after="36"/>
     </w:pPr>
   </w:style>
-  <w:style w:type="table" w:customStyle="1" w:styleId="Table">
+  <w:style w:type="table" w:customStyle="1" w:styleId="39">
     <w:name w:val="Table"/>
     <w:semiHidden/>
     <w:unhideWhenUsed/>
     <w:qFormat/>
+    <w:uiPriority w:val="0"/>
     <w:tblPr>
       <w:tblCellMar>
         <w:top w:w="0" w:type="dxa"/>
@@ -5204,26 +5302,28 @@
     <w:tblStylePr w:type="firstRow">
       <w:tcPr>
         <w:tcBorders>
-          <w:bottom w:val="single" w:sz="0" w:space="0" w:color="auto"/>
+          <w:bottom w:val="single" w:color="auto" w:sz="0" w:space="0"/>
         </w:tcBorders>
         <w:vAlign w:val="bottom"/>
       </w:tcPr>
     </w:tblStylePr>
   </w:style>
-  <w:style w:type="character" w:customStyle="1" w:styleId="1Char">
+  <w:style w:type="character" w:customStyle="1" w:styleId="40">
     <w:name w:val="柴_标题1 Char"/>
-    <w:link w:val="1"/>
+    <w:link w:val="30"/>
     <w:qFormat/>
+    <w:uiPriority w:val="0"/>
     <w:rPr>
-      <w:rFonts w:ascii="Arial" w:eastAsia="宋体" w:hAnsi="Arial"/>
+      <w:rFonts w:ascii="Arial" w:hAnsi="Arial" w:eastAsia="宋体"/>
       <w:sz w:val="32"/>
     </w:rPr>
   </w:style>
-  <w:style w:type="table" w:customStyle="1" w:styleId="TableNormal1">
+  <w:style w:type="table" w:customStyle="1" w:styleId="41">
     <w:name w:val="Table Normal_1"/>
     <w:semiHidden/>
     <w:unhideWhenUsed/>
     <w:qFormat/>
+    <w:uiPriority w:val="0"/>
     <w:tblPr>
       <w:tblCellMar>
         <w:top w:w="0" w:type="dxa"/>
@@ -5233,10 +5333,11 @@
       </w:tblCellMar>
     </w:tblPr>
   </w:style>
-  <w:style w:type="paragraph" w:customStyle="1" w:styleId="a3">
+  <w:style w:type="paragraph" w:customStyle="1" w:styleId="42">
     <w:name w:val="柴_正文_无缩进"/>
-    <w:basedOn w:val="Normal"/>
+    <w:basedOn w:val="1"/>
     <w:qFormat/>
+    <w:uiPriority w:val="0"/>
     <w:pPr>
       <w:ind w:firstLine="0" w:firstLineChars="0"/>
     </w:pPr>
@@ -5246,29 +5347,31 @@
       <w:lang w:eastAsia="zh-CN"/>
     </w:rPr>
   </w:style>
-  <w:style w:type="paragraph" w:customStyle="1" w:styleId="4">
+  <w:style w:type="paragraph" w:customStyle="1" w:styleId="43">
     <w:name w:val="柴_标题4"/>
-    <w:basedOn w:val="Heading4"/>
-    <w:next w:val="Normal"/>
+    <w:basedOn w:val="5"/>
+    <w:next w:val="1"/>
     <w:qFormat/>
+    <w:uiPriority w:val="0"/>
     <w:pPr>
       <w:widowControl w:val="0"/>
       <w:spacing w:before="160" w:line="360" w:lineRule="auto"/>
-      <w:ind w:left="981" w:hanging="862" w:leftChars="300"/>
+      <w:ind w:left="981" w:leftChars="300" w:hanging="862"/>
     </w:pPr>
     <w:rPr>
-      <w:rFonts w:ascii="Calibri" w:eastAsia="宋体" w:hAnsi="Calibri" w:cs="宋体" w:hint="eastAsia"/>
+      <w:rFonts w:hint="eastAsia" w:ascii="Calibri" w:hAnsi="Calibri" w:eastAsia="宋体" w:cs="宋体"/>
       <w:sz w:val="24"/>
       <w:szCs w:val="24"/>
       <w:lang w:eastAsia="zh-CN" w:bidi="zh-CN"/>
     </w:rPr>
   </w:style>
-  <w:style w:type="character" w:customStyle="1" w:styleId="Char">
+  <w:style w:type="character" w:customStyle="1" w:styleId="44">
     <w:name w:val="柴_正文 Char"/>
-    <w:link w:val="a1"/>
+    <w:link w:val="31"/>
     <w:qFormat/>
+    <w:uiPriority w:val="0"/>
     <w:rPr>
-      <w:rFonts w:ascii="Arial" w:eastAsia="宋体" w:hAnsi="Arial"/>
+      <w:rFonts w:ascii="Arial" w:hAnsi="Arial" w:eastAsia="宋体"/>
       <w:sz w:val="24"/>
       <w:lang w:eastAsia="zh-CN"/>
     </w:rPr>

--- a/5-人员管理/流程制度规范类文件/050106-人员备份管理制度.docx
+++ b/5-人员管理/流程制度规范类文件/050106-人员备份管理制度.docx
@@ -995,8 +995,6 @@
               </w:rPr>
               <w:t>刘钢要</w:t>
             </w:r>
-            <w:bookmarkStart w:id="25" w:name="_GoBack"/>
-            <w:bookmarkEnd w:id="25"/>
           </w:p>
         </w:tc>
         <w:tc>
@@ -1267,6 +1265,12 @@
             <w:insideH w:val="single" w:color="000000" w:sz="2" w:space="0"/>
             <w:insideV w:val="single" w:color="000000" w:sz="2" w:space="0"/>
           </w:tblBorders>
+          <w:tblCellMar>
+            <w:top w:w="0" w:type="dxa"/>
+            <w:left w:w="0" w:type="dxa"/>
+            <w:bottom w:w="0" w:type="dxa"/>
+            <w:right w:w="0" w:type="dxa"/>
+          </w:tblCellMar>
         </w:tblPrEx>
         <w:trPr>
           <w:trHeight w:val="557" w:hRule="atLeast"/>
@@ -3499,8 +3503,8 @@
         <w:overflowPunct/>
         <w:bidi w:val="0"/>
       </w:pPr>
-      <w:bookmarkStart w:id="17" w:name="_Toc5250"/>
-      <w:bookmarkStart w:id="18" w:name="_Toc26331"/>
+      <w:bookmarkStart w:id="17" w:name="_Toc26331"/>
+      <w:bookmarkStart w:id="18" w:name="_Toc5250"/>
       <w:r>
         <w:rPr>
           <w:rFonts w:hint="eastAsia"/>
@@ -3816,7 +3820,7 @@
             <w:pPr>
               <w:widowControl w:val="0"/>
               <w:rPr>
-                <w:rFonts w:hint="eastAsia" w:ascii="宋体" w:hAnsi="宋体" w:eastAsia="宋体" w:cs="宋体"/>
+                <w:rFonts w:hint="default" w:ascii="宋体" w:hAnsi="宋体" w:eastAsia="宋体" w:cs="宋体"/>
                 <w:snapToGrid w:val="0"/>
                 <w:color w:val="000000"/>
                 <w:kern w:val="0"/>
@@ -3834,6 +3838,17 @@
               </w:rPr>
               <w:t>每年</w:t>
             </w:r>
+            <w:r>
+              <w:rPr>
+                <w:rFonts w:hint="eastAsia" w:ascii="宋体" w:hAnsi="宋体" w:cs="宋体"/>
+                <w:sz w:val="18"/>
+                <w:szCs w:val="18"/>
+                <w:lang w:val="en-US" w:eastAsia="zh-CN"/>
+              </w:rPr>
+              <w:t>度</w:t>
+            </w:r>
+            <w:bookmarkStart w:id="25" w:name="_GoBack"/>
+            <w:bookmarkEnd w:id="25"/>
           </w:p>
         </w:tc>
       </w:tr>
@@ -3854,8 +3869,8 @@
       </w:pPr>
       <w:bookmarkStart w:id="19" w:name="bookmark3"/>
       <w:bookmarkEnd w:id="19"/>
-      <w:bookmarkStart w:id="20" w:name="_Toc6051"/>
-      <w:bookmarkStart w:id="21" w:name="_Toc17424"/>
+      <w:bookmarkStart w:id="20" w:name="_Toc17424"/>
+      <w:bookmarkStart w:id="21" w:name="_Toc6051"/>
       <w:r>
         <w:rPr>
           <w:rStyle w:val="40"/>
